--- a/FASE 1/Evidencias Grupales/1.5_GuiaEstudiante_Fase 1_Definicion Proyecto APT (Espanol).docx
+++ b/FASE 1/Evidencias Grupales/1.5_GuiaEstudiante_Fase 1_Definicion Proyecto APT (Espanol).docx
@@ -27,7 +27,7 @@
                 <wp:extent cx="6580505" cy="1486535"/>
                 <wp:effectExtent b="0" l="0" r="0" t="0"/>
                 <wp:wrapNone/>
-                <wp:docPr id="52" name=""/>
+                <wp:docPr id="53" name=""/>
                 <a:graphic>
                   <a:graphicData uri="http://schemas.microsoft.com/office/word/2010/wordprocessingGroup">
                     <wpg:wgp>
@@ -320,12 +320,12 @@
                 <wp:extent cx="6580505" cy="1486535"/>
                 <wp:effectExtent b="0" l="0" r="0" t="0"/>
                 <wp:wrapNone/>
-                <wp:docPr id="52" name="image2.png"/>
+                <wp:docPr id="53" name="image3.png"/>
                 <a:graphic>
                   <a:graphicData uri="http://schemas.openxmlformats.org/drawingml/2006/picture">
                     <pic:pic>
                       <pic:nvPicPr>
-                        <pic:cNvPr id="0" name="image2.png"/>
+                        <pic:cNvPr id="0" name="image3.png"/>
                         <pic:cNvPicPr preferRelativeResize="0"/>
                       </pic:nvPicPr>
                       <pic:blipFill>
@@ -426,7 +426,7 @@
         <w:widowControl w:val="1"/>
         <w:numPr>
           <w:ilvl w:val="0"/>
-          <w:numId w:val="1"/>
+          <w:numId w:val="2"/>
         </w:numPr>
         <w:pBdr>
           <w:top w:space="0" w:sz="0" w:val="nil"/>
@@ -695,7 +695,7 @@
                 <w:bCs w:val="1"/>
                 <w:rtl w:val="0"/>
               </w:rPr>
-              <w:t xml:space="preserve">Katherine Muñoz</w:t>
+              <w:t xml:space="preserve">Jurian Soto</w:t>
             </w:r>
           </w:p>
           <w:p>
@@ -711,7 +711,7 @@
                 <w:bCs w:val="1"/>
                 <w:rtl w:val="0"/>
               </w:rPr>
-              <w:t xml:space="preserve">Darko Rivas</w:t>
+              <w:t xml:space="preserve">Katherine Muñoz</w:t>
             </w:r>
           </w:p>
           <w:p>
@@ -727,7 +727,7 @@
                 <w:bCs w:val="1"/>
                 <w:rtl w:val="0"/>
               </w:rPr>
-              <w:t xml:space="preserve">Jurian Soto</w:t>
+              <w:t xml:space="preserve">Darko Rivas</w:t>
             </w:r>
           </w:p>
         </w:tc>
@@ -776,7 +776,7 @@
                 <w:bCs w:val="1"/>
                 <w:rtl w:val="0"/>
               </w:rPr>
-              <w:t xml:space="preserve">19.442.181-8</w:t>
+              <w:t xml:space="preserve">18.651.385-1</w:t>
             </w:r>
           </w:p>
           <w:p>
@@ -792,7 +792,7 @@
                 <w:bCs w:val="1"/>
                 <w:rtl w:val="0"/>
               </w:rPr>
-              <w:t xml:space="preserve">19.417.706-2</w:t>
+              <w:t xml:space="preserve">19.442.181-8</w:t>
             </w:r>
           </w:p>
           <w:p>
@@ -808,7 +808,7 @@
                 <w:bCs w:val="1"/>
                 <w:rtl w:val="0"/>
               </w:rPr>
-              <w:t xml:space="preserve">19.023.656-0</w:t>
+              <w:t xml:space="preserve">19.417.706-2</w:t>
             </w:r>
           </w:p>
         </w:tc>
@@ -1132,6 +1132,7 @@
           </w:tcPr>
           <w:p>
             <w:pPr>
+              <w:jc w:val="both"/>
               <w:rPr>
                 <w:b w:val="1"/>
                 <w:bCs w:val="1"/>
@@ -1139,12 +1140,14 @@
             </w:pPr>
             <w:r>
               <w:rPr>
+                <w:i w:val="1"/>
+                <w:iCs w:val="1"/>
                 <w:color w:val="548dd4"/>
                 <w:sz w:val="20"/>
                 <w:szCs w:val="20"/>
                 <w:rtl w:val="0"/>
               </w:rPr>
-              <w:t xml:space="preserve">Vitta</w:t>
+              <w:t xml:space="preserve">Mybalance</w:t>
             </w:r>
             <w:r>
               <w:rPr>
@@ -1296,7 +1299,7 @@
                 <w:szCs w:val="20"/>
                 <w:rtl w:val="0"/>
               </w:rPr>
-              <w:t xml:space="preserve">Diseñar soluciones que permitan resolver requerimientos de información mediante el uso de bases de datos.</w:t>
+              <w:t xml:space="preserve">Diseñar soluciones que permitan responder a requerimientos de información mediante el uso de bases de datos.</w:t>
             </w:r>
           </w:p>
           <w:p>
@@ -1318,7 +1321,7 @@
                 <w:szCs w:val="20"/>
                 <w:rtl w:val="0"/>
               </w:rPr>
-              <w:t xml:space="preserve">Evaluar y gestionar proyectos informáticos utilizando metodologías y herramientas de gestión, considerando contextos ágiles.</w:t>
+              <w:t xml:space="preserve">Evaluar y gestionar proyectos informáticos mediante metodologías y herramientas de gestión, considerando contextos tradicionales y ágiles.</w:t>
             </w:r>
           </w:p>
           <w:p>
@@ -1362,23 +1365,7 @@
                 <w:szCs w:val="20"/>
                 <w:rtl w:val="0"/>
               </w:rPr>
-              <w:t xml:space="preserve">Desarrollar soluciones de software para plataformas y dispositivos móviles utilizando marcos de trabajo, herramientas y lenguajes de programación apropiados.</w:t>
-            </w:r>
-          </w:p>
-          <w:p>
-            <w:pPr>
-              <w:rPr>
-                <w:i w:val="1"/>
-                <w:iCs w:val="1"/>
-                <w:color w:val="548dd4"/>
-                <w:sz w:val="20"/>
-                <w:szCs w:val="20"/>
-              </w:rPr>
-            </w:pPr>
-            <w:r>
-              <w:rPr>
-                <w:rtl w:val="0"/>
-              </w:rPr>
+              <w:t xml:space="preserve">Desarrollar soluciones de software para plataformas y dispositivos móviles mediante el uso de marcos de trabajo, herramientas y lenguajes de programación adecuados.</w:t>
             </w:r>
           </w:p>
         </w:tc>
@@ -1626,9 +1613,9 @@
           </w:tcPr>
           <w:p>
             <w:pPr>
-              <w:jc w:val="both"/>
-              <w:rPr>
-                <w:rFonts w:ascii="Calibri" w:cs="Calibri" w:eastAsia="Calibri" w:hAnsi="Calibri"/>
+              <w:spacing w:after="240" w:before="240" w:lineRule="auto"/>
+              <w:jc w:val="both"/>
+              <w:rPr>
                 <w:i w:val="1"/>
                 <w:iCs w:val="1"/>
                 <w:color w:val="548dd4"/>
@@ -1638,7 +1625,6 @@
             </w:pPr>
             <w:r>
               <w:rPr>
-                <w:rFonts w:ascii="Calibri" w:cs="Calibri" w:eastAsia="Calibri" w:hAnsi="Calibri"/>
                 <w:i w:val="1"/>
                 <w:iCs w:val="1"/>
                 <w:color w:val="548dd4"/>
@@ -1646,7 +1632,513 @@
                 <w:szCs w:val="20"/>
                 <w:rtl w:val="0"/>
               </w:rPr>
-              <w:t xml:space="preserve">Todo proyecto, ya sea una innovación, producto, servicio, etc., pretende dar respuesta a una situación o problemática. Señala qué problema busca solucionar tu proyecto y la relevancia que tiene para el campo laboral de tu carrera. También menciona el contexto en que esta problemática se sitúa (lugar, a quienes impactaría, etc.). Es importante que esta problemática sea relevante en el contexto de la profesión, siendo su resolución un aporte real o simulado a la organización u entorno en el que se sitúa. Algunas preguntas que pueden ayudarte a responder este apartado son: </w:t>
+              <w:t xml:space="preserve">El proyecto Mybalancesurge a partir de la necesidad de contar con una herramienta que permita organizar distintos aspectos relacionados con los hábitos y la vida cotidiana de las personas. Actualmente, este tipo de información suele gestionarse mediante aplicaciones independientes, generando una fragmentación de los datos que dificulta mantener un seguimiento constante y visualizar de manera global los avances obtenidos.</w:t>
+            </w:r>
+          </w:p>
+          <w:p>
+            <w:pPr>
+              <w:spacing w:after="240" w:before="240" w:lineRule="auto"/>
+              <w:jc w:val="both"/>
+              <w:rPr>
+                <w:i w:val="1"/>
+                <w:iCs w:val="1"/>
+                <w:color w:val="548dd4"/>
+                <w:sz w:val="20"/>
+                <w:szCs w:val="20"/>
+              </w:rPr>
+            </w:pPr>
+            <w:r>
+              <w:rPr>
+                <w:i w:val="1"/>
+                <w:iCs w:val="1"/>
+                <w:color w:val="548dd4"/>
+                <w:sz w:val="20"/>
+                <w:szCs w:val="20"/>
+                <w:rtl w:val="0"/>
+              </w:rPr>
+              <w:t xml:space="preserve">Esta problemática afecta principalmente a las personas que buscan organizar mejor sus actividades y realizar seguimiento de metas relacionadas con su bienestar y vida cotidiana. Mybalancebusca responder a esta necesidad mediante una aplicación móvil modular que permita registrar información, establecer metas y consultar indicadores asociados al progreso del usuario.</w:t>
+            </w:r>
+          </w:p>
+          <w:p>
+            <w:pPr>
+              <w:spacing w:after="240" w:before="240" w:lineRule="auto"/>
+              <w:jc w:val="both"/>
+              <w:rPr>
+                <w:i w:val="1"/>
+                <w:iCs w:val="1"/>
+                <w:color w:val="548dd4"/>
+                <w:sz w:val="20"/>
+                <w:szCs w:val="20"/>
+              </w:rPr>
+            </w:pPr>
+            <w:r>
+              <w:rPr>
+                <w:i w:val="1"/>
+                <w:iCs w:val="1"/>
+                <w:color w:val="548dd4"/>
+                <w:sz w:val="20"/>
+                <w:szCs w:val="20"/>
+                <w:rtl w:val="0"/>
+              </w:rPr>
+              <w:t xml:space="preserve">El proyecto resulta relevante para el campo de la Ingeniería en Informática, ya que requiere aplicar conocimientos asociados al análisis de requerimientos, diseño y desarrollo de software, bases de datos, integración de sistemas, seguridad, pruebas y gestión de proyectos. Su aporte consiste en desarrollar una solución tecnológica accesible que centralice la información y facilite su seguimiento mediante dashboards, reportes, indicadores y herramientas de apoyo a la organización personal.</w:t>
+            </w:r>
+          </w:p>
+        </w:tc>
+      </w:tr>
+      <w:tr>
+        <w:trPr>
+          <w:cantSplit w:val="0"/>
+          <w:trHeight w:val="1037" w:hRule="atLeast"/>
+          <w:tblHeader w:val="0"/>
+        </w:trPr>
+        <w:tc>
+          <w:tcPr>
+            <w:vAlign w:val="center"/>
+          </w:tcPr>
+          <w:p>
+            <w:pPr>
+              <w:rPr>
+                <w:rFonts w:ascii="Calibri" w:cs="Calibri" w:eastAsia="Calibri" w:hAnsi="Calibri"/>
+                <w:color w:val="1f3864"/>
+              </w:rPr>
+            </w:pPr>
+            <w:r>
+              <w:rPr>
+                <w:rFonts w:ascii="Calibri" w:cs="Calibri" w:eastAsia="Calibri" w:hAnsi="Calibri"/>
+                <w:color w:val="1f3864"/>
+                <w:rtl w:val="0"/>
+              </w:rPr>
+              <w:t xml:space="preserve">Descripción del Proyecto APT</w:t>
+            </w:r>
+          </w:p>
+        </w:tc>
+        <w:tc>
+          <w:tcPr>
+            <w:vAlign w:val="center"/>
+          </w:tcPr>
+          <w:p>
+            <w:pPr>
+              <w:spacing w:after="240" w:before="240" w:lineRule="auto"/>
+              <w:jc w:val="both"/>
+              <w:rPr>
+                <w:i w:val="1"/>
+                <w:iCs w:val="1"/>
+                <w:color w:val="548dd4"/>
+                <w:sz w:val="20"/>
+                <w:szCs w:val="20"/>
+              </w:rPr>
+            </w:pPr>
+            <w:r>
+              <w:rPr>
+                <w:i w:val="1"/>
+                <w:iCs w:val="1"/>
+                <w:color w:val="548dd4"/>
+                <w:sz w:val="20"/>
+                <w:szCs w:val="20"/>
+                <w:rtl w:val="0"/>
+              </w:rPr>
+              <w:t xml:space="preserve">Mybalance corresponde al diseño y desarrollo de una aplicación móvil orientada a la organización personal y al seguimiento de distintos aspectos de la vida cotidiana.</w:t>
+            </w:r>
+          </w:p>
+          <w:p>
+            <w:pPr>
+              <w:spacing w:after="240" w:before="240" w:lineRule="auto"/>
+              <w:jc w:val="both"/>
+              <w:rPr>
+                <w:i w:val="1"/>
+                <w:iCs w:val="1"/>
+                <w:color w:val="548dd4"/>
+                <w:sz w:val="20"/>
+                <w:szCs w:val="20"/>
+              </w:rPr>
+            </w:pPr>
+            <w:r>
+              <w:rPr>
+                <w:i w:val="1"/>
+                <w:iCs w:val="1"/>
+                <w:color w:val="548dd4"/>
+                <w:sz w:val="20"/>
+                <w:szCs w:val="20"/>
+                <w:rtl w:val="0"/>
+              </w:rPr>
+              <w:t xml:space="preserve">La solución estará estructurada mediante módulos, considerando inicialmente Alimentación e Hidratación, Finanzas y Dejar de Fumar. Estos permitirán registrar información, establecer metas, consultar historiales y visualizar el progreso alcanzado.</w:t>
+            </w:r>
+          </w:p>
+          <w:p>
+            <w:pPr>
+              <w:spacing w:after="240" w:before="240" w:lineRule="auto"/>
+              <w:jc w:val="both"/>
+              <w:rPr>
+                <w:i w:val="1"/>
+                <w:iCs w:val="1"/>
+                <w:color w:val="548dd4"/>
+                <w:sz w:val="20"/>
+                <w:szCs w:val="20"/>
+              </w:rPr>
+            </w:pPr>
+            <w:r>
+              <w:rPr>
+                <w:i w:val="1"/>
+                <w:iCs w:val="1"/>
+                <w:color w:val="548dd4"/>
+                <w:sz w:val="20"/>
+                <w:szCs w:val="20"/>
+                <w:rtl w:val="0"/>
+              </w:rPr>
+              <w:t xml:space="preserve">La aplicación incorporará además un dashboard general, notificaciones y recordatorios, junto con un sistema de gamificación basado en puntos y recompensas. Los puntos obtenidos podrán utilizarse para desbloquear elementos de personalización de la aplicación, incluyendo elementos asociados a una mascota virtual.</w:t>
+            </w:r>
+          </w:p>
+          <w:p>
+            <w:pPr>
+              <w:spacing w:after="240" w:before="240" w:lineRule="auto"/>
+              <w:jc w:val="both"/>
+              <w:rPr>
+                <w:i w:val="1"/>
+                <w:iCs w:val="1"/>
+                <w:color w:val="548dd4"/>
+                <w:sz w:val="20"/>
+                <w:szCs w:val="20"/>
+              </w:rPr>
+            </w:pPr>
+            <w:r>
+              <w:rPr>
+                <w:i w:val="1"/>
+                <w:iCs w:val="1"/>
+                <w:color w:val="548dd4"/>
+                <w:sz w:val="20"/>
+                <w:szCs w:val="20"/>
+                <w:rtl w:val="0"/>
+              </w:rPr>
+              <w:t xml:space="preserve">La solución estará compuesta por una aplicación móvil principal, un backend, una base de datos y componentes administrativos que trabajarán de manera integrada para soportar las funcionalidades definidas para el proyecto.</w:t>
+            </w:r>
+          </w:p>
+        </w:tc>
+      </w:tr>
+      <w:tr>
+        <w:trPr>
+          <w:cantSplit w:val="0"/>
+          <w:trHeight w:val="866" w:hRule="atLeast"/>
+          <w:tblHeader w:val="0"/>
+        </w:trPr>
+        <w:tc>
+          <w:tcPr>
+            <w:vAlign w:val="center"/>
+          </w:tcPr>
+          <w:p>
+            <w:pPr>
+              <w:rPr>
+                <w:rFonts w:ascii="Calibri" w:cs="Calibri" w:eastAsia="Calibri" w:hAnsi="Calibri"/>
+                <w:color w:val="1f3864"/>
+              </w:rPr>
+            </w:pPr>
+            <w:r>
+              <w:rPr>
+                <w:rFonts w:ascii="Calibri" w:cs="Calibri" w:eastAsia="Calibri" w:hAnsi="Calibri"/>
+                <w:color w:val="1f3864"/>
+                <w:rtl w:val="0"/>
+              </w:rPr>
+              <w:t xml:space="preserve">Pertinencia del proyecto con el perfil de egreso</w:t>
+            </w:r>
+          </w:p>
+        </w:tc>
+        <w:tc>
+          <w:tcPr>
+            <w:vAlign w:val="center"/>
+          </w:tcPr>
+          <w:p>
+            <w:pPr>
+              <w:spacing w:after="240" w:before="240" w:lineRule="auto"/>
+              <w:jc w:val="both"/>
+              <w:rPr>
+                <w:i w:val="1"/>
+                <w:iCs w:val="1"/>
+                <w:color w:val="548dd4"/>
+                <w:sz w:val="20"/>
+                <w:szCs w:val="20"/>
+              </w:rPr>
+            </w:pPr>
+            <w:r>
+              <w:rPr>
+                <w:i w:val="1"/>
+                <w:iCs w:val="1"/>
+                <w:color w:val="548dd4"/>
+                <w:sz w:val="20"/>
+                <w:szCs w:val="20"/>
+                <w:rtl w:val="0"/>
+              </w:rPr>
+              <w:t xml:space="preserve">El proyecto Mybalance se relaciona directamente con el perfil de egreso de Ingeniería en Informática, ya que requiere integrar distintas competencias desarrolladas durante la carrera para diseñar e implementar una solución de software completa.</w:t>
+            </w:r>
+          </w:p>
+          <w:p>
+            <w:pPr>
+              <w:spacing w:after="240" w:before="240" w:lineRule="auto"/>
+              <w:jc w:val="both"/>
+              <w:rPr>
+                <w:i w:val="1"/>
+                <w:iCs w:val="1"/>
+                <w:color w:val="548dd4"/>
+                <w:sz w:val="20"/>
+                <w:szCs w:val="20"/>
+              </w:rPr>
+            </w:pPr>
+            <w:r>
+              <w:rPr>
+                <w:i w:val="1"/>
+                <w:iCs w:val="1"/>
+                <w:color w:val="548dd4"/>
+                <w:sz w:val="20"/>
+                <w:szCs w:val="20"/>
+                <w:rtl w:val="0"/>
+              </w:rPr>
+              <w:t xml:space="preserve">Durante el desarrollo del proyecto será necesario aplicar conocimientos relacionados con análisis y levantamiento de requerimientos, diseño de soluciones de software, desarrollo de aplicaciones móviles, programación Back End, modelamiento y gestión de bases de datos, integración mediante servicios API, seguridad, control de calidad, pruebas y gestión de proyectos.</w:t>
+            </w:r>
+          </w:p>
+          <w:p>
+            <w:pPr>
+              <w:spacing w:after="240" w:before="240" w:lineRule="auto"/>
+              <w:jc w:val="both"/>
+              <w:rPr>
+                <w:i w:val="1"/>
+                <w:iCs w:val="1"/>
+                <w:color w:val="548dd4"/>
+                <w:sz w:val="20"/>
+                <w:szCs w:val="20"/>
+              </w:rPr>
+            </w:pPr>
+            <w:r>
+              <w:rPr>
+                <w:i w:val="1"/>
+                <w:iCs w:val="1"/>
+                <w:color w:val="548dd4"/>
+                <w:sz w:val="20"/>
+                <w:szCs w:val="20"/>
+                <w:rtl w:val="0"/>
+              </w:rPr>
+              <w:t xml:space="preserve">Estas competencias serán necesarias para implementar una solución compuesta por una aplicación móvil desarrollada en React Native y JavaScript, un backend en Python, una base de datos, una arquitectura basada en capas y comunicación mediante API REST. Además, el proyecto considera mecanismos de autenticación, autorización, administración del sistema, dashboards, indicadores, reportes e integración con servicios externos.</w:t>
+            </w:r>
+          </w:p>
+          <w:p>
+            <w:pPr>
+              <w:jc w:val="both"/>
+              <w:rPr>
+                <w:i w:val="1"/>
+                <w:iCs w:val="1"/>
+                <w:color w:val="548dd4"/>
+                <w:sz w:val="20"/>
+                <w:szCs w:val="20"/>
+              </w:rPr>
+            </w:pPr>
+            <w:r>
+              <w:rPr>
+                <w:rtl w:val="0"/>
+              </w:rPr>
+            </w:r>
+          </w:p>
+        </w:tc>
+      </w:tr>
+      <w:tr>
+        <w:trPr>
+          <w:cantSplit w:val="0"/>
+          <w:trHeight w:val="866" w:hRule="atLeast"/>
+          <w:tblHeader w:val="0"/>
+        </w:trPr>
+        <w:tc>
+          <w:tcPr>
+            <w:vAlign w:val="center"/>
+          </w:tcPr>
+          <w:p>
+            <w:pPr>
+              <w:rPr>
+                <w:rFonts w:ascii="Calibri" w:cs="Calibri" w:eastAsia="Calibri" w:hAnsi="Calibri"/>
+                <w:color w:val="1f3864"/>
+              </w:rPr>
+            </w:pPr>
+            <w:r>
+              <w:rPr>
+                <w:rFonts w:ascii="Calibri" w:cs="Calibri" w:eastAsia="Calibri" w:hAnsi="Calibri"/>
+                <w:color w:val="1f3864"/>
+                <w:rtl w:val="0"/>
+              </w:rPr>
+              <w:t xml:space="preserve">Relación con los intereses profesionales</w:t>
+            </w:r>
+          </w:p>
+        </w:tc>
+        <w:tc>
+          <w:tcPr>
+            <w:vAlign w:val="center"/>
+          </w:tcPr>
+          <w:p>
+            <w:pPr>
+              <w:spacing w:after="240" w:before="240" w:lineRule="auto"/>
+              <w:jc w:val="both"/>
+              <w:rPr>
+                <w:i w:val="1"/>
+                <w:iCs w:val="1"/>
+                <w:color w:val="548dd4"/>
+                <w:sz w:val="20"/>
+                <w:szCs w:val="20"/>
+              </w:rPr>
+            </w:pPr>
+            <w:r>
+              <w:rPr>
+                <w:i w:val="1"/>
+                <w:iCs w:val="1"/>
+                <w:color w:val="548dd4"/>
+                <w:sz w:val="20"/>
+                <w:szCs w:val="20"/>
+                <w:rtl w:val="0"/>
+              </w:rPr>
+              <w:t xml:space="preserve">El proyecto Mybalancese relaciona con los intereses profesionales del equipo, ya que permite integrar distintas áreas de la Ingeniería en Informática, tales como desarrollo de software, programación, bases de datos, análisis de información, calidad de software y gestión de proyectos.</w:t>
+            </w:r>
+          </w:p>
+          <w:p>
+            <w:pPr>
+              <w:spacing w:after="240" w:before="240" w:lineRule="auto"/>
+              <w:jc w:val="both"/>
+              <w:rPr>
+                <w:i w:val="1"/>
+                <w:iCs w:val="1"/>
+                <w:color w:val="548dd4"/>
+                <w:sz w:val="20"/>
+                <w:szCs w:val="20"/>
+              </w:rPr>
+            </w:pPr>
+            <w:r>
+              <w:rPr>
+                <w:i w:val="1"/>
+                <w:iCs w:val="1"/>
+                <w:color w:val="548dd4"/>
+                <w:sz w:val="20"/>
+                <w:szCs w:val="20"/>
+                <w:rtl w:val="0"/>
+              </w:rPr>
+              <w:t xml:space="preserve">El desarrollo de la solución permitirá aplicar conocimientos adquiridos durante la carrera en un proyecto integral que considera una aplicación móvil, un backend, una base de datos, servicios de integración, funcionalidades administrativas, dashboards e indicadores. Esto permite que cada integrante pueda aportar desde distintas áreas y, al mismo tiempo, fortalecer competencias que serán relevantes para su futuro desempeño profesional.</w:t>
+            </w:r>
+          </w:p>
+          <w:p>
+            <w:pPr>
+              <w:spacing w:after="240" w:before="240" w:lineRule="auto"/>
+              <w:jc w:val="both"/>
+              <w:rPr>
+                <w:i w:val="1"/>
+                <w:iCs w:val="1"/>
+                <w:color w:val="548dd4"/>
+                <w:sz w:val="20"/>
+                <w:szCs w:val="20"/>
+              </w:rPr>
+            </w:pPr>
+            <w:r>
+              <w:rPr>
+                <w:i w:val="1"/>
+                <w:iCs w:val="1"/>
+                <w:color w:val="548dd4"/>
+                <w:sz w:val="20"/>
+                <w:szCs w:val="20"/>
+                <w:rtl w:val="0"/>
+              </w:rPr>
+              <w:t xml:space="preserve">La realización de Mybalancerepresenta una oportunidad para trabajar de manera colaborativa en un proyecto que se aproxima a un escenario real de desarrollo de software, enfrentando actividades de análisis, diseño, programación, integración, pruebas y gestión. De esta forma, el proyecto contribuye al desarrollo profesional del equipo al permitir aplicar conocimientos técnicos y organizacionales en una solución concreta.</w:t>
+            </w:r>
+          </w:p>
+        </w:tc>
+      </w:tr>
+      <w:tr>
+        <w:trPr>
+          <w:cantSplit w:val="0"/>
+          <w:trHeight w:val="132" w:hRule="atLeast"/>
+          <w:tblHeader w:val="0"/>
+        </w:trPr>
+        <w:tc>
+          <w:tcPr>
+            <w:vAlign w:val="center"/>
+          </w:tcPr>
+          <w:p>
+            <w:pPr>
+              <w:rPr>
+                <w:rFonts w:ascii="Calibri" w:cs="Calibri" w:eastAsia="Calibri" w:hAnsi="Calibri"/>
+                <w:color w:val="1f3864"/>
+              </w:rPr>
+            </w:pPr>
+            <w:r>
+              <w:rPr>
+                <w:rFonts w:ascii="Calibri" w:cs="Calibri" w:eastAsia="Calibri" w:hAnsi="Calibri"/>
+                <w:color w:val="1f3864"/>
+                <w:rtl w:val="0"/>
+              </w:rPr>
+              <w:t xml:space="preserve">Factibilidad de desarrollo del Proyecto APT</w:t>
+            </w:r>
+          </w:p>
+        </w:tc>
+        <w:tc>
+          <w:tcPr>
+            <w:vAlign w:val="center"/>
+          </w:tcPr>
+          <w:p>
+            <w:pPr>
+              <w:spacing w:after="240" w:before="240" w:lineRule="auto"/>
+              <w:rPr>
+                <w:i w:val="1"/>
+                <w:iCs w:val="1"/>
+                <w:color w:val="548dd4"/>
+                <w:sz w:val="20"/>
+                <w:szCs w:val="20"/>
+              </w:rPr>
+            </w:pPr>
+            <w:r>
+              <w:rPr>
+                <w:i w:val="1"/>
+                <w:iCs w:val="1"/>
+                <w:color w:val="548dd4"/>
+                <w:sz w:val="20"/>
+                <w:szCs w:val="20"/>
+                <w:rtl w:val="0"/>
+              </w:rPr>
+              <w:t xml:space="preserve">El proyecto Mybalancese considera factible de desarrollar dentro del periodo académico, ya que cuenta con una planificación definida entre el 19 de agosto y el 9 de diciembre de 2026, distribuida en sprint que permiten abordar progresivamente las etapas de análisis, diseño, desarrollo, pruebas y cierre.</w:t>
+            </w:r>
+          </w:p>
+          <w:p>
+            <w:pPr>
+              <w:spacing w:after="240" w:before="240" w:lineRule="auto"/>
+              <w:rPr>
+                <w:i w:val="1"/>
+                <w:iCs w:val="1"/>
+                <w:color w:val="548dd4"/>
+                <w:sz w:val="20"/>
+                <w:szCs w:val="20"/>
+              </w:rPr>
+            </w:pPr>
+            <w:r>
+              <w:rPr>
+                <w:i w:val="1"/>
+                <w:iCs w:val="1"/>
+                <w:color w:val="548dd4"/>
+                <w:sz w:val="20"/>
+                <w:szCs w:val="20"/>
+                <w:rtl w:val="0"/>
+              </w:rPr>
+              <w:t xml:space="preserve">Además, la EDT contempla una distribución de horas y responsabilidades por rol, mientras que las tecnologías definidas para el proyecto, como React Native, JavaScript, Python y una API REST, permiten desarrollar la solución utilizando principalmente herramientas gratuitas o de código abierto.</w:t>
+            </w:r>
+          </w:p>
+          <w:p>
+            <w:pPr>
+              <w:spacing w:after="240" w:before="240" w:lineRule="auto"/>
+              <w:rPr>
+                <w:i w:val="1"/>
+                <w:iCs w:val="1"/>
+                <w:color w:val="548dd4"/>
+                <w:sz w:val="20"/>
+                <w:szCs w:val="20"/>
+              </w:rPr>
+            </w:pPr>
+            <w:r>
+              <w:rPr>
+                <w:i w:val="1"/>
+                <w:iCs w:val="1"/>
+                <w:color w:val="548dd4"/>
+                <w:sz w:val="20"/>
+                <w:szCs w:val="20"/>
+                <w:rtl w:val="0"/>
+              </w:rPr>
+              <w:t xml:space="preserve">Como posibles dificultades se consideran retrasos, cambios en requerimientos o problemas de integración, los cuales podrán abordarse mediante seguimiento del avance, control de cambios, pruebas progresivas y redistribución de tareas cuando sea necesario.</w:t>
             </w:r>
           </w:p>
           <w:p>
@@ -1654,190 +2146,6 @@
               <w:keepNext w:val="0"/>
               <w:keepLines w:val="0"/>
               <w:widowControl w:val="1"/>
-              <w:numPr>
-                <w:ilvl w:val="0"/>
-                <w:numId w:val="3"/>
-              </w:numPr>
-              <w:pBdr>
-                <w:top w:space="0" w:sz="0" w:val="nil"/>
-                <w:left w:space="0" w:sz="0" w:val="nil"/>
-                <w:bottom w:space="0" w:sz="0" w:val="nil"/>
-                <w:right w:space="0" w:sz="0" w:val="nil"/>
-                <w:between w:space="0" w:sz="0" w:val="nil"/>
-              </w:pBdr>
-              <w:shd w:fill="auto" w:val="clear"/>
-              <w:spacing w:after="0" w:before="0" w:line="259" w:lineRule="auto"/>
-              <w:ind w:left="720" w:right="0" w:hanging="360"/>
-              <w:jc w:val="both"/>
-              <w:rPr>
-                <w:b w:val="0"/>
-                <w:bCs w:val="0"/>
-                <w:i w:val="1"/>
-                <w:iCs w:val="1"/>
-                <w:smallCaps w:val="0"/>
-                <w:strike w:val="0"/>
-                <w:color w:val="548dd4"/>
-                <w:sz w:val="20"/>
-                <w:szCs w:val="20"/>
-                <w:u w:val="none"/>
-                <w:shd w:fill="auto" w:val="clear"/>
-                <w:vertAlign w:val="baseline"/>
-              </w:rPr>
-            </w:pPr>
-            <w:r>
-              <w:rPr>
-                <w:rFonts w:ascii="Calibri" w:cs="Calibri" w:eastAsia="Calibri" w:hAnsi="Calibri"/>
-                <w:b w:val="0"/>
-                <w:bCs w:val="0"/>
-                <w:i w:val="1"/>
-                <w:iCs w:val="1"/>
-                <w:smallCaps w:val="0"/>
-                <w:strike w:val="0"/>
-                <w:color w:val="548dd4"/>
-                <w:sz w:val="20"/>
-                <w:szCs w:val="20"/>
-                <w:u w:val="none"/>
-                <w:shd w:fill="auto" w:val="clear"/>
-                <w:vertAlign w:val="baseline"/>
-                <w:rtl w:val="0"/>
-              </w:rPr>
-              <w:t xml:space="preserve">¿Por qué escogiste este tema? ¿Por qué es relevante este tema para el campo laboral de tu carrera?</w:t>
-            </w:r>
-            <w:r>
-              <w:rPr>
-                <w:rtl w:val="0"/>
-              </w:rPr>
-            </w:r>
-          </w:p>
-          <w:p>
-            <w:pPr>
-              <w:keepNext w:val="0"/>
-              <w:keepLines w:val="0"/>
-              <w:widowControl w:val="1"/>
-              <w:numPr>
-                <w:ilvl w:val="0"/>
-                <w:numId w:val="3"/>
-              </w:numPr>
-              <w:pBdr>
-                <w:top w:space="0" w:sz="0" w:val="nil"/>
-                <w:left w:space="0" w:sz="0" w:val="nil"/>
-                <w:bottom w:space="0" w:sz="0" w:val="nil"/>
-                <w:right w:space="0" w:sz="0" w:val="nil"/>
-                <w:between w:space="0" w:sz="0" w:val="nil"/>
-              </w:pBdr>
-              <w:shd w:fill="auto" w:val="clear"/>
-              <w:spacing w:after="0" w:before="0" w:line="259" w:lineRule="auto"/>
-              <w:ind w:left="720" w:right="0" w:hanging="360"/>
-              <w:jc w:val="both"/>
-              <w:rPr>
-                <w:b w:val="1"/>
-                <w:bCs w:val="1"/>
-                <w:i w:val="1"/>
-                <w:iCs w:val="1"/>
-                <w:smallCaps w:val="0"/>
-                <w:strike w:val="0"/>
-                <w:color w:val="548dd4"/>
-                <w:sz w:val="20"/>
-                <w:szCs w:val="20"/>
-                <w:u w:val="none"/>
-                <w:shd w:fill="auto" w:val="clear"/>
-                <w:vertAlign w:val="baseline"/>
-              </w:rPr>
-            </w:pPr>
-            <w:r>
-              <w:rPr>
-                <w:rFonts w:ascii="Calibri" w:cs="Calibri" w:eastAsia="Calibri" w:hAnsi="Calibri"/>
-                <w:b w:val="0"/>
-                <w:bCs w:val="0"/>
-                <w:i w:val="1"/>
-                <w:iCs w:val="1"/>
-                <w:smallCaps w:val="0"/>
-                <w:strike w:val="0"/>
-                <w:color w:val="548dd4"/>
-                <w:sz w:val="20"/>
-                <w:szCs w:val="20"/>
-                <w:u w:val="none"/>
-                <w:shd w:fill="auto" w:val="clear"/>
-                <w:vertAlign w:val="baseline"/>
-                <w:rtl w:val="0"/>
-              </w:rPr>
-              <w:t xml:space="preserve">¿Dónde se ubica la situación que vas a abordar? (Ej.: País, región, comuna o institución) ¿Cuáles son las características principales de ese lugar? </w:t>
-            </w:r>
-            <w:r>
-              <w:rPr>
-                <w:rtl w:val="0"/>
-              </w:rPr>
-            </w:r>
-          </w:p>
-          <w:p>
-            <w:pPr>
-              <w:keepNext w:val="0"/>
-              <w:keepLines w:val="0"/>
-              <w:widowControl w:val="1"/>
-              <w:numPr>
-                <w:ilvl w:val="0"/>
-                <w:numId w:val="3"/>
-              </w:numPr>
-              <w:pBdr>
-                <w:top w:space="0" w:sz="0" w:val="nil"/>
-                <w:left w:space="0" w:sz="0" w:val="nil"/>
-                <w:bottom w:space="0" w:sz="0" w:val="nil"/>
-                <w:right w:space="0" w:sz="0" w:val="nil"/>
-                <w:between w:space="0" w:sz="0" w:val="nil"/>
-              </w:pBdr>
-              <w:shd w:fill="auto" w:val="clear"/>
-              <w:spacing w:after="0" w:before="0" w:line="259" w:lineRule="auto"/>
-              <w:ind w:left="720" w:right="0" w:hanging="360"/>
-              <w:jc w:val="both"/>
-              <w:rPr>
-                <w:b w:val="0"/>
-                <w:bCs w:val="0"/>
-                <w:i w:val="1"/>
-                <w:iCs w:val="1"/>
-                <w:smallCaps w:val="0"/>
-                <w:strike w:val="0"/>
-                <w:color w:val="548dd4"/>
-                <w:sz w:val="20"/>
-                <w:szCs w:val="20"/>
-                <w:u w:val="none"/>
-                <w:shd w:fill="auto" w:val="clear"/>
-                <w:vertAlign w:val="baseline"/>
-              </w:rPr>
-            </w:pPr>
-            <w:r>
-              <w:rPr>
-                <w:rFonts w:ascii="Calibri" w:cs="Calibri" w:eastAsia="Calibri" w:hAnsi="Calibri"/>
-                <w:b w:val="0"/>
-                <w:bCs w:val="0"/>
-                <w:i w:val="1"/>
-                <w:iCs w:val="1"/>
-                <w:smallCaps w:val="0"/>
-                <w:strike w:val="0"/>
-                <w:color w:val="548dd4"/>
-                <w:sz w:val="20"/>
-                <w:szCs w:val="20"/>
-                <w:u w:val="none"/>
-                <w:shd w:fill="auto" w:val="clear"/>
-                <w:vertAlign w:val="baseline"/>
-                <w:rtl w:val="0"/>
-              </w:rPr>
-              <w:t xml:space="preserve">¿A quiénes afecta o impacta la situación que vas a abordar? (Ej.: Grupo etario, usuarios de algún servicio, etc.).</w:t>
-            </w:r>
-            <w:r>
-              <w:rPr>
-                <w:rtl w:val="0"/>
-              </w:rPr>
-            </w:r>
-          </w:p>
-          <w:p>
-            <w:pPr>
-              <w:keepNext w:val="0"/>
-              <w:keepLines w:val="0"/>
-              <w:widowControl w:val="1"/>
-              <w:numPr>
-                <w:ilvl w:val="0"/>
-                <w:numId w:val="3"/>
-              </w:numPr>
               <w:pBdr>
                 <w:top w:space="0" w:sz="0" w:val="nil"/>
                 <w:left w:space="0" w:sz="0" w:val="nil"/>
@@ -1847,650 +2155,20 @@
               </w:pBdr>
               <w:shd w:fill="auto" w:val="clear"/>
               <w:spacing w:after="160" w:before="0" w:line="259" w:lineRule="auto"/>
-              <w:ind w:left="720" w:right="0" w:hanging="360"/>
-              <w:jc w:val="both"/>
-              <w:rPr>
-                <w:b w:val="0"/>
-                <w:bCs w:val="0"/>
-                <w:i w:val="1"/>
-                <w:iCs w:val="1"/>
-                <w:smallCaps w:val="0"/>
-                <w:strike w:val="0"/>
+              <w:ind w:left="0" w:right="0" w:firstLine="0"/>
+              <w:jc w:val="left"/>
+              <w:rPr>
+                <w:i w:val="1"/>
+                <w:iCs w:val="1"/>
                 <w:color w:val="548dd4"/>
                 <w:sz w:val="20"/>
                 <w:szCs w:val="20"/>
-                <w:u w:val="none"/>
-                <w:shd w:fill="auto" w:val="clear"/>
-                <w:vertAlign w:val="baseline"/>
-              </w:rPr>
-            </w:pPr>
-            <w:r>
-              <w:rPr>
-                <w:rFonts w:ascii="Calibri" w:cs="Calibri" w:eastAsia="Calibri" w:hAnsi="Calibri"/>
-                <w:b w:val="0"/>
-                <w:bCs w:val="0"/>
-                <w:i w:val="1"/>
-                <w:iCs w:val="1"/>
-                <w:smallCaps w:val="0"/>
-                <w:strike w:val="0"/>
-                <w:color w:val="548dd4"/>
-                <w:sz w:val="20"/>
-                <w:szCs w:val="20"/>
-                <w:u w:val="none"/>
-                <w:shd w:fill="auto" w:val="clear"/>
-                <w:vertAlign w:val="baseline"/>
-                <w:rtl w:val="0"/>
-              </w:rPr>
-              <w:t xml:space="preserve">¿Cuál sería el aporte de valor (real o simulado) de tu Proyecto APT para el contexto laboral y/o social en que se situaría?</w:t>
-            </w:r>
-            <w:r>
-              <w:rPr>
-                <w:rtl w:val="0"/>
-              </w:rPr>
-            </w:r>
-          </w:p>
-        </w:tc>
-      </w:tr>
-      <w:tr>
-        <w:trPr>
-          <w:cantSplit w:val="0"/>
-          <w:trHeight w:val="1037" w:hRule="atLeast"/>
-          <w:tblHeader w:val="0"/>
-        </w:trPr>
-        <w:tc>
-          <w:tcPr>
-            <w:vAlign w:val="center"/>
-          </w:tcPr>
-          <w:p>
-            <w:pPr>
-              <w:rPr>
-                <w:rFonts w:ascii="Calibri" w:cs="Calibri" w:eastAsia="Calibri" w:hAnsi="Calibri"/>
-                <w:color w:val="1f3864"/>
-              </w:rPr>
-            </w:pPr>
-            <w:r>
-              <w:rPr>
-                <w:rFonts w:ascii="Calibri" w:cs="Calibri" w:eastAsia="Calibri" w:hAnsi="Calibri"/>
-                <w:color w:val="1f3864"/>
-                <w:rtl w:val="0"/>
-              </w:rPr>
-              <w:t xml:space="preserve">Descripción del Proyecto APT</w:t>
-            </w:r>
-          </w:p>
-        </w:tc>
-        <w:tc>
-          <w:tcPr>
-            <w:vAlign w:val="center"/>
-          </w:tcPr>
-          <w:p>
-            <w:pPr>
-              <w:jc w:val="both"/>
-              <w:rPr>
-                <w:rFonts w:ascii="Calibri" w:cs="Calibri" w:eastAsia="Calibri" w:hAnsi="Calibri"/>
-                <w:i w:val="1"/>
-                <w:iCs w:val="1"/>
-                <w:color w:val="548dd4"/>
-                <w:sz w:val="20"/>
-                <w:szCs w:val="20"/>
-                <w:highlight w:val="cyan"/>
-              </w:rPr>
-            </w:pPr>
-            <w:r>
-              <w:rPr>
-                <w:rFonts w:ascii="Calibri" w:cs="Calibri" w:eastAsia="Calibri" w:hAnsi="Calibri"/>
-                <w:i w:val="1"/>
-                <w:iCs w:val="1"/>
-                <w:color w:val="548dd4"/>
-                <w:sz w:val="20"/>
-                <w:szCs w:val="20"/>
-                <w:rtl w:val="0"/>
-              </w:rPr>
-              <w:t xml:space="preserve">Señala qué se espera lograr con el proyecto (objetivo) y describe brevemente en qué consistiría, cómo planeas abordar la problemática presentada en el apartado anterior. </w:t>
-            </w:r>
-            <w:r>
-              <w:rPr>
-                <w:rtl w:val="0"/>
-              </w:rPr>
-            </w:r>
-          </w:p>
-        </w:tc>
-      </w:tr>
-      <w:tr>
-        <w:trPr>
-          <w:cantSplit w:val="0"/>
-          <w:trHeight w:val="866" w:hRule="atLeast"/>
-          <w:tblHeader w:val="0"/>
-        </w:trPr>
-        <w:tc>
-          <w:tcPr>
-            <w:vAlign w:val="center"/>
-          </w:tcPr>
-          <w:p>
-            <w:pPr>
-              <w:rPr>
-                <w:rFonts w:ascii="Calibri" w:cs="Calibri" w:eastAsia="Calibri" w:hAnsi="Calibri"/>
-                <w:color w:val="1f3864"/>
-              </w:rPr>
-            </w:pPr>
-            <w:r>
-              <w:rPr>
-                <w:rFonts w:ascii="Calibri" w:cs="Calibri" w:eastAsia="Calibri" w:hAnsi="Calibri"/>
-                <w:color w:val="1f3864"/>
-                <w:rtl w:val="0"/>
-              </w:rPr>
-              <w:t xml:space="preserve">Pertinencia del proyecto con el perfil de egreso</w:t>
-            </w:r>
-          </w:p>
-        </w:tc>
-        <w:tc>
-          <w:tcPr>
-            <w:vAlign w:val="center"/>
-          </w:tcPr>
-          <w:p>
-            <w:pPr>
-              <w:jc w:val="both"/>
-              <w:rPr>
-                <w:rFonts w:ascii="Calibri" w:cs="Calibri" w:eastAsia="Calibri" w:hAnsi="Calibri"/>
-                <w:i w:val="1"/>
-                <w:iCs w:val="1"/>
-                <w:color w:val="548dd4"/>
-                <w:sz w:val="20"/>
-                <w:szCs w:val="20"/>
-              </w:rPr>
-            </w:pPr>
-            <w:r>
-              <w:rPr>
-                <w:rFonts w:ascii="Calibri" w:cs="Calibri" w:eastAsia="Calibri" w:hAnsi="Calibri"/>
-                <w:i w:val="1"/>
-                <w:iCs w:val="1"/>
-                <w:color w:val="548dd4"/>
-                <w:sz w:val="20"/>
-                <w:szCs w:val="20"/>
-                <w:rtl w:val="0"/>
-              </w:rPr>
-              <w:t xml:space="preserve">Justifica cómo se relaciona tu Proyecto APT con el perfil de egreso de tu carrera y, en particular, con las competencias del perfil de egreso que seleccionaste anteriormente. </w:t>
-            </w:r>
-          </w:p>
-          <w:p>
-            <w:pPr>
-              <w:jc w:val="both"/>
-              <w:rPr>
-                <w:rFonts w:ascii="Calibri" w:cs="Calibri" w:eastAsia="Calibri" w:hAnsi="Calibri"/>
-                <w:i w:val="1"/>
-                <w:iCs w:val="1"/>
-                <w:color w:val="548dd4"/>
-                <w:sz w:val="20"/>
-                <w:szCs w:val="20"/>
-                <w:highlight w:val="yellow"/>
-              </w:rPr>
-            </w:pPr>
-            <w:r>
-              <w:rPr>
-                <w:rFonts w:ascii="Calibri" w:cs="Calibri" w:eastAsia="Calibri" w:hAnsi="Calibri"/>
-                <w:i w:val="1"/>
-                <w:iCs w:val="1"/>
-                <w:color w:val="548dd4"/>
-                <w:sz w:val="20"/>
-                <w:szCs w:val="20"/>
-                <w:rtl w:val="0"/>
-              </w:rPr>
-              <w:t xml:space="preserve">¿De qué manera se relaciona el Proyecto APT con el perfil de egreso de tu carrera? ¿De qué manera son necesarias las competencias que seleccionaste para resolver la problemática a trabajar? </w:t>
-            </w:r>
-            <w:r>
-              <w:rPr>
-                <w:rtl w:val="0"/>
-              </w:rPr>
-            </w:r>
-          </w:p>
-        </w:tc>
-      </w:tr>
-      <w:tr>
-        <w:trPr>
-          <w:cantSplit w:val="0"/>
-          <w:trHeight w:val="866" w:hRule="atLeast"/>
-          <w:tblHeader w:val="0"/>
-        </w:trPr>
-        <w:tc>
-          <w:tcPr>
-            <w:vAlign w:val="center"/>
-          </w:tcPr>
-          <w:p>
-            <w:pPr>
-              <w:rPr>
-                <w:rFonts w:ascii="Calibri" w:cs="Calibri" w:eastAsia="Calibri" w:hAnsi="Calibri"/>
-                <w:color w:val="1f3864"/>
-              </w:rPr>
-            </w:pPr>
-            <w:r>
-              <w:rPr>
-                <w:rFonts w:ascii="Calibri" w:cs="Calibri" w:eastAsia="Calibri" w:hAnsi="Calibri"/>
-                <w:color w:val="1f3864"/>
-                <w:rtl w:val="0"/>
-              </w:rPr>
-              <w:t xml:space="preserve">Relación con los intereses profesionales</w:t>
-            </w:r>
-          </w:p>
-        </w:tc>
-        <w:tc>
-          <w:tcPr>
-            <w:vAlign w:val="center"/>
-          </w:tcPr>
-          <w:p>
-            <w:pPr>
-              <w:jc w:val="both"/>
-              <w:rPr>
-                <w:rFonts w:ascii="Calibri" w:cs="Calibri" w:eastAsia="Calibri" w:hAnsi="Calibri"/>
-                <w:i w:val="1"/>
-                <w:iCs w:val="1"/>
-                <w:color w:val="548dd4"/>
-                <w:sz w:val="20"/>
-                <w:szCs w:val="20"/>
-              </w:rPr>
-            </w:pPr>
-            <w:r>
-              <w:rPr>
-                <w:rFonts w:ascii="Calibri" w:cs="Calibri" w:eastAsia="Calibri" w:hAnsi="Calibri"/>
-                <w:i w:val="1"/>
-                <w:iCs w:val="1"/>
-                <w:color w:val="548dd4"/>
-                <w:sz w:val="20"/>
-                <w:szCs w:val="20"/>
-                <w:rtl w:val="0"/>
-              </w:rPr>
-              <w:t xml:space="preserve">Señala cómo se relaciona el Proyecto APT que propones con tus intereses profesionales.</w:t>
-            </w:r>
-          </w:p>
-          <w:p>
-            <w:pPr>
-              <w:jc w:val="both"/>
-              <w:rPr>
-                <w:rFonts w:ascii="Calibri" w:cs="Calibri" w:eastAsia="Calibri" w:hAnsi="Calibri"/>
-                <w:i w:val="1"/>
-                <w:iCs w:val="1"/>
-                <w:color w:val="548dd4"/>
-                <w:sz w:val="20"/>
-                <w:szCs w:val="20"/>
-                <w:highlight w:val="yellow"/>
-              </w:rPr>
-            </w:pPr>
-            <w:r>
-              <w:rPr>
-                <w:rFonts w:ascii="Calibri" w:cs="Calibri" w:eastAsia="Calibri" w:hAnsi="Calibri"/>
-                <w:i w:val="1"/>
-                <w:iCs w:val="1"/>
-                <w:color w:val="548dd4"/>
-                <w:sz w:val="20"/>
-                <w:szCs w:val="20"/>
-                <w:rtl w:val="0"/>
-              </w:rPr>
-              <w:t xml:space="preserve">¿Cuáles son tus intereses profesionales?  ¿Qué aspectos de tus intereses profesionales se ven reflejados en tu Proyecto APT? Realizar este Proyecto APT, ¿de qué manera va a contribuir a tu desarrollo profesional? </w:t>
-            </w:r>
-            <w:r>
-              <w:rPr>
-                <w:rtl w:val="0"/>
-              </w:rPr>
-            </w:r>
-          </w:p>
-        </w:tc>
-      </w:tr>
-      <w:tr>
-        <w:trPr>
-          <w:cantSplit w:val="0"/>
-          <w:trHeight w:val="132" w:hRule="atLeast"/>
-          <w:tblHeader w:val="0"/>
-        </w:trPr>
-        <w:tc>
-          <w:tcPr>
-            <w:vAlign w:val="center"/>
-          </w:tcPr>
-          <w:p>
-            <w:pPr>
-              <w:rPr>
-                <w:rFonts w:ascii="Calibri" w:cs="Calibri" w:eastAsia="Calibri" w:hAnsi="Calibri"/>
-                <w:color w:val="1f3864"/>
-              </w:rPr>
-            </w:pPr>
-            <w:r>
-              <w:rPr>
-                <w:rFonts w:ascii="Calibri" w:cs="Calibri" w:eastAsia="Calibri" w:hAnsi="Calibri"/>
-                <w:color w:val="1f3864"/>
-                <w:rtl w:val="0"/>
-              </w:rPr>
-              <w:t xml:space="preserve">Factibilidad de desarrollo del Proyecto APT</w:t>
-            </w:r>
-          </w:p>
-        </w:tc>
-        <w:tc>
-          <w:tcPr>
-            <w:vAlign w:val="center"/>
-          </w:tcPr>
-          <w:p>
-            <w:pPr>
-              <w:jc w:val="both"/>
-              <w:rPr>
-                <w:rFonts w:ascii="Calibri" w:cs="Calibri" w:eastAsia="Calibri" w:hAnsi="Calibri"/>
-                <w:i w:val="1"/>
-                <w:iCs w:val="1"/>
-                <w:color w:val="548dd4"/>
-                <w:sz w:val="20"/>
-                <w:szCs w:val="20"/>
-              </w:rPr>
-            </w:pPr>
-            <w:r>
-              <w:rPr>
-                <w:rFonts w:ascii="Calibri" w:cs="Calibri" w:eastAsia="Calibri" w:hAnsi="Calibri"/>
-                <w:i w:val="1"/>
-                <w:iCs w:val="1"/>
-                <w:color w:val="548dd4"/>
-                <w:sz w:val="20"/>
-                <w:szCs w:val="20"/>
-                <w:rtl w:val="0"/>
-              </w:rPr>
-              <w:t xml:space="preserve">Justifica brevemente por qué es posible desarrollar tu proyecto APT. Considera el tiempo y materiales que necesitas para desarrollarlo, así como los posibles factores externos que podrían dificultar y facilitar su desarrollo.  </w:t>
-            </w:r>
-          </w:p>
-          <w:p>
-            <w:pPr>
-              <w:rPr>
-                <w:rFonts w:ascii="Calibri" w:cs="Calibri" w:eastAsia="Calibri" w:hAnsi="Calibri"/>
-                <w:i w:val="1"/>
-                <w:iCs w:val="1"/>
-                <w:color w:val="548dd4"/>
-                <w:sz w:val="20"/>
-                <w:szCs w:val="20"/>
-              </w:rPr>
-            </w:pPr>
-            <w:r>
-              <w:rPr>
-                <w:rFonts w:ascii="Calibri" w:cs="Calibri" w:eastAsia="Calibri" w:hAnsi="Calibri"/>
-                <w:i w:val="1"/>
-                <w:iCs w:val="1"/>
-                <w:color w:val="548dd4"/>
-                <w:sz w:val="20"/>
-                <w:szCs w:val="20"/>
-                <w:rtl w:val="0"/>
-              </w:rPr>
-              <w:t xml:space="preserve">¿Por qué crees es posible desarrollar tu Proyecto APT? Para responder esta pregunta debes tener en consideración:</w:t>
-            </w:r>
-          </w:p>
-          <w:p>
-            <w:pPr>
-              <w:keepNext w:val="0"/>
-              <w:keepLines w:val="0"/>
-              <w:widowControl w:val="1"/>
-              <w:numPr>
-                <w:ilvl w:val="0"/>
-                <w:numId w:val="2"/>
-              </w:numPr>
-              <w:pBdr>
-                <w:top w:space="0" w:sz="0" w:val="nil"/>
-                <w:left w:space="0" w:sz="0" w:val="nil"/>
-                <w:bottom w:space="0" w:sz="0" w:val="nil"/>
-                <w:right w:space="0" w:sz="0" w:val="nil"/>
-                <w:between w:space="0" w:sz="0" w:val="nil"/>
-              </w:pBdr>
-              <w:shd w:fill="auto" w:val="clear"/>
-              <w:spacing w:after="0" w:before="0" w:line="259" w:lineRule="auto"/>
-              <w:ind w:left="720" w:right="0" w:hanging="360"/>
-              <w:jc w:val="left"/>
-              <w:rPr>
-                <w:rFonts w:ascii="Calibri" w:cs="Calibri" w:eastAsia="Calibri" w:hAnsi="Calibri"/>
-                <w:b w:val="0"/>
-                <w:bCs w:val="0"/>
-                <w:i w:val="1"/>
-                <w:iCs w:val="1"/>
-                <w:smallCaps w:val="0"/>
-                <w:strike w:val="0"/>
-                <w:color w:val="548dd4"/>
-                <w:sz w:val="20"/>
-                <w:szCs w:val="20"/>
-                <w:u w:val="none"/>
-                <w:shd w:fill="auto" w:val="clear"/>
-                <w:vertAlign w:val="baseline"/>
-              </w:rPr>
-            </w:pPr>
-            <w:r>
-              <w:rPr>
-                <w:rFonts w:ascii="Calibri" w:cs="Calibri" w:eastAsia="Calibri" w:hAnsi="Calibri"/>
-                <w:b w:val="0"/>
-                <w:bCs w:val="0"/>
-                <w:i w:val="1"/>
-                <w:iCs w:val="1"/>
-                <w:smallCaps w:val="0"/>
-                <w:strike w:val="0"/>
-                <w:color w:val="548dd4"/>
-                <w:sz w:val="20"/>
-                <w:szCs w:val="20"/>
-                <w:u w:val="none"/>
-                <w:shd w:fill="auto" w:val="clear"/>
-                <w:vertAlign w:val="baseline"/>
-                <w:rtl w:val="0"/>
-              </w:rPr>
-              <w:t xml:space="preserve">Duración del semestre</w:t>
-            </w:r>
-          </w:p>
-          <w:p>
-            <w:pPr>
-              <w:keepNext w:val="0"/>
-              <w:keepLines w:val="0"/>
-              <w:widowControl w:val="1"/>
-              <w:numPr>
-                <w:ilvl w:val="0"/>
-                <w:numId w:val="2"/>
-              </w:numPr>
-              <w:pBdr>
-                <w:top w:space="0" w:sz="0" w:val="nil"/>
-                <w:left w:space="0" w:sz="0" w:val="nil"/>
-                <w:bottom w:space="0" w:sz="0" w:val="nil"/>
-                <w:right w:space="0" w:sz="0" w:val="nil"/>
-                <w:between w:space="0" w:sz="0" w:val="nil"/>
-              </w:pBdr>
-              <w:shd w:fill="auto" w:val="clear"/>
-              <w:spacing w:after="0" w:before="0" w:line="259" w:lineRule="auto"/>
-              <w:ind w:left="720" w:right="0" w:hanging="360"/>
-              <w:jc w:val="left"/>
-              <w:rPr>
-                <w:rFonts w:ascii="Calibri" w:cs="Calibri" w:eastAsia="Calibri" w:hAnsi="Calibri"/>
-                <w:b w:val="0"/>
-                <w:bCs w:val="0"/>
-                <w:i w:val="1"/>
-                <w:iCs w:val="1"/>
-                <w:smallCaps w:val="0"/>
-                <w:strike w:val="0"/>
-                <w:color w:val="548dd4"/>
-                <w:sz w:val="20"/>
-                <w:szCs w:val="20"/>
-                <w:u w:val="none"/>
-                <w:shd w:fill="auto" w:val="clear"/>
-                <w:vertAlign w:val="baseline"/>
-              </w:rPr>
-            </w:pPr>
-            <w:r>
-              <w:rPr>
-                <w:rFonts w:ascii="Calibri" w:cs="Calibri" w:eastAsia="Calibri" w:hAnsi="Calibri"/>
-                <w:b w:val="0"/>
-                <w:bCs w:val="0"/>
-                <w:i w:val="1"/>
-                <w:iCs w:val="1"/>
-                <w:smallCaps w:val="0"/>
-                <w:strike w:val="0"/>
-                <w:color w:val="548dd4"/>
-                <w:sz w:val="20"/>
-                <w:szCs w:val="20"/>
-                <w:u w:val="none"/>
-                <w:shd w:fill="auto" w:val="clear"/>
-                <w:vertAlign w:val="baseline"/>
-                <w:rtl w:val="0"/>
-              </w:rPr>
-              <w:t xml:space="preserve">Horas asignadas a la asignatura </w:t>
-            </w:r>
-          </w:p>
-          <w:p>
-            <w:pPr>
-              <w:keepNext w:val="0"/>
-              <w:keepLines w:val="0"/>
-              <w:widowControl w:val="1"/>
-              <w:numPr>
-                <w:ilvl w:val="0"/>
-                <w:numId w:val="2"/>
-              </w:numPr>
-              <w:pBdr>
-                <w:top w:space="0" w:sz="0" w:val="nil"/>
-                <w:left w:space="0" w:sz="0" w:val="nil"/>
-                <w:bottom w:space="0" w:sz="0" w:val="nil"/>
-                <w:right w:space="0" w:sz="0" w:val="nil"/>
-                <w:between w:space="0" w:sz="0" w:val="nil"/>
-              </w:pBdr>
-              <w:shd w:fill="auto" w:val="clear"/>
-              <w:spacing w:after="0" w:before="0" w:line="259" w:lineRule="auto"/>
-              <w:ind w:left="720" w:right="0" w:hanging="360"/>
-              <w:jc w:val="left"/>
-              <w:rPr>
-                <w:rFonts w:ascii="Calibri" w:cs="Calibri" w:eastAsia="Calibri" w:hAnsi="Calibri"/>
-                <w:b w:val="0"/>
-                <w:bCs w:val="0"/>
-                <w:i w:val="1"/>
-                <w:iCs w:val="1"/>
-                <w:smallCaps w:val="0"/>
-                <w:strike w:val="0"/>
-                <w:color w:val="548dd4"/>
-                <w:sz w:val="20"/>
-                <w:szCs w:val="20"/>
-                <w:u w:val="none"/>
-                <w:shd w:fill="auto" w:val="clear"/>
-                <w:vertAlign w:val="baseline"/>
-              </w:rPr>
-            </w:pPr>
-            <w:r>
-              <w:rPr>
-                <w:rFonts w:ascii="Calibri" w:cs="Calibri" w:eastAsia="Calibri" w:hAnsi="Calibri"/>
-                <w:b w:val="0"/>
-                <w:bCs w:val="0"/>
-                <w:i w:val="1"/>
-                <w:iCs w:val="1"/>
-                <w:smallCaps w:val="0"/>
-                <w:strike w:val="0"/>
-                <w:color w:val="548dd4"/>
-                <w:sz w:val="20"/>
-                <w:szCs w:val="20"/>
-                <w:u w:val="none"/>
-                <w:shd w:fill="auto" w:val="clear"/>
-                <w:vertAlign w:val="baseline"/>
-                <w:rtl w:val="0"/>
-              </w:rPr>
-              <w:t xml:space="preserve">Materiales requeridos</w:t>
-            </w:r>
-          </w:p>
-          <w:p>
-            <w:pPr>
-              <w:keepNext w:val="0"/>
-              <w:keepLines w:val="0"/>
-              <w:widowControl w:val="1"/>
-              <w:numPr>
-                <w:ilvl w:val="0"/>
-                <w:numId w:val="2"/>
-              </w:numPr>
-              <w:pBdr>
-                <w:top w:space="0" w:sz="0" w:val="nil"/>
-                <w:left w:space="0" w:sz="0" w:val="nil"/>
-                <w:bottom w:space="0" w:sz="0" w:val="nil"/>
-                <w:right w:space="0" w:sz="0" w:val="nil"/>
-                <w:between w:space="0" w:sz="0" w:val="nil"/>
-              </w:pBdr>
-              <w:shd w:fill="auto" w:val="clear"/>
-              <w:spacing w:after="0" w:before="0" w:line="259" w:lineRule="auto"/>
-              <w:ind w:left="720" w:right="0" w:hanging="360"/>
-              <w:jc w:val="left"/>
-              <w:rPr>
-                <w:rFonts w:ascii="Calibri" w:cs="Calibri" w:eastAsia="Calibri" w:hAnsi="Calibri"/>
-                <w:b w:val="0"/>
-                <w:bCs w:val="0"/>
-                <w:i w:val="1"/>
-                <w:iCs w:val="1"/>
-                <w:smallCaps w:val="0"/>
-                <w:strike w:val="0"/>
-                <w:color w:val="548dd4"/>
-                <w:sz w:val="20"/>
-                <w:szCs w:val="20"/>
-                <w:u w:val="none"/>
-                <w:shd w:fill="auto" w:val="clear"/>
-                <w:vertAlign w:val="baseline"/>
-              </w:rPr>
-            </w:pPr>
-            <w:r>
-              <w:rPr>
-                <w:rFonts w:ascii="Calibri" w:cs="Calibri" w:eastAsia="Calibri" w:hAnsi="Calibri"/>
-                <w:b w:val="0"/>
-                <w:bCs w:val="0"/>
-                <w:i w:val="1"/>
-                <w:iCs w:val="1"/>
-                <w:smallCaps w:val="0"/>
-                <w:strike w:val="0"/>
-                <w:color w:val="548dd4"/>
-                <w:sz w:val="20"/>
-                <w:szCs w:val="20"/>
-                <w:u w:val="none"/>
-                <w:shd w:fill="auto" w:val="clear"/>
-                <w:vertAlign w:val="baseline"/>
-                <w:rtl w:val="0"/>
-              </w:rPr>
-              <w:t xml:space="preserve">Factores externos que facilitan su desarrollo </w:t>
-            </w:r>
-          </w:p>
-          <w:p>
-            <w:pPr>
-              <w:keepNext w:val="0"/>
-              <w:keepLines w:val="0"/>
-              <w:widowControl w:val="1"/>
-              <w:numPr>
-                <w:ilvl w:val="0"/>
-                <w:numId w:val="2"/>
-              </w:numPr>
-              <w:pBdr>
-                <w:top w:space="0" w:sz="0" w:val="nil"/>
-                <w:left w:space="0" w:sz="0" w:val="nil"/>
-                <w:bottom w:space="0" w:sz="0" w:val="nil"/>
-                <w:right w:space="0" w:sz="0" w:val="nil"/>
-                <w:between w:space="0" w:sz="0" w:val="nil"/>
-              </w:pBdr>
-              <w:shd w:fill="auto" w:val="clear"/>
-              <w:spacing w:after="160" w:before="0" w:line="259" w:lineRule="auto"/>
-              <w:ind w:left="720" w:right="0" w:hanging="360"/>
-              <w:jc w:val="left"/>
-              <w:rPr>
-                <w:rFonts w:ascii="Calibri" w:cs="Calibri" w:eastAsia="Calibri" w:hAnsi="Calibri"/>
-                <w:b w:val="0"/>
-                <w:bCs w:val="0"/>
-                <w:i w:val="1"/>
-                <w:iCs w:val="1"/>
-                <w:smallCaps w:val="0"/>
-                <w:strike w:val="0"/>
-                <w:color w:val="548dd4"/>
-                <w:sz w:val="20"/>
-                <w:szCs w:val="20"/>
-                <w:u w:val="none"/>
-                <w:shd w:fill="auto" w:val="clear"/>
-                <w:vertAlign w:val="baseline"/>
-              </w:rPr>
-            </w:pPr>
-            <w:r>
-              <w:rPr>
-                <w:rFonts w:ascii="Calibri" w:cs="Calibri" w:eastAsia="Calibri" w:hAnsi="Calibri"/>
-                <w:b w:val="0"/>
-                <w:bCs w:val="0"/>
-                <w:i w:val="1"/>
-                <w:iCs w:val="1"/>
-                <w:smallCaps w:val="0"/>
-                <w:strike w:val="0"/>
-                <w:color w:val="548dd4"/>
-                <w:sz w:val="20"/>
-                <w:szCs w:val="20"/>
-                <w:u w:val="none"/>
-                <w:shd w:fill="auto" w:val="clear"/>
-                <w:vertAlign w:val="baseline"/>
-                <w:rtl w:val="0"/>
-              </w:rPr>
-              <w:t xml:space="preserve">Factores externos que dificultan su desarrollo y maneras en que podrías solucionarlos</w:t>
+              </w:rPr>
+            </w:pPr>
+            <w:r>
+              <w:rPr>
+                <w:rtl w:val="0"/>
+              </w:rPr>
             </w:r>
           </w:p>
         </w:tc>
@@ -2520,7 +2198,7 @@
         <w:widowControl w:val="1"/>
         <w:numPr>
           <w:ilvl w:val="0"/>
-          <w:numId w:val="1"/>
+          <w:numId w:val="2"/>
         </w:numPr>
         <w:pBdr>
           <w:top w:space="0" w:sz="0" w:val="nil"/>
@@ -2791,7 +2469,6 @@
             </w:pPr>
             <w:r>
               <w:rPr>
-                <w:rFonts w:ascii="Calibri" w:cs="Calibri" w:eastAsia="Calibri" w:hAnsi="Calibri"/>
                 <w:i w:val="1"/>
                 <w:iCs w:val="1"/>
                 <w:color w:val="548dd4"/>
@@ -2799,7 +2476,12 @@
                 <w:szCs w:val="20"/>
                 <w:rtl w:val="0"/>
               </w:rPr>
-              <w:t xml:space="preserve">Describe el o los objetivos generales de tu trabajo. Estos representan las grandes metas del proyecto que realizarás, de manera que te servirán de guía para que, una vez finalizado todo el proceso, puedas contrastar el resultado con lo planificado y así ver en qué medida fue posible cumplirlo.</w:t>
+              <w:t xml:space="preserve">Diseñar y desarrollar Mybalance, una solución móvil orientada a la organización personal y al seguimiento de hábitos, que permita a los usuarios registrar información, establecer metas, monitorear su progreso y acceder a funcionalidades de apoyo relacionadas con alimentación e hidratación, finanzas y el proceso para dejar de fumar, integrando además herramientas de visualización, notificaciones y gamificación. </w:t>
+            </w:r>
+            <w:r>
+              <w:rPr>
+                <w:rtl w:val="0"/>
+              </w:rPr>
             </w:r>
           </w:p>
         </w:tc>
@@ -2837,9 +2519,14 @@
           </w:tcPr>
           <w:p>
             <w:pPr>
-              <w:jc w:val="both"/>
-              <w:rPr>
-                <w:rFonts w:ascii="Calibri" w:cs="Calibri" w:eastAsia="Calibri" w:hAnsi="Calibri"/>
+              <w:numPr>
+                <w:ilvl w:val="0"/>
+                <w:numId w:val="1"/>
+              </w:numPr>
+              <w:spacing w:after="0" w:lineRule="auto"/>
+              <w:ind w:left="720" w:hanging="360"/>
+              <w:jc w:val="both"/>
+              <w:rPr>
                 <w:i w:val="1"/>
                 <w:iCs w:val="1"/>
                 <w:color w:val="548dd4"/>
@@ -2849,7 +2536,6 @@
             </w:pPr>
             <w:r>
               <w:rPr>
-                <w:rFonts w:ascii="Calibri" w:cs="Calibri" w:eastAsia="Calibri" w:hAnsi="Calibri"/>
                 <w:i w:val="1"/>
                 <w:iCs w:val="1"/>
                 <w:color w:val="548dd4"/>
@@ -2857,7 +2543,151 @@
                 <w:szCs w:val="20"/>
                 <w:rtl w:val="0"/>
               </w:rPr>
-              <w:t xml:space="preserve">Describe los objetivos específicos del proyecto. Estos permiten aterrizar el trabajo y trazar procedimientos concretos a seguir. Se desprenden del objetivo general. </w:t>
+              <w:t xml:space="preserve">Diseñar e implementar una aplicación móvil modular que permita a los usuarios gestionar información asociada a Alimentación e Hidratación, Finanzas y Dejar de Fumar.</w:t>
+            </w:r>
+          </w:p>
+          <w:p>
+            <w:pPr>
+              <w:numPr>
+                <w:ilvl w:val="0"/>
+                <w:numId w:val="1"/>
+              </w:numPr>
+              <w:spacing w:after="0" w:lineRule="auto"/>
+              <w:ind w:left="720" w:hanging="360"/>
+              <w:jc w:val="both"/>
+              <w:rPr>
+                <w:i w:val="1"/>
+                <w:iCs w:val="1"/>
+                <w:color w:val="548dd4"/>
+                <w:sz w:val="20"/>
+                <w:szCs w:val="20"/>
+              </w:rPr>
+            </w:pPr>
+            <w:r>
+              <w:rPr>
+                <w:i w:val="1"/>
+                <w:iCs w:val="1"/>
+                <w:color w:val="548dd4"/>
+                <w:sz w:val="20"/>
+                <w:szCs w:val="20"/>
+                <w:rtl w:val="0"/>
+              </w:rPr>
+              <w:t xml:space="preserve">Desarrollar un backend y una base de datos que permitan gestionar de forma estructurada la información, validaciones, autenticación y comunicación entre los distintos componentes del sistema.</w:t>
+            </w:r>
+          </w:p>
+          <w:p>
+            <w:pPr>
+              <w:numPr>
+                <w:ilvl w:val="0"/>
+                <w:numId w:val="1"/>
+              </w:numPr>
+              <w:spacing w:after="0" w:lineRule="auto"/>
+              <w:ind w:left="720" w:hanging="360"/>
+              <w:jc w:val="both"/>
+              <w:rPr>
+                <w:i w:val="1"/>
+                <w:iCs w:val="1"/>
+                <w:color w:val="548dd4"/>
+                <w:sz w:val="20"/>
+                <w:szCs w:val="20"/>
+              </w:rPr>
+            </w:pPr>
+            <w:r>
+              <w:rPr>
+                <w:i w:val="1"/>
+                <w:iCs w:val="1"/>
+                <w:color w:val="548dd4"/>
+                <w:sz w:val="20"/>
+                <w:szCs w:val="20"/>
+                <w:rtl w:val="0"/>
+              </w:rPr>
+              <w:t xml:space="preserve">Implementar funcionalidades que permitan registrar información, establecer metas, consultar historiales y visualizar indicadores de progreso mediante dashboards y reportes.</w:t>
+            </w:r>
+          </w:p>
+          <w:p>
+            <w:pPr>
+              <w:numPr>
+                <w:ilvl w:val="0"/>
+                <w:numId w:val="1"/>
+              </w:numPr>
+              <w:spacing w:after="0" w:lineRule="auto"/>
+              <w:ind w:left="720" w:hanging="360"/>
+              <w:jc w:val="both"/>
+              <w:rPr>
+                <w:i w:val="1"/>
+                <w:iCs w:val="1"/>
+                <w:color w:val="548dd4"/>
+                <w:sz w:val="20"/>
+                <w:szCs w:val="20"/>
+              </w:rPr>
+            </w:pPr>
+            <w:r>
+              <w:rPr>
+                <w:i w:val="1"/>
+                <w:iCs w:val="1"/>
+                <w:color w:val="548dd4"/>
+                <w:sz w:val="20"/>
+                <w:szCs w:val="20"/>
+                <w:rtl w:val="0"/>
+              </w:rPr>
+              <w:t xml:space="preserve">Incorporar mecanismos de notificaciones, recordatorios, puntos, recompensas y personalización que apoyen la motivación y el seguimiento de los usuarios.</w:t>
+            </w:r>
+          </w:p>
+          <w:p>
+            <w:pPr>
+              <w:numPr>
+                <w:ilvl w:val="0"/>
+                <w:numId w:val="1"/>
+              </w:numPr>
+              <w:spacing w:after="0" w:lineRule="auto"/>
+              <w:ind w:left="720" w:hanging="360"/>
+              <w:jc w:val="both"/>
+              <w:rPr>
+                <w:i w:val="1"/>
+                <w:iCs w:val="1"/>
+                <w:color w:val="548dd4"/>
+                <w:sz w:val="20"/>
+                <w:szCs w:val="20"/>
+              </w:rPr>
+            </w:pPr>
+            <w:r>
+              <w:rPr>
+                <w:i w:val="1"/>
+                <w:iCs w:val="1"/>
+                <w:color w:val="548dd4"/>
+                <w:sz w:val="20"/>
+                <w:szCs w:val="20"/>
+                <w:rtl w:val="0"/>
+              </w:rPr>
+              <w:t xml:space="preserve">Implementar una arquitectura basada en capas e integración mediante API REST, considerando criterios de seguridad, mantenibilidad y calidad del software.</w:t>
+            </w:r>
+          </w:p>
+          <w:p>
+            <w:pPr>
+              <w:numPr>
+                <w:ilvl w:val="0"/>
+                <w:numId w:val="1"/>
+              </w:numPr>
+              <w:ind w:left="720" w:hanging="360"/>
+              <w:jc w:val="both"/>
+              <w:rPr>
+                <w:i w:val="1"/>
+                <w:iCs w:val="1"/>
+                <w:color w:val="548dd4"/>
+                <w:sz w:val="20"/>
+                <w:szCs w:val="20"/>
+              </w:rPr>
+            </w:pPr>
+            <w:r>
+              <w:rPr>
+                <w:i w:val="1"/>
+                <w:iCs w:val="1"/>
+                <w:color w:val="548dd4"/>
+                <w:sz w:val="20"/>
+                <w:szCs w:val="20"/>
+                <w:rtl w:val="0"/>
+              </w:rPr>
+              <w:t xml:space="preserve">Validar el correcto funcionamiento de la solución mediante pruebas funcionales, de integración y de base de datos, verificando el cumplimiento de los requerimientos definidos para el proyecto.</w:t>
             </w:r>
           </w:p>
         </w:tc>
@@ -3104,9 +2934,9 @@
           <w:tcPr/>
           <w:p>
             <w:pPr>
-              <w:jc w:val="both"/>
-              <w:rPr>
-                <w:rFonts w:ascii="Calibri" w:cs="Calibri" w:eastAsia="Calibri" w:hAnsi="Calibri"/>
+              <w:spacing w:after="240" w:before="240" w:lineRule="auto"/>
+              <w:jc w:val="both"/>
+              <w:rPr>
                 <w:i w:val="1"/>
                 <w:iCs w:val="1"/>
                 <w:color w:val="548dd4"/>
@@ -3116,7 +2946,6 @@
             </w:pPr>
             <w:r>
               <w:rPr>
-                <w:rFonts w:ascii="Calibri" w:cs="Calibri" w:eastAsia="Calibri" w:hAnsi="Calibri"/>
                 <w:i w:val="1"/>
                 <w:iCs w:val="1"/>
                 <w:color w:val="548dd4"/>
@@ -3124,32 +2953,55 @@
                 <w:szCs w:val="20"/>
                 <w:rtl w:val="0"/>
               </w:rPr>
-              <w:t xml:space="preserve">Describe cómo abordarás el problema o situación que se identificó anteriormente, señalando la metodología que se utilizará para cumplir con tu objetivo. </w:t>
-            </w:r>
-          </w:p>
-          <w:p>
-            <w:pPr>
-              <w:jc w:val="both"/>
-              <w:rPr>
-                <w:rFonts w:ascii="Calibri" w:cs="Calibri" w:eastAsia="Calibri" w:hAnsi="Calibri"/>
-                <w:i w:val="1"/>
-                <w:iCs w:val="1"/>
-                <w:color w:val="ff0000"/>
-                <w:sz w:val="18"/>
-                <w:szCs w:val="18"/>
-              </w:rPr>
-            </w:pPr>
-            <w:r>
-              <w:rPr>
-                <w:rFonts w:ascii="Calibri" w:cs="Calibri" w:eastAsia="Calibri" w:hAnsi="Calibri"/>
+              <w:t xml:space="preserve">Para el desarrollo de Mybalance se utilizará una metodología ágil, organizando el trabajo mediante sprints que permitirán avanzar progresivamente por las etapas de análisis y planificación, diseño arquitectónico, desarrollo, integración, pruebas y cierre. Durante el proyecto se utilizarán buenas prácticas de gestión, control de versiones mediante GitHub, documentación continua, reuniones de seguimiento y control de cambios.</w:t>
+            </w:r>
+          </w:p>
+          <w:p>
+            <w:pPr>
+              <w:spacing w:after="240" w:before="240" w:lineRule="auto"/>
+              <w:jc w:val="both"/>
+              <w:rPr>
                 <w:i w:val="1"/>
                 <w:iCs w:val="1"/>
                 <w:color w:val="548dd4"/>
                 <w:sz w:val="20"/>
                 <w:szCs w:val="20"/>
-                <w:rtl w:val="0"/>
-              </w:rPr>
-              <w:t xml:space="preserve">Cuando el proyecto a desarrollar es grupal, es necesario incorporar la definición de las funciones, tareas y responsabilidades asociadas a cada integrante del equipo.</w:t>
+              </w:rPr>
+            </w:pPr>
+            <w:r>
+              <w:rPr>
+                <w:i w:val="1"/>
+                <w:iCs w:val="1"/>
+                <w:color w:val="548dd4"/>
+                <w:sz w:val="20"/>
+                <w:szCs w:val="20"/>
+                <w:rtl w:val="0"/>
+              </w:rPr>
+              <w:t xml:space="preserve">El equipo estará conformado por tres integrantes con responsabilidades complementarias. Katherine Muñoz, como Jefe de Proyecto y DBA, estará encargada de la planificación y coordinación, gestión de riesgos y diseño y administración de la base de datos. Jurian Soto, como Analista Programador y Diseñador, participará en el desarrollo backend y móvil, diseño de interfaces, integración de componentes y documentación técnica. Darko Rivas, como Analista Funcional y QA, estará encargada del levantamiento de requerimientos, análisis funcional, elaboración de pruebas, validación y control de calidad.</w:t>
+            </w:r>
+          </w:p>
+          <w:p>
+            <w:pPr>
+              <w:spacing w:after="240" w:before="240" w:lineRule="auto"/>
+              <w:jc w:val="both"/>
+              <w:rPr>
+                <w:i w:val="1"/>
+                <w:iCs w:val="1"/>
+                <w:color w:val="4472c4"/>
+                <w:sz w:val="18"/>
+                <w:szCs w:val="18"/>
+              </w:rPr>
+            </w:pPr>
+            <w:r>
+              <w:rPr>
+                <w:i w:val="1"/>
+                <w:iCs w:val="1"/>
+                <w:color w:val="548dd4"/>
+                <w:sz w:val="20"/>
+                <w:szCs w:val="20"/>
+                <w:rtl w:val="0"/>
+              </w:rPr>
+              <w:t xml:space="preserve">Las actividades serán distribuidas de acuerdo con estos roles y con la planificación definida para cada sprint, realizando revisiones periódicas del avance para verificar el cumplimiento de los requerimientos y objetivos establecidos para el proyecto.</w:t>
             </w:r>
             <w:r>
               <w:rPr>
@@ -3681,27 +3533,29 @@
               </w:tabs>
               <w:spacing w:after="0" w:before="0" w:line="240" w:lineRule="auto"/>
               <w:ind w:left="0" w:right="0" w:firstLine="0"/>
-              <w:jc w:val="both"/>
-              <w:rPr>
-                <w:rFonts w:ascii="Calibri" w:cs="Calibri" w:eastAsia="Calibri" w:hAnsi="Calibri"/>
+              <w:jc w:val="center"/>
+              <w:rPr>
                 <w:b w:val="1"/>
                 <w:bCs w:val="1"/>
-                <w:i w:val="0"/>
-                <w:iCs w:val="0"/>
-                <w:smallCaps w:val="0"/>
-                <w:strike w:val="0"/>
-                <w:color w:val="1f3864"/>
-                <w:sz w:val="22"/>
-                <w:szCs w:val="22"/>
-                <w:u w:val="none"/>
-                <w:shd w:fill="auto" w:val="clear"/>
-                <w:vertAlign w:val="baseline"/>
-              </w:rPr>
-            </w:pPr>
-            <w:r>
-              <w:rPr>
-                <w:rtl w:val="0"/>
-              </w:rPr>
+                <w:i w:val="1"/>
+                <w:iCs w:val="1"/>
+                <w:color w:val="4472c4"/>
+                <w:sz w:val="18"/>
+                <w:szCs w:val="18"/>
+              </w:rPr>
+            </w:pPr>
+            <w:r>
+              <w:rPr>
+                <w:b w:val="1"/>
+                <w:bCs w:val="1"/>
+                <w:i w:val="1"/>
+                <w:iCs w:val="1"/>
+                <w:color w:val="4472c4"/>
+                <w:sz w:val="18"/>
+                <w:szCs w:val="18"/>
+                <w:rtl w:val="0"/>
+              </w:rPr>
+              <w:t xml:space="preserve">avance</w:t>
             </w:r>
           </w:p>
         </w:tc>
@@ -3728,53 +3582,55 @@
               <w:ind w:left="0" w:right="0" w:firstLine="0"/>
               <w:jc w:val="both"/>
               <w:rPr>
+                <w:i w:val="1"/>
+                <w:iCs w:val="1"/>
+                <w:color w:val="4472c4"/>
+                <w:sz w:val="18"/>
+                <w:szCs w:val="18"/>
+              </w:rPr>
+            </w:pPr>
+            <w:r>
+              <w:rPr>
+                <w:i w:val="1"/>
+                <w:iCs w:val="1"/>
+                <w:color w:val="4472c4"/>
+                <w:sz w:val="18"/>
+                <w:szCs w:val="18"/>
+                <w:rtl w:val="0"/>
+              </w:rPr>
+              <w:t xml:space="preserve">Proceso TO-BE</w:t>
+            </w:r>
+          </w:p>
+        </w:tc>
+        <w:tc>
+          <w:tcPr/>
+          <w:p>
+            <w:pPr>
+              <w:jc w:val="both"/>
+              <w:rPr>
                 <w:rFonts w:ascii="Calibri" w:cs="Calibri" w:eastAsia="Calibri" w:hAnsi="Calibri"/>
-                <w:b w:val="1"/>
-                <w:bCs w:val="1"/>
-                <w:i w:val="0"/>
-                <w:iCs w:val="0"/>
-                <w:smallCaps w:val="0"/>
-                <w:strike w:val="0"/>
-                <w:color w:val="1f3864"/>
-                <w:sz w:val="22"/>
-                <w:szCs w:val="22"/>
-                <w:u w:val="none"/>
-                <w:shd w:fill="auto" w:val="clear"/>
-                <w:vertAlign w:val="baseline"/>
-              </w:rPr>
-            </w:pPr>
-            <w:r>
-              <w:rPr>
-                <w:rtl w:val="0"/>
-              </w:rPr>
-            </w:r>
-          </w:p>
-        </w:tc>
-        <w:tc>
-          <w:tcPr/>
-          <w:p>
-            <w:pPr>
-              <w:jc w:val="both"/>
-              <w:rPr>
-                <w:rFonts w:ascii="Calibri" w:cs="Calibri" w:eastAsia="Calibri" w:hAnsi="Calibri"/>
-                <w:i w:val="1"/>
-                <w:iCs w:val="1"/>
-                <w:color w:val="4472c4"/>
-                <w:sz w:val="18"/>
-                <w:szCs w:val="18"/>
-              </w:rPr>
-            </w:pPr>
-            <w:r>
-              <w:rPr>
-                <w:rFonts w:ascii="Calibri" w:cs="Calibri" w:eastAsia="Calibri" w:hAnsi="Calibri"/>
-                <w:i w:val="1"/>
-                <w:iCs w:val="1"/>
-                <w:color w:val="4472c4"/>
-                <w:sz w:val="18"/>
-                <w:szCs w:val="18"/>
-                <w:rtl w:val="0"/>
-              </w:rPr>
-              <w:t xml:space="preserve">Describe las evidencias acordadas con tu docente, siempre teniendo en mente que estas deben dar cuenta del desarrollo de tu Proyecto APT.</w:t>
+                <w:i w:val="1"/>
+                <w:iCs w:val="1"/>
+                <w:color w:val="4472c4"/>
+                <w:sz w:val="18"/>
+                <w:szCs w:val="18"/>
+              </w:rPr>
+            </w:pPr>
+            <w:r>
+              <w:rPr>
+                <w:i w:val="1"/>
+                <w:iCs w:val="1"/>
+                <w:color w:val="4472c4"/>
+                <w:sz w:val="18"/>
+                <w:szCs w:val="18"/>
+                <w:rtl w:val="0"/>
+              </w:rPr>
+              <w:t xml:space="preserve">Representación del proceso futuro considerando la solución propuesta para MyBalance. </w:t>
+            </w:r>
+            <w:r>
+              <w:rPr>
+                <w:rtl w:val="0"/>
+              </w:rPr>
             </w:r>
           </w:p>
         </w:tc>
@@ -3801,25 +3657,23 @@
               <w:ind w:left="0" w:right="0" w:firstLine="0"/>
               <w:jc w:val="both"/>
               <w:rPr>
-                <w:rFonts w:ascii="Calibri" w:cs="Calibri" w:eastAsia="Calibri" w:hAnsi="Calibri"/>
-                <w:b w:val="1"/>
-                <w:bCs w:val="1"/>
-                <w:i w:val="0"/>
-                <w:iCs w:val="0"/>
-                <w:smallCaps w:val="0"/>
-                <w:strike w:val="0"/>
-                <w:color w:val="1f3864"/>
-                <w:sz w:val="22"/>
-                <w:szCs w:val="22"/>
-                <w:u w:val="none"/>
-                <w:shd w:fill="auto" w:val="clear"/>
-                <w:vertAlign w:val="baseline"/>
-              </w:rPr>
-            </w:pPr>
-            <w:r>
-              <w:rPr>
-                <w:rtl w:val="0"/>
-              </w:rPr>
+                <w:i w:val="1"/>
+                <w:iCs w:val="1"/>
+                <w:color w:val="4472c4"/>
+                <w:sz w:val="18"/>
+                <w:szCs w:val="18"/>
+              </w:rPr>
+            </w:pPr>
+            <w:r>
+              <w:rPr>
+                <w:i w:val="1"/>
+                <w:iCs w:val="1"/>
+                <w:color w:val="4472c4"/>
+                <w:sz w:val="18"/>
+                <w:szCs w:val="18"/>
+                <w:rtl w:val="0"/>
+              </w:rPr>
+              <w:t xml:space="preserve">Permite evidenciar cómo se espera abordar la problemática mediante la solución desarrollada. </w:t>
             </w:r>
           </w:p>
         </w:tc>
@@ -3830,6 +3684,41 @@
           <w:trHeight w:val="362" w:hRule="atLeast"/>
           <w:tblHeader w:val="0"/>
         </w:trPr>
+        <w:tc>
+          <w:tcPr/>
+          <w:p>
+            <w:pPr>
+              <w:tabs>
+                <w:tab w:val="center" w:leader="none" w:pos="4419"/>
+                <w:tab w:val="right" w:leader="none" w:pos="8838"/>
+              </w:tabs>
+              <w:spacing w:after="0" w:line="240" w:lineRule="auto"/>
+              <w:jc w:val="center"/>
+              <w:rPr>
+                <w:b w:val="1"/>
+                <w:bCs w:val="1"/>
+                <w:i w:val="1"/>
+                <w:iCs w:val="1"/>
+                <w:color w:val="4472c4"/>
+                <w:sz w:val="18"/>
+                <w:szCs w:val="18"/>
+              </w:rPr>
+            </w:pPr>
+            <w:r>
+              <w:rPr>
+                <w:b w:val="1"/>
+                <w:bCs w:val="1"/>
+                <w:i w:val="1"/>
+                <w:iCs w:val="1"/>
+                <w:color w:val="4472c4"/>
+                <w:sz w:val="18"/>
+                <w:szCs w:val="18"/>
+                <w:rtl w:val="0"/>
+              </w:rPr>
+              <w:t xml:space="preserve">avance</w:t>
+            </w:r>
+          </w:p>
+        </w:tc>
         <w:tc>
           <w:tcPr/>
           <w:p>
@@ -3853,25 +3742,23 @@
               <w:ind w:left="0" w:right="0" w:firstLine="0"/>
               <w:jc w:val="both"/>
               <w:rPr>
-                <w:rFonts w:ascii="Calibri" w:cs="Calibri" w:eastAsia="Calibri" w:hAnsi="Calibri"/>
-                <w:b w:val="1"/>
-                <w:bCs w:val="1"/>
-                <w:i w:val="0"/>
-                <w:iCs w:val="0"/>
-                <w:smallCaps w:val="0"/>
-                <w:strike w:val="0"/>
-                <w:color w:val="1f3864"/>
-                <w:sz w:val="22"/>
-                <w:szCs w:val="22"/>
-                <w:u w:val="none"/>
-                <w:shd w:fill="auto" w:val="clear"/>
-                <w:vertAlign w:val="baseline"/>
-              </w:rPr>
-            </w:pPr>
-            <w:r>
-              <w:rPr>
-                <w:rtl w:val="0"/>
-              </w:rPr>
+                <w:i w:val="1"/>
+                <w:iCs w:val="1"/>
+                <w:color w:val="4472c4"/>
+                <w:sz w:val="18"/>
+                <w:szCs w:val="18"/>
+              </w:rPr>
+            </w:pPr>
+            <w:r>
+              <w:rPr>
+                <w:i w:val="1"/>
+                <w:iCs w:val="1"/>
+                <w:color w:val="4472c4"/>
+                <w:sz w:val="18"/>
+                <w:szCs w:val="18"/>
+                <w:rtl w:val="0"/>
+              </w:rPr>
+              <w:t xml:space="preserve">Arquitectura de la solución</w:t>
             </w:r>
           </w:p>
         </w:tc>
@@ -3898,25 +3785,23 @@
               <w:ind w:left="0" w:right="0" w:firstLine="0"/>
               <w:jc w:val="both"/>
               <w:rPr>
-                <w:rFonts w:ascii="Calibri" w:cs="Calibri" w:eastAsia="Calibri" w:hAnsi="Calibri"/>
-                <w:b w:val="1"/>
-                <w:bCs w:val="1"/>
-                <w:i w:val="0"/>
-                <w:iCs w:val="0"/>
-                <w:smallCaps w:val="0"/>
-                <w:strike w:val="0"/>
-                <w:color w:val="1f3864"/>
-                <w:sz w:val="22"/>
-                <w:szCs w:val="22"/>
-                <w:u w:val="none"/>
-                <w:shd w:fill="auto" w:val="clear"/>
-                <w:vertAlign w:val="baseline"/>
-              </w:rPr>
-            </w:pPr>
-            <w:r>
-              <w:rPr>
-                <w:rtl w:val="0"/>
-              </w:rPr>
+                <w:i w:val="1"/>
+                <w:iCs w:val="1"/>
+                <w:color w:val="4472c4"/>
+                <w:sz w:val="18"/>
+                <w:szCs w:val="18"/>
+              </w:rPr>
+            </w:pPr>
+            <w:r>
+              <w:rPr>
+                <w:i w:val="1"/>
+                <w:iCs w:val="1"/>
+                <w:color w:val="4472c4"/>
+                <w:sz w:val="18"/>
+                <w:szCs w:val="18"/>
+                <w:rtl w:val="0"/>
+              </w:rPr>
+              <w:t xml:space="preserve">Diseño de la arquitectura y relación entre aplicación móvil, backend, base de datos y componentes administrativos </w:t>
             </w:r>
           </w:p>
         </w:tc>
@@ -3943,25 +3828,65 @@
               <w:ind w:left="0" w:right="0" w:firstLine="0"/>
               <w:jc w:val="both"/>
               <w:rPr>
-                <w:rFonts w:ascii="Calibri" w:cs="Calibri" w:eastAsia="Calibri" w:hAnsi="Calibri"/>
+                <w:i w:val="1"/>
+                <w:iCs w:val="1"/>
+                <w:color w:val="4472c4"/>
+                <w:sz w:val="18"/>
+                <w:szCs w:val="18"/>
+              </w:rPr>
+            </w:pPr>
+            <w:r>
+              <w:rPr>
+                <w:i w:val="1"/>
+                <w:iCs w:val="1"/>
+                <w:color w:val="4472c4"/>
+                <w:sz w:val="18"/>
+                <w:szCs w:val="18"/>
+                <w:rtl w:val="0"/>
+              </w:rPr>
+              <w:t xml:space="preserve">Permite documentar la estructura técnica definida para el desarrollo del sistema. </w:t>
+            </w:r>
+          </w:p>
+        </w:tc>
+      </w:tr>
+      <w:tr>
+        <w:trPr>
+          <w:cantSplit w:val="0"/>
+          <w:trHeight w:val="362" w:hRule="atLeast"/>
+          <w:tblHeader w:val="0"/>
+        </w:trPr>
+        <w:tc>
+          <w:tcPr/>
+          <w:p>
+            <w:pPr>
+              <w:tabs>
+                <w:tab w:val="center" w:leader="none" w:pos="4419"/>
+                <w:tab w:val="right" w:leader="none" w:pos="8838"/>
+              </w:tabs>
+              <w:spacing w:after="0" w:line="240" w:lineRule="auto"/>
+              <w:jc w:val="center"/>
+              <w:rPr>
                 <w:b w:val="1"/>
                 <w:bCs w:val="1"/>
-                <w:i w:val="0"/>
-                <w:iCs w:val="0"/>
-                <w:smallCaps w:val="0"/>
-                <w:strike w:val="0"/>
-                <w:color w:val="1f3864"/>
-                <w:sz w:val="22"/>
-                <w:szCs w:val="22"/>
-                <w:u w:val="none"/>
-                <w:shd w:fill="auto" w:val="clear"/>
-                <w:vertAlign w:val="baseline"/>
-              </w:rPr>
-            </w:pPr>
-            <w:r>
-              <w:rPr>
-                <w:rtl w:val="0"/>
-              </w:rPr>
+                <w:i w:val="1"/>
+                <w:iCs w:val="1"/>
+                <w:color w:val="4472c4"/>
+                <w:sz w:val="18"/>
+                <w:szCs w:val="18"/>
+              </w:rPr>
+            </w:pPr>
+            <w:r>
+              <w:rPr>
+                <w:b w:val="1"/>
+                <w:bCs w:val="1"/>
+                <w:i w:val="1"/>
+                <w:iCs w:val="1"/>
+                <w:color w:val="4472c4"/>
+                <w:sz w:val="18"/>
+                <w:szCs w:val="18"/>
+                <w:rtl w:val="0"/>
+              </w:rPr>
+              <w:t xml:space="preserve">avance</w:t>
             </w:r>
           </w:p>
         </w:tc>
@@ -3988,35 +3913,26 @@
               <w:ind w:left="0" w:right="0" w:firstLine="0"/>
               <w:jc w:val="both"/>
               <w:rPr>
-                <w:rFonts w:ascii="Calibri" w:cs="Calibri" w:eastAsia="Calibri" w:hAnsi="Calibri"/>
-                <w:b w:val="1"/>
-                <w:bCs w:val="1"/>
-                <w:i w:val="0"/>
-                <w:iCs w:val="0"/>
-                <w:smallCaps w:val="0"/>
-                <w:strike w:val="0"/>
-                <w:color w:val="1f3864"/>
-                <w:sz w:val="22"/>
-                <w:szCs w:val="22"/>
-                <w:u w:val="none"/>
-                <w:shd w:fill="auto" w:val="clear"/>
-                <w:vertAlign w:val="baseline"/>
-              </w:rPr>
-            </w:pPr>
-            <w:r>
-              <w:rPr>
-                <w:rtl w:val="0"/>
-              </w:rPr>
-            </w:r>
-          </w:p>
-        </w:tc>
-      </w:tr>
-      <w:tr>
-        <w:trPr>
-          <w:cantSplit w:val="0"/>
-          <w:trHeight w:val="362" w:hRule="atLeast"/>
-          <w:tblHeader w:val="0"/>
-        </w:trPr>
+                <w:i w:val="1"/>
+                <w:iCs w:val="1"/>
+                <w:color w:val="4472c4"/>
+                <w:sz w:val="18"/>
+                <w:szCs w:val="18"/>
+              </w:rPr>
+            </w:pPr>
+            <w:r>
+              <w:rPr>
+                <w:i w:val="1"/>
+                <w:iCs w:val="1"/>
+                <w:color w:val="4472c4"/>
+                <w:sz w:val="18"/>
+                <w:szCs w:val="18"/>
+                <w:rtl w:val="0"/>
+              </w:rPr>
+              <w:t xml:space="preserve">Modelo de Datos</w:t>
+            </w:r>
+          </w:p>
+        </w:tc>
         <w:tc>
           <w:tcPr/>
           <w:p>
@@ -4040,25 +3956,23 @@
               <w:ind w:left="0" w:right="0" w:firstLine="0"/>
               <w:jc w:val="both"/>
               <w:rPr>
-                <w:rFonts w:ascii="Calibri" w:cs="Calibri" w:eastAsia="Calibri" w:hAnsi="Calibri"/>
-                <w:b w:val="1"/>
-                <w:bCs w:val="1"/>
-                <w:i w:val="0"/>
-                <w:iCs w:val="0"/>
-                <w:smallCaps w:val="0"/>
-                <w:strike w:val="0"/>
-                <w:color w:val="1f3864"/>
-                <w:sz w:val="22"/>
-                <w:szCs w:val="22"/>
-                <w:u w:val="none"/>
-                <w:shd w:fill="auto" w:val="clear"/>
-                <w:vertAlign w:val="baseline"/>
-              </w:rPr>
-            </w:pPr>
-            <w:r>
-              <w:rPr>
-                <w:rtl w:val="0"/>
-              </w:rPr>
+                <w:i w:val="1"/>
+                <w:iCs w:val="1"/>
+                <w:color w:val="4472c4"/>
+                <w:sz w:val="18"/>
+                <w:szCs w:val="18"/>
+              </w:rPr>
+            </w:pPr>
+            <w:r>
+              <w:rPr>
+                <w:i w:val="1"/>
+                <w:iCs w:val="1"/>
+                <w:color w:val="4472c4"/>
+                <w:sz w:val="18"/>
+                <w:szCs w:val="18"/>
+                <w:rtl w:val="0"/>
+              </w:rPr>
+              <w:t xml:space="preserve">Representación de las entidades, atributos y relaciones necesarias para almacenar la información de MyBalance. </w:t>
             </w:r>
           </w:p>
         </w:tc>
@@ -4085,25 +3999,65 @@
               <w:ind w:left="0" w:right="0" w:firstLine="0"/>
               <w:jc w:val="both"/>
               <w:rPr>
-                <w:rFonts w:ascii="Calibri" w:cs="Calibri" w:eastAsia="Calibri" w:hAnsi="Calibri"/>
+                <w:i w:val="1"/>
+                <w:iCs w:val="1"/>
+                <w:color w:val="4472c4"/>
+                <w:sz w:val="18"/>
+                <w:szCs w:val="18"/>
+              </w:rPr>
+            </w:pPr>
+            <w:r>
+              <w:rPr>
+                <w:i w:val="1"/>
+                <w:iCs w:val="1"/>
+                <w:color w:val="4472c4"/>
+                <w:sz w:val="18"/>
+                <w:szCs w:val="18"/>
+                <w:rtl w:val="0"/>
+              </w:rPr>
+              <w:t xml:space="preserve">Evidencia el diseño de la estructura de datos que soportará las funcionalidades del sistema. </w:t>
+            </w:r>
+          </w:p>
+        </w:tc>
+      </w:tr>
+      <w:tr>
+        <w:trPr>
+          <w:cantSplit w:val="0"/>
+          <w:trHeight w:val="362" w:hRule="atLeast"/>
+          <w:tblHeader w:val="0"/>
+        </w:trPr>
+        <w:tc>
+          <w:tcPr/>
+          <w:p>
+            <w:pPr>
+              <w:tabs>
+                <w:tab w:val="center" w:leader="none" w:pos="4419"/>
+                <w:tab w:val="right" w:leader="none" w:pos="8838"/>
+              </w:tabs>
+              <w:spacing w:after="0" w:line="240" w:lineRule="auto"/>
+              <w:jc w:val="center"/>
+              <w:rPr>
                 <w:b w:val="1"/>
                 <w:bCs w:val="1"/>
-                <w:i w:val="0"/>
-                <w:iCs w:val="0"/>
-                <w:smallCaps w:val="0"/>
-                <w:strike w:val="0"/>
-                <w:color w:val="1f3864"/>
-                <w:sz w:val="22"/>
-                <w:szCs w:val="22"/>
-                <w:u w:val="none"/>
-                <w:shd w:fill="auto" w:val="clear"/>
-                <w:vertAlign w:val="baseline"/>
-              </w:rPr>
-            </w:pPr>
-            <w:r>
-              <w:rPr>
-                <w:rtl w:val="0"/>
-              </w:rPr>
+                <w:i w:val="1"/>
+                <w:iCs w:val="1"/>
+                <w:color w:val="4472c4"/>
+                <w:sz w:val="18"/>
+                <w:szCs w:val="18"/>
+              </w:rPr>
+            </w:pPr>
+            <w:r>
+              <w:rPr>
+                <w:b w:val="1"/>
+                <w:bCs w:val="1"/>
+                <w:i w:val="1"/>
+                <w:iCs w:val="1"/>
+                <w:color w:val="4472c4"/>
+                <w:sz w:val="18"/>
+                <w:szCs w:val="18"/>
+                <w:rtl w:val="0"/>
+              </w:rPr>
+              <w:t xml:space="preserve">avance</w:t>
             </w:r>
           </w:p>
         </w:tc>
@@ -4130,25 +4084,23 @@
               <w:ind w:left="0" w:right="0" w:firstLine="0"/>
               <w:jc w:val="both"/>
               <w:rPr>
-                <w:rFonts w:ascii="Calibri" w:cs="Calibri" w:eastAsia="Calibri" w:hAnsi="Calibri"/>
-                <w:b w:val="1"/>
-                <w:bCs w:val="1"/>
-                <w:i w:val="0"/>
-                <w:iCs w:val="0"/>
-                <w:smallCaps w:val="0"/>
-                <w:strike w:val="0"/>
-                <w:color w:val="1f3864"/>
-                <w:sz w:val="22"/>
-                <w:szCs w:val="22"/>
-                <w:u w:val="none"/>
-                <w:shd w:fill="auto" w:val="clear"/>
-                <w:vertAlign w:val="baseline"/>
-              </w:rPr>
-            </w:pPr>
-            <w:r>
-              <w:rPr>
-                <w:rtl w:val="0"/>
-              </w:rPr>
+                <w:i w:val="1"/>
+                <w:iCs w:val="1"/>
+                <w:color w:val="4472c4"/>
+                <w:sz w:val="18"/>
+                <w:szCs w:val="18"/>
+              </w:rPr>
+            </w:pPr>
+            <w:r>
+              <w:rPr>
+                <w:i w:val="1"/>
+                <w:iCs w:val="1"/>
+                <w:color w:val="4472c4"/>
+                <w:sz w:val="18"/>
+                <w:szCs w:val="18"/>
+                <w:rtl w:val="0"/>
+              </w:rPr>
+              <w:t xml:space="preserve">Modulo de Gestion de usuarios</w:t>
             </w:r>
           </w:p>
         </w:tc>
@@ -4175,35 +4127,26 @@
               <w:ind w:left="0" w:right="0" w:firstLine="0"/>
               <w:jc w:val="both"/>
               <w:rPr>
-                <w:rFonts w:ascii="Calibri" w:cs="Calibri" w:eastAsia="Calibri" w:hAnsi="Calibri"/>
-                <w:b w:val="1"/>
-                <w:bCs w:val="1"/>
-                <w:i w:val="0"/>
-                <w:iCs w:val="0"/>
-                <w:smallCaps w:val="0"/>
-                <w:strike w:val="0"/>
-                <w:color w:val="1f3864"/>
-                <w:sz w:val="22"/>
-                <w:szCs w:val="22"/>
-                <w:u w:val="none"/>
-                <w:shd w:fill="auto" w:val="clear"/>
-                <w:vertAlign w:val="baseline"/>
-              </w:rPr>
-            </w:pPr>
-            <w:r>
-              <w:rPr>
-                <w:rtl w:val="0"/>
-              </w:rPr>
-            </w:r>
-          </w:p>
-        </w:tc>
-      </w:tr>
-      <w:tr>
-        <w:trPr>
-          <w:cantSplit w:val="0"/>
-          <w:trHeight w:val="362" w:hRule="atLeast"/>
-          <w:tblHeader w:val="0"/>
-        </w:trPr>
+                <w:i w:val="1"/>
+                <w:iCs w:val="1"/>
+                <w:color w:val="4472c4"/>
+                <w:sz w:val="18"/>
+                <w:szCs w:val="18"/>
+              </w:rPr>
+            </w:pPr>
+            <w:r>
+              <w:rPr>
+                <w:i w:val="1"/>
+                <w:iCs w:val="1"/>
+                <w:color w:val="4472c4"/>
+                <w:sz w:val="18"/>
+                <w:szCs w:val="18"/>
+                <w:rtl w:val="0"/>
+              </w:rPr>
+              <w:t xml:space="preserve">Implementación de registro, inicio y cierre de sesión, recuperación de contraseña, perfil y configuración de módulos. </w:t>
+            </w:r>
+          </w:p>
+        </w:tc>
         <w:tc>
           <w:tcPr/>
           <w:p>
@@ -4227,25 +4170,65 @@
               <w:ind w:left="0" w:right="0" w:firstLine="0"/>
               <w:jc w:val="both"/>
               <w:rPr>
-                <w:rFonts w:ascii="Calibri" w:cs="Calibri" w:eastAsia="Calibri" w:hAnsi="Calibri"/>
+                <w:i w:val="1"/>
+                <w:iCs w:val="1"/>
+                <w:color w:val="4472c4"/>
+                <w:sz w:val="18"/>
+                <w:szCs w:val="18"/>
+              </w:rPr>
+            </w:pPr>
+            <w:r>
+              <w:rPr>
+                <w:i w:val="1"/>
+                <w:iCs w:val="1"/>
+                <w:color w:val="4472c4"/>
+                <w:sz w:val="18"/>
+                <w:szCs w:val="18"/>
+                <w:rtl w:val="0"/>
+              </w:rPr>
+              <w:t xml:space="preserve">Permite evidenciar el desarrollo de las funcionalidades de acceso y administración del usuario. </w:t>
+            </w:r>
+          </w:p>
+        </w:tc>
+      </w:tr>
+      <w:tr>
+        <w:trPr>
+          <w:cantSplit w:val="0"/>
+          <w:trHeight w:val="362" w:hRule="atLeast"/>
+          <w:tblHeader w:val="0"/>
+        </w:trPr>
+        <w:tc>
+          <w:tcPr/>
+          <w:p>
+            <w:pPr>
+              <w:tabs>
+                <w:tab w:val="center" w:leader="none" w:pos="4419"/>
+                <w:tab w:val="right" w:leader="none" w:pos="8838"/>
+              </w:tabs>
+              <w:spacing w:after="0" w:line="240" w:lineRule="auto"/>
+              <w:jc w:val="center"/>
+              <w:rPr>
                 <w:b w:val="1"/>
                 <w:bCs w:val="1"/>
-                <w:i w:val="0"/>
-                <w:iCs w:val="0"/>
-                <w:smallCaps w:val="0"/>
-                <w:strike w:val="0"/>
-                <w:color w:val="1f3864"/>
-                <w:sz w:val="22"/>
-                <w:szCs w:val="22"/>
-                <w:u w:val="none"/>
-                <w:shd w:fill="auto" w:val="clear"/>
-                <w:vertAlign w:val="baseline"/>
-              </w:rPr>
-            </w:pPr>
-            <w:r>
-              <w:rPr>
-                <w:rtl w:val="0"/>
-              </w:rPr>
+                <w:i w:val="1"/>
+                <w:iCs w:val="1"/>
+                <w:color w:val="4472c4"/>
+                <w:sz w:val="18"/>
+                <w:szCs w:val="18"/>
+              </w:rPr>
+            </w:pPr>
+            <w:r>
+              <w:rPr>
+                <w:b w:val="1"/>
+                <w:bCs w:val="1"/>
+                <w:i w:val="1"/>
+                <w:iCs w:val="1"/>
+                <w:color w:val="4472c4"/>
+                <w:sz w:val="18"/>
+                <w:szCs w:val="18"/>
+                <w:rtl w:val="0"/>
+              </w:rPr>
+              <w:t xml:space="preserve">avance</w:t>
             </w:r>
           </w:p>
         </w:tc>
@@ -4272,25 +4255,23 @@
               <w:ind w:left="0" w:right="0" w:firstLine="0"/>
               <w:jc w:val="both"/>
               <w:rPr>
-                <w:rFonts w:ascii="Calibri" w:cs="Calibri" w:eastAsia="Calibri" w:hAnsi="Calibri"/>
-                <w:b w:val="1"/>
-                <w:bCs w:val="1"/>
-                <w:i w:val="0"/>
-                <w:iCs w:val="0"/>
-                <w:smallCaps w:val="0"/>
-                <w:strike w:val="0"/>
-                <w:color w:val="1f3864"/>
-                <w:sz w:val="22"/>
-                <w:szCs w:val="22"/>
-                <w:u w:val="none"/>
-                <w:shd w:fill="auto" w:val="clear"/>
-                <w:vertAlign w:val="baseline"/>
-              </w:rPr>
-            </w:pPr>
-            <w:r>
-              <w:rPr>
-                <w:rtl w:val="0"/>
-              </w:rPr>
+                <w:i w:val="1"/>
+                <w:iCs w:val="1"/>
+                <w:color w:val="4472c4"/>
+                <w:sz w:val="18"/>
+                <w:szCs w:val="18"/>
+              </w:rPr>
+            </w:pPr>
+            <w:r>
+              <w:rPr>
+                <w:i w:val="1"/>
+                <w:iCs w:val="1"/>
+                <w:color w:val="4472c4"/>
+                <w:sz w:val="18"/>
+                <w:szCs w:val="18"/>
+                <w:rtl w:val="0"/>
+              </w:rPr>
+              <w:t xml:space="preserve">Modulo de Alimentacion e Hidratacion</w:t>
             </w:r>
           </w:p>
         </w:tc>
@@ -4317,25 +4298,23 @@
               <w:ind w:left="0" w:right="0" w:firstLine="0"/>
               <w:jc w:val="both"/>
               <w:rPr>
-                <w:rFonts w:ascii="Calibri" w:cs="Calibri" w:eastAsia="Calibri" w:hAnsi="Calibri"/>
-                <w:b w:val="1"/>
-                <w:bCs w:val="1"/>
-                <w:i w:val="0"/>
-                <w:iCs w:val="0"/>
-                <w:smallCaps w:val="0"/>
-                <w:strike w:val="0"/>
-                <w:color w:val="1f3864"/>
-                <w:sz w:val="22"/>
-                <w:szCs w:val="22"/>
-                <w:u w:val="none"/>
-                <w:shd w:fill="auto" w:val="clear"/>
-                <w:vertAlign w:val="baseline"/>
-              </w:rPr>
-            </w:pPr>
-            <w:r>
-              <w:rPr>
-                <w:rtl w:val="0"/>
-              </w:rPr>
+                <w:i w:val="1"/>
+                <w:iCs w:val="1"/>
+                <w:color w:val="4472c4"/>
+                <w:sz w:val="18"/>
+                <w:szCs w:val="18"/>
+              </w:rPr>
+            </w:pPr>
+            <w:r>
+              <w:rPr>
+                <w:i w:val="1"/>
+                <w:iCs w:val="1"/>
+                <w:color w:val="4472c4"/>
+                <w:sz w:val="18"/>
+                <w:szCs w:val="18"/>
+                <w:rtl w:val="0"/>
+              </w:rPr>
+              <w:t xml:space="preserve">Implementación del registro de comidas, porciones, hidratación, metas, historial y progreso. </w:t>
             </w:r>
           </w:p>
         </w:tc>
@@ -4362,25 +4341,1733 @@
               <w:ind w:left="0" w:right="0" w:firstLine="0"/>
               <w:jc w:val="both"/>
               <w:rPr>
-                <w:rFonts w:ascii="Calibri" w:cs="Calibri" w:eastAsia="Calibri" w:hAnsi="Calibri"/>
+                <w:i w:val="1"/>
+                <w:iCs w:val="1"/>
+                <w:color w:val="4472c4"/>
+                <w:sz w:val="18"/>
+                <w:szCs w:val="18"/>
+              </w:rPr>
+            </w:pPr>
+            <w:r>
+              <w:rPr>
+                <w:i w:val="1"/>
+                <w:iCs w:val="1"/>
+                <w:color w:val="4472c4"/>
+                <w:sz w:val="18"/>
+                <w:szCs w:val="18"/>
+                <w:rtl w:val="0"/>
+              </w:rPr>
+              <w:t xml:space="preserve">Evidencia el desarrollo funcional de uno de los módulos principales del sistema. </w:t>
+            </w:r>
+          </w:p>
+        </w:tc>
+      </w:tr>
+      <w:tr>
+        <w:trPr>
+          <w:cantSplit w:val="0"/>
+          <w:trHeight w:val="362" w:hRule="atLeast"/>
+          <w:tblHeader w:val="0"/>
+        </w:trPr>
+        <w:tc>
+          <w:tcPr/>
+          <w:p>
+            <w:pPr>
+              <w:tabs>
+                <w:tab w:val="center" w:leader="none" w:pos="4419"/>
+                <w:tab w:val="right" w:leader="none" w:pos="8838"/>
+              </w:tabs>
+              <w:spacing w:after="0" w:line="240" w:lineRule="auto"/>
+              <w:jc w:val="center"/>
+              <w:rPr>
                 <w:b w:val="1"/>
                 <w:bCs w:val="1"/>
-                <w:i w:val="0"/>
-                <w:iCs w:val="0"/>
-                <w:smallCaps w:val="0"/>
-                <w:strike w:val="0"/>
-                <w:color w:val="1f3864"/>
-                <w:sz w:val="22"/>
-                <w:szCs w:val="22"/>
-                <w:u w:val="none"/>
-                <w:shd w:fill="auto" w:val="clear"/>
-                <w:vertAlign w:val="baseline"/>
-              </w:rPr>
-            </w:pPr>
-            <w:r>
-              <w:rPr>
-                <w:rtl w:val="0"/>
-              </w:rPr>
+                <w:i w:val="1"/>
+                <w:iCs w:val="1"/>
+                <w:color w:val="4472c4"/>
+                <w:sz w:val="18"/>
+                <w:szCs w:val="18"/>
+              </w:rPr>
+            </w:pPr>
+            <w:r>
+              <w:rPr>
+                <w:b w:val="1"/>
+                <w:bCs w:val="1"/>
+                <w:i w:val="1"/>
+                <w:iCs w:val="1"/>
+                <w:color w:val="4472c4"/>
+                <w:sz w:val="18"/>
+                <w:szCs w:val="18"/>
+                <w:rtl w:val="0"/>
+              </w:rPr>
+              <w:t xml:space="preserve">avance</w:t>
+            </w:r>
+          </w:p>
+        </w:tc>
+        <w:tc>
+          <w:tcPr/>
+          <w:p>
+            <w:pPr>
+              <w:keepNext w:val="0"/>
+              <w:keepLines w:val="0"/>
+              <w:widowControl w:val="1"/>
+              <w:pBdr>
+                <w:top w:space="0" w:sz="0" w:val="nil"/>
+                <w:left w:space="0" w:sz="0" w:val="nil"/>
+                <w:bottom w:space="0" w:sz="0" w:val="nil"/>
+                <w:right w:space="0" w:sz="0" w:val="nil"/>
+                <w:between w:space="0" w:sz="0" w:val="nil"/>
+              </w:pBdr>
+              <w:shd w:fill="auto" w:val="clear"/>
+              <w:tabs>
+                <w:tab w:val="center" w:leader="none" w:pos="4419"/>
+                <w:tab w:val="right" w:leader="none" w:pos="8838"/>
+              </w:tabs>
+              <w:spacing w:after="0" w:before="0" w:line="240" w:lineRule="auto"/>
+              <w:ind w:left="0" w:right="0" w:firstLine="0"/>
+              <w:jc w:val="both"/>
+              <w:rPr>
+                <w:i w:val="1"/>
+                <w:iCs w:val="1"/>
+                <w:color w:val="4472c4"/>
+                <w:sz w:val="18"/>
+                <w:szCs w:val="18"/>
+              </w:rPr>
+            </w:pPr>
+            <w:r>
+              <w:rPr>
+                <w:i w:val="1"/>
+                <w:iCs w:val="1"/>
+                <w:color w:val="4472c4"/>
+                <w:sz w:val="18"/>
+                <w:szCs w:val="18"/>
+                <w:rtl w:val="0"/>
+              </w:rPr>
+              <w:t xml:space="preserve">Módulo de Finanzas</w:t>
+            </w:r>
+          </w:p>
+        </w:tc>
+        <w:tc>
+          <w:tcPr/>
+          <w:p>
+            <w:pPr>
+              <w:keepNext w:val="0"/>
+              <w:keepLines w:val="0"/>
+              <w:widowControl w:val="1"/>
+              <w:pBdr>
+                <w:top w:space="0" w:sz="0" w:val="nil"/>
+                <w:left w:space="0" w:sz="0" w:val="nil"/>
+                <w:bottom w:space="0" w:sz="0" w:val="nil"/>
+                <w:right w:space="0" w:sz="0" w:val="nil"/>
+                <w:between w:space="0" w:sz="0" w:val="nil"/>
+              </w:pBdr>
+              <w:shd w:fill="auto" w:val="clear"/>
+              <w:tabs>
+                <w:tab w:val="center" w:leader="none" w:pos="4419"/>
+                <w:tab w:val="right" w:leader="none" w:pos="8838"/>
+              </w:tabs>
+              <w:spacing w:after="0" w:before="0" w:line="240" w:lineRule="auto"/>
+              <w:ind w:left="0" w:right="0" w:firstLine="0"/>
+              <w:jc w:val="both"/>
+              <w:rPr>
+                <w:i w:val="1"/>
+                <w:iCs w:val="1"/>
+                <w:color w:val="4472c4"/>
+                <w:sz w:val="18"/>
+                <w:szCs w:val="18"/>
+              </w:rPr>
+            </w:pPr>
+            <w:r>
+              <w:rPr>
+                <w:i w:val="1"/>
+                <w:iCs w:val="1"/>
+                <w:color w:val="4472c4"/>
+                <w:sz w:val="18"/>
+                <w:szCs w:val="18"/>
+                <w:rtl w:val="0"/>
+              </w:rPr>
+              <w:t xml:space="preserve">Implementación de ingresos, egresos, categorías, ahorro, metas, gastos hormiga y dashboard financiero. </w:t>
+            </w:r>
+          </w:p>
+        </w:tc>
+        <w:tc>
+          <w:tcPr/>
+          <w:p>
+            <w:pPr>
+              <w:keepNext w:val="0"/>
+              <w:keepLines w:val="0"/>
+              <w:widowControl w:val="1"/>
+              <w:pBdr>
+                <w:top w:space="0" w:sz="0" w:val="nil"/>
+                <w:left w:space="0" w:sz="0" w:val="nil"/>
+                <w:bottom w:space="0" w:sz="0" w:val="nil"/>
+                <w:right w:space="0" w:sz="0" w:val="nil"/>
+                <w:between w:space="0" w:sz="0" w:val="nil"/>
+              </w:pBdr>
+              <w:shd w:fill="auto" w:val="clear"/>
+              <w:tabs>
+                <w:tab w:val="center" w:leader="none" w:pos="4419"/>
+                <w:tab w:val="right" w:leader="none" w:pos="8838"/>
+              </w:tabs>
+              <w:spacing w:after="0" w:before="0" w:line="240" w:lineRule="auto"/>
+              <w:ind w:left="0" w:right="0" w:firstLine="0"/>
+              <w:jc w:val="both"/>
+              <w:rPr>
+                <w:i w:val="1"/>
+                <w:iCs w:val="1"/>
+                <w:color w:val="4472c4"/>
+                <w:sz w:val="18"/>
+                <w:szCs w:val="18"/>
+              </w:rPr>
+            </w:pPr>
+            <w:r>
+              <w:rPr>
+                <w:i w:val="1"/>
+                <w:iCs w:val="1"/>
+                <w:color w:val="4472c4"/>
+                <w:sz w:val="18"/>
+                <w:szCs w:val="18"/>
+                <w:rtl w:val="0"/>
+              </w:rPr>
+              <w:t xml:space="preserve">Permite evidenciar el desarrollo de las funcionalidades financieras definidas. </w:t>
+            </w:r>
+          </w:p>
+        </w:tc>
+      </w:tr>
+      <w:tr>
+        <w:trPr>
+          <w:cantSplit w:val="0"/>
+          <w:trHeight w:val="362" w:hRule="atLeast"/>
+          <w:tblHeader w:val="0"/>
+        </w:trPr>
+        <w:tc>
+          <w:tcPr/>
+          <w:p>
+            <w:pPr>
+              <w:tabs>
+                <w:tab w:val="center" w:leader="none" w:pos="4419"/>
+                <w:tab w:val="right" w:leader="none" w:pos="8838"/>
+              </w:tabs>
+              <w:spacing w:after="0" w:line="240" w:lineRule="auto"/>
+              <w:jc w:val="center"/>
+              <w:rPr>
+                <w:b w:val="1"/>
+                <w:bCs w:val="1"/>
+                <w:i w:val="1"/>
+                <w:iCs w:val="1"/>
+                <w:color w:val="4472c4"/>
+                <w:sz w:val="18"/>
+                <w:szCs w:val="18"/>
+              </w:rPr>
+            </w:pPr>
+            <w:r>
+              <w:rPr>
+                <w:b w:val="1"/>
+                <w:bCs w:val="1"/>
+                <w:i w:val="1"/>
+                <w:iCs w:val="1"/>
+                <w:color w:val="4472c4"/>
+                <w:sz w:val="18"/>
+                <w:szCs w:val="18"/>
+                <w:rtl w:val="0"/>
+              </w:rPr>
+              <w:t xml:space="preserve">avance</w:t>
+            </w:r>
+          </w:p>
+        </w:tc>
+        <w:tc>
+          <w:tcPr/>
+          <w:p>
+            <w:pPr>
+              <w:keepNext w:val="0"/>
+              <w:keepLines w:val="0"/>
+              <w:widowControl w:val="1"/>
+              <w:pBdr>
+                <w:top w:space="0" w:sz="0" w:val="nil"/>
+                <w:left w:space="0" w:sz="0" w:val="nil"/>
+                <w:bottom w:space="0" w:sz="0" w:val="nil"/>
+                <w:right w:space="0" w:sz="0" w:val="nil"/>
+                <w:between w:space="0" w:sz="0" w:val="nil"/>
+              </w:pBdr>
+              <w:shd w:fill="auto" w:val="clear"/>
+              <w:tabs>
+                <w:tab w:val="center" w:leader="none" w:pos="4419"/>
+                <w:tab w:val="right" w:leader="none" w:pos="8838"/>
+              </w:tabs>
+              <w:spacing w:after="0" w:before="0" w:line="240" w:lineRule="auto"/>
+              <w:ind w:left="0" w:right="0" w:firstLine="0"/>
+              <w:jc w:val="both"/>
+              <w:rPr>
+                <w:i w:val="1"/>
+                <w:iCs w:val="1"/>
+                <w:color w:val="4472c4"/>
+                <w:sz w:val="18"/>
+                <w:szCs w:val="18"/>
+              </w:rPr>
+            </w:pPr>
+            <w:r>
+              <w:rPr>
+                <w:i w:val="1"/>
+                <w:iCs w:val="1"/>
+                <w:color w:val="4472c4"/>
+                <w:sz w:val="18"/>
+                <w:szCs w:val="18"/>
+                <w:rtl w:val="0"/>
+              </w:rPr>
+              <w:t xml:space="preserve">Módulo de Dejar de Fumar</w:t>
+            </w:r>
+          </w:p>
+        </w:tc>
+        <w:tc>
+          <w:tcPr/>
+          <w:p>
+            <w:pPr>
+              <w:keepNext w:val="0"/>
+              <w:keepLines w:val="0"/>
+              <w:widowControl w:val="1"/>
+              <w:pBdr>
+                <w:top w:space="0" w:sz="0" w:val="nil"/>
+                <w:left w:space="0" w:sz="0" w:val="nil"/>
+                <w:bottom w:space="0" w:sz="0" w:val="nil"/>
+                <w:right w:space="0" w:sz="0" w:val="nil"/>
+                <w:between w:space="0" w:sz="0" w:val="nil"/>
+              </w:pBdr>
+              <w:shd w:fill="auto" w:val="clear"/>
+              <w:tabs>
+                <w:tab w:val="center" w:leader="none" w:pos="4419"/>
+                <w:tab w:val="right" w:leader="none" w:pos="8838"/>
+              </w:tabs>
+              <w:spacing w:after="0" w:before="0" w:line="240" w:lineRule="auto"/>
+              <w:ind w:left="0" w:right="0" w:firstLine="0"/>
+              <w:jc w:val="both"/>
+              <w:rPr>
+                <w:i w:val="1"/>
+                <w:iCs w:val="1"/>
+                <w:color w:val="4472c4"/>
+                <w:sz w:val="18"/>
+                <w:szCs w:val="18"/>
+              </w:rPr>
+            </w:pPr>
+            <w:r>
+              <w:rPr>
+                <w:i w:val="1"/>
+                <w:iCs w:val="1"/>
+                <w:color w:val="4472c4"/>
+                <w:sz w:val="18"/>
+                <w:szCs w:val="18"/>
+                <w:rtl w:val="0"/>
+              </w:rPr>
+              <w:t xml:space="preserve">Implementación del seguimiento del proceso, historial, progreso y ahorro estimado. </w:t>
+            </w:r>
+          </w:p>
+        </w:tc>
+        <w:tc>
+          <w:tcPr/>
+          <w:p>
+            <w:pPr>
+              <w:keepNext w:val="0"/>
+              <w:keepLines w:val="0"/>
+              <w:widowControl w:val="1"/>
+              <w:pBdr>
+                <w:top w:space="0" w:sz="0" w:val="nil"/>
+                <w:left w:space="0" w:sz="0" w:val="nil"/>
+                <w:bottom w:space="0" w:sz="0" w:val="nil"/>
+                <w:right w:space="0" w:sz="0" w:val="nil"/>
+                <w:between w:space="0" w:sz="0" w:val="nil"/>
+              </w:pBdr>
+              <w:shd w:fill="auto" w:val="clear"/>
+              <w:tabs>
+                <w:tab w:val="center" w:leader="none" w:pos="4419"/>
+                <w:tab w:val="right" w:leader="none" w:pos="8838"/>
+              </w:tabs>
+              <w:spacing w:after="0" w:before="0" w:line="240" w:lineRule="auto"/>
+              <w:ind w:left="0" w:right="0" w:firstLine="0"/>
+              <w:jc w:val="both"/>
+              <w:rPr>
+                <w:i w:val="1"/>
+                <w:iCs w:val="1"/>
+                <w:color w:val="4472c4"/>
+                <w:sz w:val="18"/>
+                <w:szCs w:val="18"/>
+              </w:rPr>
+            </w:pPr>
+            <w:r>
+              <w:rPr>
+                <w:i w:val="1"/>
+                <w:iCs w:val="1"/>
+                <w:color w:val="4472c4"/>
+                <w:sz w:val="18"/>
+                <w:szCs w:val="18"/>
+                <w:rtl w:val="0"/>
+              </w:rPr>
+              <w:t xml:space="preserve">Evidencia el desarrollo de las funcionalidades asociadas al seguimiento para dejar de fumar. </w:t>
+            </w:r>
+          </w:p>
+        </w:tc>
+      </w:tr>
+      <w:tr>
+        <w:trPr>
+          <w:cantSplit w:val="0"/>
+          <w:trHeight w:val="362" w:hRule="atLeast"/>
+          <w:tblHeader w:val="0"/>
+        </w:trPr>
+        <w:tc>
+          <w:tcPr/>
+          <w:p>
+            <w:pPr>
+              <w:tabs>
+                <w:tab w:val="center" w:leader="none" w:pos="4419"/>
+                <w:tab w:val="right" w:leader="none" w:pos="8838"/>
+              </w:tabs>
+              <w:spacing w:after="0" w:line="240" w:lineRule="auto"/>
+              <w:jc w:val="center"/>
+              <w:rPr>
+                <w:b w:val="1"/>
+                <w:bCs w:val="1"/>
+                <w:i w:val="1"/>
+                <w:iCs w:val="1"/>
+                <w:color w:val="4472c4"/>
+                <w:sz w:val="18"/>
+                <w:szCs w:val="18"/>
+              </w:rPr>
+            </w:pPr>
+            <w:r>
+              <w:rPr>
+                <w:b w:val="1"/>
+                <w:bCs w:val="1"/>
+                <w:i w:val="1"/>
+                <w:iCs w:val="1"/>
+                <w:color w:val="4472c4"/>
+                <w:sz w:val="18"/>
+                <w:szCs w:val="18"/>
+                <w:rtl w:val="0"/>
+              </w:rPr>
+              <w:t xml:space="preserve">avance</w:t>
+            </w:r>
+          </w:p>
+        </w:tc>
+        <w:tc>
+          <w:tcPr/>
+          <w:p>
+            <w:pPr>
+              <w:keepNext w:val="0"/>
+              <w:keepLines w:val="0"/>
+              <w:widowControl w:val="1"/>
+              <w:pBdr>
+                <w:top w:space="0" w:sz="0" w:val="nil"/>
+                <w:left w:space="0" w:sz="0" w:val="nil"/>
+                <w:bottom w:space="0" w:sz="0" w:val="nil"/>
+                <w:right w:space="0" w:sz="0" w:val="nil"/>
+                <w:between w:space="0" w:sz="0" w:val="nil"/>
+              </w:pBdr>
+              <w:shd w:fill="auto" w:val="clear"/>
+              <w:tabs>
+                <w:tab w:val="center" w:leader="none" w:pos="4419"/>
+                <w:tab w:val="right" w:leader="none" w:pos="8838"/>
+              </w:tabs>
+              <w:spacing w:after="0" w:before="0" w:line="240" w:lineRule="auto"/>
+              <w:ind w:left="0" w:right="0" w:firstLine="0"/>
+              <w:jc w:val="both"/>
+              <w:rPr>
+                <w:i w:val="1"/>
+                <w:iCs w:val="1"/>
+                <w:color w:val="4472c4"/>
+                <w:sz w:val="18"/>
+                <w:szCs w:val="18"/>
+              </w:rPr>
+            </w:pPr>
+            <w:r>
+              <w:rPr>
+                <w:i w:val="1"/>
+                <w:iCs w:val="1"/>
+                <w:color w:val="4472c4"/>
+                <w:sz w:val="18"/>
+                <w:szCs w:val="18"/>
+                <w:rtl w:val="0"/>
+              </w:rPr>
+              <w:t xml:space="preserve">Módulo Administrativo e Integración</w:t>
+            </w:r>
+          </w:p>
+        </w:tc>
+        <w:tc>
+          <w:tcPr/>
+          <w:p>
+            <w:pPr>
+              <w:keepNext w:val="0"/>
+              <w:keepLines w:val="0"/>
+              <w:widowControl w:val="1"/>
+              <w:pBdr>
+                <w:top w:space="0" w:sz="0" w:val="nil"/>
+                <w:left w:space="0" w:sz="0" w:val="nil"/>
+                <w:bottom w:space="0" w:sz="0" w:val="nil"/>
+                <w:right w:space="0" w:sz="0" w:val="nil"/>
+                <w:between w:space="0" w:sz="0" w:val="nil"/>
+              </w:pBdr>
+              <w:shd w:fill="auto" w:val="clear"/>
+              <w:tabs>
+                <w:tab w:val="center" w:leader="none" w:pos="4419"/>
+                <w:tab w:val="right" w:leader="none" w:pos="8838"/>
+              </w:tabs>
+              <w:spacing w:after="0" w:before="0" w:line="240" w:lineRule="auto"/>
+              <w:ind w:left="0" w:right="0" w:firstLine="0"/>
+              <w:jc w:val="both"/>
+              <w:rPr>
+                <w:i w:val="1"/>
+                <w:iCs w:val="1"/>
+                <w:color w:val="4472c4"/>
+                <w:sz w:val="18"/>
+                <w:szCs w:val="18"/>
+              </w:rPr>
+            </w:pPr>
+            <w:r>
+              <w:rPr>
+                <w:i w:val="1"/>
+                <w:iCs w:val="1"/>
+                <w:color w:val="4472c4"/>
+                <w:sz w:val="18"/>
+                <w:szCs w:val="18"/>
+                <w:rtl w:val="0"/>
+              </w:rPr>
+              <w:t xml:space="preserve">Implementación de mantenedores, parámetros, administración e integración con un servicio externo. </w:t>
+            </w:r>
+          </w:p>
+        </w:tc>
+        <w:tc>
+          <w:tcPr/>
+          <w:p>
+            <w:pPr>
+              <w:keepNext w:val="0"/>
+              <w:keepLines w:val="0"/>
+              <w:widowControl w:val="1"/>
+              <w:pBdr>
+                <w:top w:space="0" w:sz="0" w:val="nil"/>
+                <w:left w:space="0" w:sz="0" w:val="nil"/>
+                <w:bottom w:space="0" w:sz="0" w:val="nil"/>
+                <w:right w:space="0" w:sz="0" w:val="nil"/>
+                <w:between w:space="0" w:sz="0" w:val="nil"/>
+              </w:pBdr>
+              <w:shd w:fill="auto" w:val="clear"/>
+              <w:tabs>
+                <w:tab w:val="center" w:leader="none" w:pos="4419"/>
+                <w:tab w:val="right" w:leader="none" w:pos="8838"/>
+              </w:tabs>
+              <w:spacing w:after="0" w:before="0" w:line="240" w:lineRule="auto"/>
+              <w:ind w:left="0" w:right="0" w:firstLine="0"/>
+              <w:jc w:val="both"/>
+              <w:rPr>
+                <w:i w:val="1"/>
+                <w:iCs w:val="1"/>
+                <w:color w:val="4472c4"/>
+                <w:sz w:val="18"/>
+                <w:szCs w:val="18"/>
+              </w:rPr>
+            </w:pPr>
+            <w:r>
+              <w:rPr>
+                <w:i w:val="1"/>
+                <w:iCs w:val="1"/>
+                <w:color w:val="4472c4"/>
+                <w:sz w:val="18"/>
+                <w:szCs w:val="18"/>
+                <w:rtl w:val="0"/>
+              </w:rPr>
+              <w:t xml:space="preserve">Evidencia la administración e integración general de los componentes del sistema. </w:t>
+            </w:r>
+          </w:p>
+        </w:tc>
+      </w:tr>
+      <w:tr>
+        <w:trPr>
+          <w:cantSplit w:val="0"/>
+          <w:trHeight w:val="362" w:hRule="atLeast"/>
+          <w:tblHeader w:val="0"/>
+        </w:trPr>
+        <w:tc>
+          <w:tcPr/>
+          <w:p>
+            <w:pPr>
+              <w:tabs>
+                <w:tab w:val="center" w:leader="none" w:pos="4419"/>
+                <w:tab w:val="right" w:leader="none" w:pos="8838"/>
+              </w:tabs>
+              <w:spacing w:after="0" w:line="240" w:lineRule="auto"/>
+              <w:jc w:val="center"/>
+              <w:rPr>
+                <w:b w:val="1"/>
+                <w:bCs w:val="1"/>
+                <w:i w:val="1"/>
+                <w:iCs w:val="1"/>
+                <w:color w:val="4472c4"/>
+                <w:sz w:val="18"/>
+                <w:szCs w:val="18"/>
+              </w:rPr>
+            </w:pPr>
+            <w:r>
+              <w:rPr>
+                <w:b w:val="1"/>
+                <w:bCs w:val="1"/>
+                <w:i w:val="1"/>
+                <w:iCs w:val="1"/>
+                <w:color w:val="4472c4"/>
+                <w:sz w:val="18"/>
+                <w:szCs w:val="18"/>
+                <w:rtl w:val="0"/>
+              </w:rPr>
+              <w:t xml:space="preserve">avance</w:t>
+            </w:r>
+          </w:p>
+        </w:tc>
+        <w:tc>
+          <w:tcPr/>
+          <w:p>
+            <w:pPr>
+              <w:keepNext w:val="0"/>
+              <w:keepLines w:val="0"/>
+              <w:widowControl w:val="1"/>
+              <w:pBdr>
+                <w:top w:space="0" w:sz="0" w:val="nil"/>
+                <w:left w:space="0" w:sz="0" w:val="nil"/>
+                <w:bottom w:space="0" w:sz="0" w:val="nil"/>
+                <w:right w:space="0" w:sz="0" w:val="nil"/>
+                <w:between w:space="0" w:sz="0" w:val="nil"/>
+              </w:pBdr>
+              <w:shd w:fill="auto" w:val="clear"/>
+              <w:tabs>
+                <w:tab w:val="center" w:leader="none" w:pos="4419"/>
+                <w:tab w:val="right" w:leader="none" w:pos="8838"/>
+              </w:tabs>
+              <w:spacing w:after="0" w:before="0" w:line="240" w:lineRule="auto"/>
+              <w:ind w:left="0" w:right="0" w:firstLine="0"/>
+              <w:jc w:val="both"/>
+              <w:rPr>
+                <w:i w:val="1"/>
+                <w:iCs w:val="1"/>
+                <w:color w:val="4472c4"/>
+                <w:sz w:val="18"/>
+                <w:szCs w:val="18"/>
+              </w:rPr>
+            </w:pPr>
+            <w:r>
+              <w:rPr>
+                <w:i w:val="1"/>
+                <w:iCs w:val="1"/>
+                <w:color w:val="4472c4"/>
+                <w:sz w:val="18"/>
+                <w:szCs w:val="18"/>
+                <w:rtl w:val="0"/>
+              </w:rPr>
+              <w:t xml:space="preserve">Dashboard y Sistema de Gamificación</w:t>
+            </w:r>
+          </w:p>
+        </w:tc>
+        <w:tc>
+          <w:tcPr/>
+          <w:p>
+            <w:pPr>
+              <w:keepNext w:val="0"/>
+              <w:keepLines w:val="0"/>
+              <w:widowControl w:val="1"/>
+              <w:pBdr>
+                <w:top w:space="0" w:sz="0" w:val="nil"/>
+                <w:left w:space="0" w:sz="0" w:val="nil"/>
+                <w:bottom w:space="0" w:sz="0" w:val="nil"/>
+                <w:right w:space="0" w:sz="0" w:val="nil"/>
+                <w:between w:space="0" w:sz="0" w:val="nil"/>
+              </w:pBdr>
+              <w:shd w:fill="auto" w:val="clear"/>
+              <w:tabs>
+                <w:tab w:val="center" w:leader="none" w:pos="4419"/>
+                <w:tab w:val="right" w:leader="none" w:pos="8838"/>
+              </w:tabs>
+              <w:spacing w:after="0" w:before="0" w:line="240" w:lineRule="auto"/>
+              <w:ind w:left="0" w:right="0" w:firstLine="0"/>
+              <w:jc w:val="both"/>
+              <w:rPr>
+                <w:i w:val="1"/>
+                <w:iCs w:val="1"/>
+                <w:color w:val="4472c4"/>
+                <w:sz w:val="18"/>
+                <w:szCs w:val="18"/>
+              </w:rPr>
+            </w:pPr>
+            <w:r>
+              <w:rPr>
+                <w:i w:val="1"/>
+                <w:iCs w:val="1"/>
+                <w:color w:val="4472c4"/>
+                <w:sz w:val="18"/>
+                <w:szCs w:val="18"/>
+                <w:rtl w:val="0"/>
+              </w:rPr>
+              <w:t xml:space="preserve">Implementación de indicadores, notificaciones, puntos, logros, recompensas, tienda y mascota virtual. </w:t>
+            </w:r>
+          </w:p>
+        </w:tc>
+        <w:tc>
+          <w:tcPr/>
+          <w:p>
+            <w:pPr>
+              <w:keepNext w:val="0"/>
+              <w:keepLines w:val="0"/>
+              <w:widowControl w:val="1"/>
+              <w:pBdr>
+                <w:top w:space="0" w:sz="0" w:val="nil"/>
+                <w:left w:space="0" w:sz="0" w:val="nil"/>
+                <w:bottom w:space="0" w:sz="0" w:val="nil"/>
+                <w:right w:space="0" w:sz="0" w:val="nil"/>
+                <w:between w:space="0" w:sz="0" w:val="nil"/>
+              </w:pBdr>
+              <w:shd w:fill="auto" w:val="clear"/>
+              <w:tabs>
+                <w:tab w:val="center" w:leader="none" w:pos="4419"/>
+                <w:tab w:val="right" w:leader="none" w:pos="8838"/>
+              </w:tabs>
+              <w:spacing w:after="0" w:before="0" w:line="240" w:lineRule="auto"/>
+              <w:ind w:left="0" w:right="0" w:firstLine="0"/>
+              <w:jc w:val="both"/>
+              <w:rPr>
+                <w:i w:val="1"/>
+                <w:iCs w:val="1"/>
+                <w:color w:val="4472c4"/>
+                <w:sz w:val="18"/>
+                <w:szCs w:val="18"/>
+              </w:rPr>
+            </w:pPr>
+            <w:r>
+              <w:rPr>
+                <w:i w:val="1"/>
+                <w:iCs w:val="1"/>
+                <w:color w:val="4472c4"/>
+                <w:sz w:val="18"/>
+                <w:szCs w:val="18"/>
+                <w:rtl w:val="0"/>
+              </w:rPr>
+              <w:t xml:space="preserve">Permite evidenciar las funcionalidades destinadas al seguimiento y motivación del usuario. </w:t>
+            </w:r>
+          </w:p>
+        </w:tc>
+      </w:tr>
+      <w:tr>
+        <w:trPr>
+          <w:cantSplit w:val="0"/>
+          <w:trHeight w:val="362" w:hRule="atLeast"/>
+          <w:tblHeader w:val="0"/>
+        </w:trPr>
+        <w:tc>
+          <w:tcPr/>
+          <w:p>
+            <w:pPr>
+              <w:tabs>
+                <w:tab w:val="center" w:leader="none" w:pos="4419"/>
+                <w:tab w:val="right" w:leader="none" w:pos="8838"/>
+              </w:tabs>
+              <w:spacing w:after="0" w:line="240" w:lineRule="auto"/>
+              <w:jc w:val="center"/>
+              <w:rPr>
+                <w:b w:val="1"/>
+                <w:bCs w:val="1"/>
+                <w:i w:val="1"/>
+                <w:iCs w:val="1"/>
+                <w:color w:val="4472c4"/>
+                <w:sz w:val="18"/>
+                <w:szCs w:val="18"/>
+              </w:rPr>
+            </w:pPr>
+            <w:r>
+              <w:rPr>
+                <w:b w:val="1"/>
+                <w:bCs w:val="1"/>
+                <w:i w:val="1"/>
+                <w:iCs w:val="1"/>
+                <w:color w:val="4472c4"/>
+                <w:sz w:val="18"/>
+                <w:szCs w:val="18"/>
+                <w:rtl w:val="0"/>
+              </w:rPr>
+              <w:t xml:space="preserve">final</w:t>
+            </w:r>
+          </w:p>
+        </w:tc>
+        <w:tc>
+          <w:tcPr/>
+          <w:p>
+            <w:pPr>
+              <w:keepNext w:val="0"/>
+              <w:keepLines w:val="0"/>
+              <w:widowControl w:val="1"/>
+              <w:pBdr>
+                <w:top w:space="0" w:sz="0" w:val="nil"/>
+                <w:left w:space="0" w:sz="0" w:val="nil"/>
+                <w:bottom w:space="0" w:sz="0" w:val="nil"/>
+                <w:right w:space="0" w:sz="0" w:val="nil"/>
+                <w:between w:space="0" w:sz="0" w:val="nil"/>
+              </w:pBdr>
+              <w:shd w:fill="auto" w:val="clear"/>
+              <w:tabs>
+                <w:tab w:val="center" w:leader="none" w:pos="4419"/>
+                <w:tab w:val="right" w:leader="none" w:pos="8838"/>
+              </w:tabs>
+              <w:spacing w:after="0" w:before="0" w:line="240" w:lineRule="auto"/>
+              <w:ind w:left="0" w:right="0" w:firstLine="0"/>
+              <w:jc w:val="both"/>
+              <w:rPr>
+                <w:i w:val="1"/>
+                <w:iCs w:val="1"/>
+                <w:color w:val="4472c4"/>
+                <w:sz w:val="18"/>
+                <w:szCs w:val="18"/>
+              </w:rPr>
+            </w:pPr>
+            <w:r>
+              <w:rPr>
+                <w:i w:val="1"/>
+                <w:iCs w:val="1"/>
+                <w:color w:val="4472c4"/>
+                <w:sz w:val="18"/>
+                <w:szCs w:val="18"/>
+                <w:rtl w:val="0"/>
+              </w:rPr>
+              <w:t xml:space="preserve">Plan de Pruebas</w:t>
+            </w:r>
+          </w:p>
+        </w:tc>
+        <w:tc>
+          <w:tcPr/>
+          <w:p>
+            <w:pPr>
+              <w:keepNext w:val="0"/>
+              <w:keepLines w:val="0"/>
+              <w:widowControl w:val="1"/>
+              <w:pBdr>
+                <w:top w:space="0" w:sz="0" w:val="nil"/>
+                <w:left w:space="0" w:sz="0" w:val="nil"/>
+                <w:bottom w:space="0" w:sz="0" w:val="nil"/>
+                <w:right w:space="0" w:sz="0" w:val="nil"/>
+                <w:between w:space="0" w:sz="0" w:val="nil"/>
+              </w:pBdr>
+              <w:shd w:fill="auto" w:val="clear"/>
+              <w:tabs>
+                <w:tab w:val="center" w:leader="none" w:pos="4419"/>
+                <w:tab w:val="right" w:leader="none" w:pos="8838"/>
+              </w:tabs>
+              <w:spacing w:after="0" w:before="0" w:line="240" w:lineRule="auto"/>
+              <w:ind w:left="0" w:right="0" w:firstLine="0"/>
+              <w:jc w:val="both"/>
+              <w:rPr>
+                <w:i w:val="1"/>
+                <w:iCs w:val="1"/>
+                <w:color w:val="4472c4"/>
+                <w:sz w:val="18"/>
+                <w:szCs w:val="18"/>
+              </w:rPr>
+            </w:pPr>
+            <w:r>
+              <w:rPr>
+                <w:i w:val="1"/>
+                <w:iCs w:val="1"/>
+                <w:color w:val="4472c4"/>
+                <w:sz w:val="18"/>
+                <w:szCs w:val="18"/>
+                <w:rtl w:val="0"/>
+              </w:rPr>
+              <w:t xml:space="preserve">Implementación de mantenedores, parámetros, administración e integración con un servicio externo. </w:t>
+            </w:r>
+          </w:p>
+        </w:tc>
+        <w:tc>
+          <w:tcPr/>
+          <w:p>
+            <w:pPr>
+              <w:keepNext w:val="0"/>
+              <w:keepLines w:val="0"/>
+              <w:widowControl w:val="1"/>
+              <w:pBdr>
+                <w:top w:space="0" w:sz="0" w:val="nil"/>
+                <w:left w:space="0" w:sz="0" w:val="nil"/>
+                <w:bottom w:space="0" w:sz="0" w:val="nil"/>
+                <w:right w:space="0" w:sz="0" w:val="nil"/>
+                <w:between w:space="0" w:sz="0" w:val="nil"/>
+              </w:pBdr>
+              <w:shd w:fill="auto" w:val="clear"/>
+              <w:tabs>
+                <w:tab w:val="center" w:leader="none" w:pos="4419"/>
+                <w:tab w:val="right" w:leader="none" w:pos="8838"/>
+              </w:tabs>
+              <w:spacing w:after="0" w:before="0" w:line="240" w:lineRule="auto"/>
+              <w:ind w:left="0" w:right="0" w:firstLine="0"/>
+              <w:jc w:val="both"/>
+              <w:rPr>
+                <w:i w:val="1"/>
+                <w:iCs w:val="1"/>
+                <w:color w:val="4472c4"/>
+                <w:sz w:val="18"/>
+                <w:szCs w:val="18"/>
+              </w:rPr>
+            </w:pPr>
+            <w:r>
+              <w:rPr>
+                <w:i w:val="1"/>
+                <w:iCs w:val="1"/>
+                <w:color w:val="4472c4"/>
+                <w:sz w:val="18"/>
+                <w:szCs w:val="18"/>
+                <w:rtl w:val="0"/>
+              </w:rPr>
+              <w:t xml:space="preserve">Permite definir y organizar el proceso de validación de la solución. </w:t>
+            </w:r>
+          </w:p>
+        </w:tc>
+      </w:tr>
+      <w:tr>
+        <w:trPr>
+          <w:cantSplit w:val="0"/>
+          <w:trHeight w:val="362" w:hRule="atLeast"/>
+          <w:tblHeader w:val="0"/>
+        </w:trPr>
+        <w:tc>
+          <w:tcPr/>
+          <w:p>
+            <w:pPr>
+              <w:tabs>
+                <w:tab w:val="center" w:leader="none" w:pos="4419"/>
+                <w:tab w:val="right" w:leader="none" w:pos="8838"/>
+              </w:tabs>
+              <w:spacing w:after="0" w:line="240" w:lineRule="auto"/>
+              <w:jc w:val="center"/>
+              <w:rPr>
+                <w:b w:val="1"/>
+                <w:bCs w:val="1"/>
+                <w:i w:val="1"/>
+                <w:iCs w:val="1"/>
+                <w:color w:val="4472c4"/>
+                <w:sz w:val="18"/>
+                <w:szCs w:val="18"/>
+              </w:rPr>
+            </w:pPr>
+            <w:r>
+              <w:rPr>
+                <w:b w:val="1"/>
+                <w:bCs w:val="1"/>
+                <w:i w:val="1"/>
+                <w:iCs w:val="1"/>
+                <w:color w:val="4472c4"/>
+                <w:sz w:val="18"/>
+                <w:szCs w:val="18"/>
+                <w:rtl w:val="0"/>
+              </w:rPr>
+              <w:t xml:space="preserve">final</w:t>
+            </w:r>
+          </w:p>
+        </w:tc>
+        <w:tc>
+          <w:tcPr/>
+          <w:p>
+            <w:pPr>
+              <w:keepNext w:val="0"/>
+              <w:keepLines w:val="0"/>
+              <w:widowControl w:val="1"/>
+              <w:pBdr>
+                <w:top w:space="0" w:sz="0" w:val="nil"/>
+                <w:left w:space="0" w:sz="0" w:val="nil"/>
+                <w:bottom w:space="0" w:sz="0" w:val="nil"/>
+                <w:right w:space="0" w:sz="0" w:val="nil"/>
+                <w:between w:space="0" w:sz="0" w:val="nil"/>
+              </w:pBdr>
+              <w:shd w:fill="auto" w:val="clear"/>
+              <w:tabs>
+                <w:tab w:val="center" w:leader="none" w:pos="4419"/>
+                <w:tab w:val="right" w:leader="none" w:pos="8838"/>
+              </w:tabs>
+              <w:spacing w:after="0" w:before="0" w:line="240" w:lineRule="auto"/>
+              <w:ind w:left="0" w:right="0" w:firstLine="0"/>
+              <w:jc w:val="both"/>
+              <w:rPr>
+                <w:i w:val="1"/>
+                <w:iCs w:val="1"/>
+                <w:color w:val="4472c4"/>
+                <w:sz w:val="18"/>
+                <w:szCs w:val="18"/>
+              </w:rPr>
+            </w:pPr>
+            <w:r>
+              <w:rPr>
+                <w:i w:val="1"/>
+                <w:iCs w:val="1"/>
+                <w:color w:val="4472c4"/>
+                <w:sz w:val="18"/>
+                <w:szCs w:val="18"/>
+                <w:rtl w:val="0"/>
+              </w:rPr>
+              <w:t xml:space="preserve">Evidencia de Pruebas</w:t>
+            </w:r>
+          </w:p>
+        </w:tc>
+        <w:tc>
+          <w:tcPr/>
+          <w:p>
+            <w:pPr>
+              <w:keepNext w:val="0"/>
+              <w:keepLines w:val="0"/>
+              <w:widowControl w:val="1"/>
+              <w:pBdr>
+                <w:top w:space="0" w:sz="0" w:val="nil"/>
+                <w:left w:space="0" w:sz="0" w:val="nil"/>
+                <w:bottom w:space="0" w:sz="0" w:val="nil"/>
+                <w:right w:space="0" w:sz="0" w:val="nil"/>
+                <w:between w:space="0" w:sz="0" w:val="nil"/>
+              </w:pBdr>
+              <w:shd w:fill="auto" w:val="clear"/>
+              <w:tabs>
+                <w:tab w:val="center" w:leader="none" w:pos="4419"/>
+                <w:tab w:val="right" w:leader="none" w:pos="8838"/>
+              </w:tabs>
+              <w:spacing w:after="0" w:before="0" w:line="240" w:lineRule="auto"/>
+              <w:ind w:left="0" w:right="0" w:firstLine="0"/>
+              <w:jc w:val="both"/>
+              <w:rPr>
+                <w:i w:val="1"/>
+                <w:iCs w:val="1"/>
+                <w:color w:val="4472c4"/>
+                <w:sz w:val="18"/>
+                <w:szCs w:val="18"/>
+              </w:rPr>
+            </w:pPr>
+            <w:r>
+              <w:rPr>
+                <w:i w:val="1"/>
+                <w:iCs w:val="1"/>
+                <w:color w:val="4472c4"/>
+                <w:sz w:val="18"/>
+                <w:szCs w:val="18"/>
+                <w:rtl w:val="0"/>
+              </w:rPr>
+              <w:t xml:space="preserve">Documento que establece las pruebas necesarias para verificar el funcionamiento de MyBalance. </w:t>
+            </w:r>
+          </w:p>
+        </w:tc>
+        <w:tc>
+          <w:tcPr/>
+          <w:p>
+            <w:pPr>
+              <w:keepNext w:val="0"/>
+              <w:keepLines w:val="0"/>
+              <w:widowControl w:val="1"/>
+              <w:pBdr>
+                <w:top w:space="0" w:sz="0" w:val="nil"/>
+                <w:left w:space="0" w:sz="0" w:val="nil"/>
+                <w:bottom w:space="0" w:sz="0" w:val="nil"/>
+                <w:right w:space="0" w:sz="0" w:val="nil"/>
+                <w:between w:space="0" w:sz="0" w:val="nil"/>
+              </w:pBdr>
+              <w:shd w:fill="auto" w:val="clear"/>
+              <w:tabs>
+                <w:tab w:val="center" w:leader="none" w:pos="4419"/>
+                <w:tab w:val="right" w:leader="none" w:pos="8838"/>
+              </w:tabs>
+              <w:spacing w:after="0" w:before="0" w:line="240" w:lineRule="auto"/>
+              <w:ind w:left="0" w:right="0" w:firstLine="0"/>
+              <w:jc w:val="both"/>
+              <w:rPr>
+                <w:i w:val="1"/>
+                <w:iCs w:val="1"/>
+                <w:color w:val="4472c4"/>
+                <w:sz w:val="18"/>
+                <w:szCs w:val="18"/>
+              </w:rPr>
+            </w:pPr>
+            <w:r>
+              <w:rPr>
+                <w:i w:val="1"/>
+                <w:iCs w:val="1"/>
+                <w:color w:val="4472c4"/>
+                <w:sz w:val="18"/>
+                <w:szCs w:val="18"/>
+                <w:rtl w:val="0"/>
+              </w:rPr>
+              <w:t xml:space="preserve">Permite demostrar que las funcionalidades desarrolladas fueron verificadas antes de la entrega. </w:t>
+            </w:r>
+          </w:p>
+        </w:tc>
+      </w:tr>
+      <w:tr>
+        <w:trPr>
+          <w:cantSplit w:val="0"/>
+          <w:trHeight w:val="362" w:hRule="atLeast"/>
+          <w:tblHeader w:val="0"/>
+        </w:trPr>
+        <w:tc>
+          <w:tcPr/>
+          <w:p>
+            <w:pPr>
+              <w:tabs>
+                <w:tab w:val="center" w:leader="none" w:pos="4419"/>
+                <w:tab w:val="right" w:leader="none" w:pos="8838"/>
+              </w:tabs>
+              <w:spacing w:after="0" w:line="240" w:lineRule="auto"/>
+              <w:jc w:val="center"/>
+              <w:rPr>
+                <w:b w:val="1"/>
+                <w:bCs w:val="1"/>
+                <w:i w:val="1"/>
+                <w:iCs w:val="1"/>
+                <w:color w:val="4472c4"/>
+                <w:sz w:val="18"/>
+                <w:szCs w:val="18"/>
+              </w:rPr>
+            </w:pPr>
+            <w:r>
+              <w:rPr>
+                <w:b w:val="1"/>
+                <w:bCs w:val="1"/>
+                <w:i w:val="1"/>
+                <w:iCs w:val="1"/>
+                <w:color w:val="4472c4"/>
+                <w:sz w:val="18"/>
+                <w:szCs w:val="18"/>
+                <w:rtl w:val="0"/>
+              </w:rPr>
+              <w:t xml:space="preserve">final</w:t>
+            </w:r>
+          </w:p>
+        </w:tc>
+        <w:tc>
+          <w:tcPr/>
+          <w:p>
+            <w:pPr>
+              <w:keepNext w:val="0"/>
+              <w:keepLines w:val="0"/>
+              <w:widowControl w:val="1"/>
+              <w:pBdr>
+                <w:top w:space="0" w:sz="0" w:val="nil"/>
+                <w:left w:space="0" w:sz="0" w:val="nil"/>
+                <w:bottom w:space="0" w:sz="0" w:val="nil"/>
+                <w:right w:space="0" w:sz="0" w:val="nil"/>
+                <w:between w:space="0" w:sz="0" w:val="nil"/>
+              </w:pBdr>
+              <w:shd w:fill="auto" w:val="clear"/>
+              <w:tabs>
+                <w:tab w:val="center" w:leader="none" w:pos="4419"/>
+                <w:tab w:val="right" w:leader="none" w:pos="8838"/>
+              </w:tabs>
+              <w:spacing w:after="0" w:before="0" w:line="240" w:lineRule="auto"/>
+              <w:ind w:left="0" w:right="0" w:firstLine="0"/>
+              <w:jc w:val="both"/>
+              <w:rPr>
+                <w:i w:val="1"/>
+                <w:iCs w:val="1"/>
+                <w:color w:val="4472c4"/>
+                <w:sz w:val="18"/>
+                <w:szCs w:val="18"/>
+              </w:rPr>
+            </w:pPr>
+            <w:r>
+              <w:rPr>
+                <w:i w:val="1"/>
+                <w:iCs w:val="1"/>
+                <w:color w:val="4472c4"/>
+                <w:sz w:val="18"/>
+                <w:szCs w:val="18"/>
+                <w:rtl w:val="0"/>
+              </w:rPr>
+              <w:t xml:space="preserve">Validación de Alcance</w:t>
+            </w:r>
+          </w:p>
+        </w:tc>
+        <w:tc>
+          <w:tcPr/>
+          <w:p>
+            <w:pPr>
+              <w:keepNext w:val="0"/>
+              <w:keepLines w:val="0"/>
+              <w:widowControl w:val="1"/>
+              <w:pBdr>
+                <w:top w:space="0" w:sz="0" w:val="nil"/>
+                <w:left w:space="0" w:sz="0" w:val="nil"/>
+                <w:bottom w:space="0" w:sz="0" w:val="nil"/>
+                <w:right w:space="0" w:sz="0" w:val="nil"/>
+                <w:between w:space="0" w:sz="0" w:val="nil"/>
+              </w:pBdr>
+              <w:shd w:fill="auto" w:val="clear"/>
+              <w:tabs>
+                <w:tab w:val="center" w:leader="none" w:pos="4419"/>
+                <w:tab w:val="right" w:leader="none" w:pos="8838"/>
+              </w:tabs>
+              <w:spacing w:after="0" w:before="0" w:line="240" w:lineRule="auto"/>
+              <w:ind w:left="0" w:right="0" w:firstLine="0"/>
+              <w:jc w:val="both"/>
+              <w:rPr>
+                <w:i w:val="1"/>
+                <w:iCs w:val="1"/>
+                <w:color w:val="4472c4"/>
+                <w:sz w:val="18"/>
+                <w:szCs w:val="18"/>
+              </w:rPr>
+            </w:pPr>
+            <w:r>
+              <w:rPr>
+                <w:i w:val="1"/>
+                <w:iCs w:val="1"/>
+                <w:color w:val="4472c4"/>
+                <w:sz w:val="18"/>
+                <w:szCs w:val="18"/>
+                <w:rtl w:val="0"/>
+              </w:rPr>
+              <w:t xml:space="preserve">Resultados de las pruebas funcionales, de integración, de base de datos y pruebas finales realizadas al sistema. </w:t>
+            </w:r>
+          </w:p>
+        </w:tc>
+        <w:tc>
+          <w:tcPr/>
+          <w:p>
+            <w:pPr>
+              <w:keepNext w:val="0"/>
+              <w:keepLines w:val="0"/>
+              <w:widowControl w:val="1"/>
+              <w:pBdr>
+                <w:top w:space="0" w:sz="0" w:val="nil"/>
+                <w:left w:space="0" w:sz="0" w:val="nil"/>
+                <w:bottom w:space="0" w:sz="0" w:val="nil"/>
+                <w:right w:space="0" w:sz="0" w:val="nil"/>
+                <w:between w:space="0" w:sz="0" w:val="nil"/>
+              </w:pBdr>
+              <w:shd w:fill="auto" w:val="clear"/>
+              <w:tabs>
+                <w:tab w:val="center" w:leader="none" w:pos="4419"/>
+                <w:tab w:val="right" w:leader="none" w:pos="8838"/>
+              </w:tabs>
+              <w:spacing w:after="0" w:before="0" w:line="240" w:lineRule="auto"/>
+              <w:ind w:left="0" w:right="0" w:firstLine="0"/>
+              <w:jc w:val="both"/>
+              <w:rPr>
+                <w:i w:val="1"/>
+                <w:iCs w:val="1"/>
+                <w:color w:val="4472c4"/>
+                <w:sz w:val="18"/>
+                <w:szCs w:val="18"/>
+              </w:rPr>
+            </w:pPr>
+            <w:r>
+              <w:rPr>
+                <w:i w:val="1"/>
+                <w:iCs w:val="1"/>
+                <w:color w:val="4472c4"/>
+                <w:sz w:val="18"/>
+                <w:szCs w:val="18"/>
+                <w:rtl w:val="0"/>
+              </w:rPr>
+              <w:t xml:space="preserve">Permite comprobar el grado de cumplimiento del alcance definido para MyBalance. </w:t>
+            </w:r>
+          </w:p>
+        </w:tc>
+      </w:tr>
+      <w:tr>
+        <w:trPr>
+          <w:cantSplit w:val="0"/>
+          <w:trHeight w:val="315" w:hRule="atLeast"/>
+          <w:tblHeader w:val="0"/>
+        </w:trPr>
+        <w:tc>
+          <w:tcPr/>
+          <w:p>
+            <w:pPr>
+              <w:tabs>
+                <w:tab w:val="center" w:leader="none" w:pos="4419"/>
+                <w:tab w:val="right" w:leader="none" w:pos="8838"/>
+              </w:tabs>
+              <w:spacing w:after="0" w:line="240" w:lineRule="auto"/>
+              <w:jc w:val="center"/>
+              <w:rPr>
+                <w:b w:val="1"/>
+                <w:bCs w:val="1"/>
+                <w:i w:val="1"/>
+                <w:iCs w:val="1"/>
+                <w:color w:val="4472c4"/>
+                <w:sz w:val="18"/>
+                <w:szCs w:val="18"/>
+              </w:rPr>
+            </w:pPr>
+            <w:r>
+              <w:rPr>
+                <w:b w:val="1"/>
+                <w:bCs w:val="1"/>
+                <w:i w:val="1"/>
+                <w:iCs w:val="1"/>
+                <w:color w:val="4472c4"/>
+                <w:sz w:val="18"/>
+                <w:szCs w:val="18"/>
+                <w:rtl w:val="0"/>
+              </w:rPr>
+              <w:t xml:space="preserve">final</w:t>
+            </w:r>
+          </w:p>
+        </w:tc>
+        <w:tc>
+          <w:tcPr/>
+          <w:p>
+            <w:pPr>
+              <w:keepNext w:val="0"/>
+              <w:keepLines w:val="0"/>
+              <w:widowControl w:val="1"/>
+              <w:pBdr>
+                <w:top w:space="0" w:sz="0" w:val="nil"/>
+                <w:left w:space="0" w:sz="0" w:val="nil"/>
+                <w:bottom w:space="0" w:sz="0" w:val="nil"/>
+                <w:right w:space="0" w:sz="0" w:val="nil"/>
+                <w:between w:space="0" w:sz="0" w:val="nil"/>
+              </w:pBdr>
+              <w:shd w:fill="auto" w:val="clear"/>
+              <w:tabs>
+                <w:tab w:val="center" w:leader="none" w:pos="4419"/>
+                <w:tab w:val="right" w:leader="none" w:pos="8838"/>
+              </w:tabs>
+              <w:spacing w:after="0" w:before="0" w:line="240" w:lineRule="auto"/>
+              <w:ind w:left="0" w:right="0" w:firstLine="0"/>
+              <w:jc w:val="both"/>
+              <w:rPr>
+                <w:i w:val="1"/>
+                <w:iCs w:val="1"/>
+                <w:color w:val="4472c4"/>
+                <w:sz w:val="18"/>
+                <w:szCs w:val="18"/>
+              </w:rPr>
+            </w:pPr>
+            <w:r>
+              <w:rPr>
+                <w:i w:val="1"/>
+                <w:iCs w:val="1"/>
+                <w:color w:val="4472c4"/>
+                <w:sz w:val="18"/>
+                <w:szCs w:val="18"/>
+                <w:rtl w:val="0"/>
+              </w:rPr>
+              <w:t xml:space="preserve">Documento Final del Proyecto</w:t>
+            </w:r>
+          </w:p>
+        </w:tc>
+        <w:tc>
+          <w:tcPr/>
+          <w:p>
+            <w:pPr>
+              <w:keepNext w:val="0"/>
+              <w:keepLines w:val="0"/>
+              <w:widowControl w:val="1"/>
+              <w:pBdr>
+                <w:top w:space="0" w:sz="0" w:val="nil"/>
+                <w:left w:space="0" w:sz="0" w:val="nil"/>
+                <w:bottom w:space="0" w:sz="0" w:val="nil"/>
+                <w:right w:space="0" w:sz="0" w:val="nil"/>
+                <w:between w:space="0" w:sz="0" w:val="nil"/>
+              </w:pBdr>
+              <w:shd w:fill="auto" w:val="clear"/>
+              <w:tabs>
+                <w:tab w:val="center" w:leader="none" w:pos="4419"/>
+                <w:tab w:val="right" w:leader="none" w:pos="8838"/>
+              </w:tabs>
+              <w:spacing w:after="0" w:before="0" w:line="240" w:lineRule="auto"/>
+              <w:ind w:left="0" w:right="0" w:firstLine="0"/>
+              <w:jc w:val="both"/>
+              <w:rPr>
+                <w:i w:val="1"/>
+                <w:iCs w:val="1"/>
+                <w:color w:val="4472c4"/>
+                <w:sz w:val="18"/>
+                <w:szCs w:val="18"/>
+              </w:rPr>
+            </w:pPr>
+            <w:r>
+              <w:rPr>
+                <w:i w:val="1"/>
+                <w:iCs w:val="1"/>
+                <w:color w:val="4472c4"/>
+                <w:sz w:val="18"/>
+                <w:szCs w:val="18"/>
+                <w:rtl w:val="0"/>
+              </w:rPr>
+              <w:t xml:space="preserve">Evidencia de revisión del cumplimiento de los requerimientos y funcionalidades comprometidas. </w:t>
+            </w:r>
+          </w:p>
+        </w:tc>
+        <w:tc>
+          <w:tcPr/>
+          <w:p>
+            <w:pPr>
+              <w:keepNext w:val="0"/>
+              <w:keepLines w:val="0"/>
+              <w:widowControl w:val="1"/>
+              <w:pBdr>
+                <w:top w:space="0" w:sz="0" w:val="nil"/>
+                <w:left w:space="0" w:sz="0" w:val="nil"/>
+                <w:bottom w:space="0" w:sz="0" w:val="nil"/>
+                <w:right w:space="0" w:sz="0" w:val="nil"/>
+                <w:between w:space="0" w:sz="0" w:val="nil"/>
+              </w:pBdr>
+              <w:shd w:fill="auto" w:val="clear"/>
+              <w:tabs>
+                <w:tab w:val="center" w:leader="none" w:pos="4419"/>
+                <w:tab w:val="right" w:leader="none" w:pos="8838"/>
+              </w:tabs>
+              <w:spacing w:after="0" w:before="0" w:line="240" w:lineRule="auto"/>
+              <w:ind w:left="0" w:right="0" w:firstLine="0"/>
+              <w:jc w:val="both"/>
+              <w:rPr>
+                <w:i w:val="1"/>
+                <w:iCs w:val="1"/>
+                <w:color w:val="4472c4"/>
+                <w:sz w:val="18"/>
+                <w:szCs w:val="18"/>
+              </w:rPr>
+            </w:pPr>
+            <w:r>
+              <w:rPr>
+                <w:i w:val="1"/>
+                <w:iCs w:val="1"/>
+                <w:color w:val="4472c4"/>
+                <w:sz w:val="18"/>
+                <w:szCs w:val="18"/>
+                <w:rtl w:val="0"/>
+              </w:rPr>
+              <w:t xml:space="preserve">Permite documentar integralmente el trabajo realizado durante el APT. </w:t>
+            </w:r>
+          </w:p>
+        </w:tc>
+      </w:tr>
+      <w:tr>
+        <w:trPr>
+          <w:cantSplit w:val="0"/>
+          <w:trHeight w:val="315" w:hRule="atLeast"/>
+          <w:tblHeader w:val="0"/>
+        </w:trPr>
+        <w:tc>
+          <w:tcPr/>
+          <w:p>
+            <w:pPr>
+              <w:tabs>
+                <w:tab w:val="center" w:leader="none" w:pos="4419"/>
+                <w:tab w:val="right" w:leader="none" w:pos="8838"/>
+              </w:tabs>
+              <w:spacing w:after="0" w:line="240" w:lineRule="auto"/>
+              <w:jc w:val="center"/>
+              <w:rPr>
+                <w:b w:val="1"/>
+                <w:bCs w:val="1"/>
+                <w:i w:val="1"/>
+                <w:iCs w:val="1"/>
+                <w:color w:val="4472c4"/>
+                <w:sz w:val="18"/>
+                <w:szCs w:val="18"/>
+              </w:rPr>
+            </w:pPr>
+            <w:r>
+              <w:rPr>
+                <w:b w:val="1"/>
+                <w:bCs w:val="1"/>
+                <w:i w:val="1"/>
+                <w:iCs w:val="1"/>
+                <w:color w:val="4472c4"/>
+                <w:sz w:val="18"/>
+                <w:szCs w:val="18"/>
+                <w:rtl w:val="0"/>
+              </w:rPr>
+              <w:t xml:space="preserve">final</w:t>
+            </w:r>
+          </w:p>
+        </w:tc>
+        <w:tc>
+          <w:tcPr/>
+          <w:p>
+            <w:pPr>
+              <w:keepNext w:val="0"/>
+              <w:keepLines w:val="0"/>
+              <w:widowControl w:val="1"/>
+              <w:pBdr>
+                <w:top w:space="0" w:sz="0" w:val="nil"/>
+                <w:left w:space="0" w:sz="0" w:val="nil"/>
+                <w:bottom w:space="0" w:sz="0" w:val="nil"/>
+                <w:right w:space="0" w:sz="0" w:val="nil"/>
+                <w:between w:space="0" w:sz="0" w:val="nil"/>
+              </w:pBdr>
+              <w:shd w:fill="auto" w:val="clear"/>
+              <w:tabs>
+                <w:tab w:val="center" w:leader="none" w:pos="4419"/>
+                <w:tab w:val="right" w:leader="none" w:pos="8838"/>
+              </w:tabs>
+              <w:spacing w:after="0" w:before="0" w:line="240" w:lineRule="auto"/>
+              <w:ind w:left="0" w:right="0" w:firstLine="0"/>
+              <w:jc w:val="both"/>
+              <w:rPr>
+                <w:i w:val="1"/>
+                <w:iCs w:val="1"/>
+                <w:color w:val="4472c4"/>
+                <w:sz w:val="18"/>
+                <w:szCs w:val="18"/>
+              </w:rPr>
+            </w:pPr>
+            <w:r>
+              <w:rPr>
+                <w:i w:val="1"/>
+                <w:iCs w:val="1"/>
+                <w:color w:val="4472c4"/>
+                <w:sz w:val="18"/>
+                <w:szCs w:val="18"/>
+                <w:rtl w:val="0"/>
+              </w:rPr>
+              <w:t xml:space="preserve">Informe de Cierre</w:t>
+            </w:r>
+          </w:p>
+        </w:tc>
+        <w:tc>
+          <w:tcPr/>
+          <w:p>
+            <w:pPr>
+              <w:keepNext w:val="0"/>
+              <w:keepLines w:val="0"/>
+              <w:widowControl w:val="1"/>
+              <w:pBdr>
+                <w:top w:space="0" w:sz="0" w:val="nil"/>
+                <w:left w:space="0" w:sz="0" w:val="nil"/>
+                <w:bottom w:space="0" w:sz="0" w:val="nil"/>
+                <w:right w:space="0" w:sz="0" w:val="nil"/>
+                <w:between w:space="0" w:sz="0" w:val="nil"/>
+              </w:pBdr>
+              <w:shd w:fill="auto" w:val="clear"/>
+              <w:tabs>
+                <w:tab w:val="center" w:leader="none" w:pos="4419"/>
+                <w:tab w:val="right" w:leader="none" w:pos="8838"/>
+              </w:tabs>
+              <w:spacing w:after="0" w:before="0" w:line="240" w:lineRule="auto"/>
+              <w:ind w:left="0" w:right="0" w:firstLine="0"/>
+              <w:jc w:val="both"/>
+              <w:rPr>
+                <w:i w:val="1"/>
+                <w:iCs w:val="1"/>
+                <w:color w:val="4472c4"/>
+                <w:sz w:val="18"/>
+                <w:szCs w:val="18"/>
+              </w:rPr>
+            </w:pPr>
+            <w:r>
+              <w:rPr>
+                <w:i w:val="1"/>
+                <w:iCs w:val="1"/>
+                <w:color w:val="4472c4"/>
+                <w:sz w:val="18"/>
+                <w:szCs w:val="18"/>
+                <w:rtl w:val="0"/>
+              </w:rPr>
+              <w:t xml:space="preserve">Documento que consolida los principales antecedentes, desarrollo y resultados del proyecto. </w:t>
+            </w:r>
+          </w:p>
+        </w:tc>
+        <w:tc>
+          <w:tcPr/>
+          <w:p>
+            <w:pPr>
+              <w:keepNext w:val="0"/>
+              <w:keepLines w:val="0"/>
+              <w:widowControl w:val="1"/>
+              <w:pBdr>
+                <w:top w:space="0" w:sz="0" w:val="nil"/>
+                <w:left w:space="0" w:sz="0" w:val="nil"/>
+                <w:bottom w:space="0" w:sz="0" w:val="nil"/>
+                <w:right w:space="0" w:sz="0" w:val="nil"/>
+                <w:between w:space="0" w:sz="0" w:val="nil"/>
+              </w:pBdr>
+              <w:shd w:fill="auto" w:val="clear"/>
+              <w:tabs>
+                <w:tab w:val="center" w:leader="none" w:pos="4419"/>
+                <w:tab w:val="right" w:leader="none" w:pos="8838"/>
+              </w:tabs>
+              <w:spacing w:after="0" w:before="0" w:line="240" w:lineRule="auto"/>
+              <w:ind w:left="0" w:right="0" w:firstLine="0"/>
+              <w:jc w:val="both"/>
+              <w:rPr>
+                <w:i w:val="1"/>
+                <w:iCs w:val="1"/>
+                <w:color w:val="4472c4"/>
+                <w:sz w:val="18"/>
+                <w:szCs w:val="18"/>
+              </w:rPr>
+            </w:pPr>
+            <w:r>
+              <w:rPr>
+                <w:i w:val="1"/>
+                <w:iCs w:val="1"/>
+                <w:color w:val="4472c4"/>
+                <w:sz w:val="18"/>
+                <w:szCs w:val="18"/>
+                <w:rtl w:val="0"/>
+              </w:rPr>
+              <w:t xml:space="preserve">Permite evidenciar el cierre formal y el cumplimiento de los objetivos establecidos. </w:t>
+            </w:r>
+          </w:p>
+        </w:tc>
+      </w:tr>
+      <w:tr>
+        <w:trPr>
+          <w:cantSplit w:val="0"/>
+          <w:trHeight w:val="424.453125" w:hRule="atLeast"/>
+          <w:tblHeader w:val="0"/>
+        </w:trPr>
+        <w:tc>
+          <w:tcPr/>
+          <w:p>
+            <w:pPr>
+              <w:tabs>
+                <w:tab w:val="center" w:leader="none" w:pos="4419"/>
+                <w:tab w:val="right" w:leader="none" w:pos="8838"/>
+              </w:tabs>
+              <w:spacing w:after="0" w:line="240" w:lineRule="auto"/>
+              <w:jc w:val="center"/>
+              <w:rPr>
+                <w:b w:val="1"/>
+                <w:bCs w:val="1"/>
+                <w:i w:val="1"/>
+                <w:iCs w:val="1"/>
+                <w:color w:val="4472c4"/>
+                <w:sz w:val="18"/>
+                <w:szCs w:val="18"/>
+              </w:rPr>
+            </w:pPr>
+            <w:r>
+              <w:rPr>
+                <w:b w:val="1"/>
+                <w:bCs w:val="1"/>
+                <w:i w:val="1"/>
+                <w:iCs w:val="1"/>
+                <w:color w:val="4472c4"/>
+                <w:sz w:val="18"/>
+                <w:szCs w:val="18"/>
+                <w:rtl w:val="0"/>
+              </w:rPr>
+              <w:t xml:space="preserve">final</w:t>
+            </w:r>
+          </w:p>
+        </w:tc>
+        <w:tc>
+          <w:tcPr/>
+          <w:p>
+            <w:pPr>
+              <w:keepNext w:val="0"/>
+              <w:keepLines w:val="0"/>
+              <w:widowControl w:val="1"/>
+              <w:pBdr>
+                <w:top w:space="0" w:sz="0" w:val="nil"/>
+                <w:left w:space="0" w:sz="0" w:val="nil"/>
+                <w:bottom w:space="0" w:sz="0" w:val="nil"/>
+                <w:right w:space="0" w:sz="0" w:val="nil"/>
+                <w:between w:space="0" w:sz="0" w:val="nil"/>
+              </w:pBdr>
+              <w:shd w:fill="auto" w:val="clear"/>
+              <w:tabs>
+                <w:tab w:val="center" w:leader="none" w:pos="4419"/>
+                <w:tab w:val="right" w:leader="none" w:pos="8838"/>
+              </w:tabs>
+              <w:spacing w:after="0" w:before="0" w:line="240" w:lineRule="auto"/>
+              <w:ind w:left="0" w:right="0" w:firstLine="0"/>
+              <w:jc w:val="both"/>
+              <w:rPr>
+                <w:i w:val="1"/>
+                <w:iCs w:val="1"/>
+                <w:color w:val="4472c4"/>
+                <w:sz w:val="18"/>
+                <w:szCs w:val="18"/>
+              </w:rPr>
+            </w:pPr>
+            <w:r>
+              <w:rPr>
+                <w:i w:val="1"/>
+                <w:iCs w:val="1"/>
+                <w:color w:val="4472c4"/>
+                <w:sz w:val="18"/>
+                <w:szCs w:val="18"/>
+                <w:rtl w:val="0"/>
+              </w:rPr>
+              <w:t xml:space="preserve">Sistema MyBalance</w:t>
+            </w:r>
+          </w:p>
+        </w:tc>
+        <w:tc>
+          <w:tcPr/>
+          <w:p>
+            <w:pPr>
+              <w:keepNext w:val="0"/>
+              <w:keepLines w:val="0"/>
+              <w:widowControl w:val="1"/>
+              <w:pBdr>
+                <w:top w:space="0" w:sz="0" w:val="nil"/>
+                <w:left w:space="0" w:sz="0" w:val="nil"/>
+                <w:bottom w:space="0" w:sz="0" w:val="nil"/>
+                <w:right w:space="0" w:sz="0" w:val="nil"/>
+                <w:between w:space="0" w:sz="0" w:val="nil"/>
+              </w:pBdr>
+              <w:shd w:fill="auto" w:val="clear"/>
+              <w:tabs>
+                <w:tab w:val="center" w:leader="none" w:pos="4419"/>
+                <w:tab w:val="right" w:leader="none" w:pos="8838"/>
+              </w:tabs>
+              <w:spacing w:after="0" w:before="0" w:line="240" w:lineRule="auto"/>
+              <w:ind w:left="0" w:right="0" w:firstLine="0"/>
+              <w:jc w:val="both"/>
+              <w:rPr>
+                <w:i w:val="1"/>
+                <w:iCs w:val="1"/>
+                <w:color w:val="4472c4"/>
+                <w:sz w:val="18"/>
+                <w:szCs w:val="18"/>
+              </w:rPr>
+            </w:pPr>
+            <w:r>
+              <w:rPr>
+                <w:i w:val="1"/>
+                <w:iCs w:val="1"/>
+                <w:color w:val="4472c4"/>
+                <w:sz w:val="18"/>
+                <w:szCs w:val="18"/>
+                <w:rtl w:val="0"/>
+              </w:rPr>
+              <w:t xml:space="preserve">Aplicación móvil, backend, base de datos y componentes administrativos integrados y operativos. </w:t>
+            </w:r>
+          </w:p>
+        </w:tc>
+        <w:tc>
+          <w:tcPr/>
+          <w:p>
+            <w:pPr>
+              <w:keepNext w:val="0"/>
+              <w:keepLines w:val="0"/>
+              <w:widowControl w:val="1"/>
+              <w:pBdr>
+                <w:top w:space="0" w:sz="0" w:val="nil"/>
+                <w:left w:space="0" w:sz="0" w:val="nil"/>
+                <w:bottom w:space="0" w:sz="0" w:val="nil"/>
+                <w:right w:space="0" w:sz="0" w:val="nil"/>
+                <w:between w:space="0" w:sz="0" w:val="nil"/>
+              </w:pBdr>
+              <w:shd w:fill="auto" w:val="clear"/>
+              <w:tabs>
+                <w:tab w:val="center" w:leader="none" w:pos="4419"/>
+                <w:tab w:val="right" w:leader="none" w:pos="8838"/>
+              </w:tabs>
+              <w:spacing w:after="0" w:before="0" w:line="240" w:lineRule="auto"/>
+              <w:ind w:left="0" w:right="0" w:firstLine="0"/>
+              <w:jc w:val="both"/>
+              <w:rPr>
+                <w:i w:val="1"/>
+                <w:iCs w:val="1"/>
+                <w:color w:val="4472c4"/>
+                <w:sz w:val="18"/>
+                <w:szCs w:val="18"/>
+              </w:rPr>
+            </w:pPr>
+            <w:r>
+              <w:rPr>
+                <w:i w:val="1"/>
+                <w:iCs w:val="1"/>
+                <w:color w:val="4472c4"/>
+                <w:sz w:val="18"/>
+                <w:szCs w:val="18"/>
+                <w:rtl w:val="0"/>
+              </w:rPr>
+              <w:t xml:space="preserve">Constituye la evidencia principal del producto desarrollado durante el proyecto APT. </w:t>
             </w:r>
           </w:p>
         </w:tc>
@@ -4552,36 +6239,36 @@
     <w:tbl>
       <w:tblPr>
         <w:tblStyle w:val="Table14"/>
-        <w:tblW w:w="11061.0" w:type="dxa"/>
+        <w:tblW w:w="11025.0" w:type="dxa"/>
         <w:jc w:val="center"/>
         <w:tblBorders>
-          <w:top w:color="bfbfbf" w:space="0" w:sz="4" w:val="single"/>
-          <w:left w:color="bfbfbf" w:space="0" w:sz="4" w:val="single"/>
-          <w:bottom w:color="bfbfbf" w:space="0" w:sz="4" w:val="single"/>
-          <w:right w:color="bfbfbf" w:space="0" w:sz="4" w:val="single"/>
-          <w:insideH w:color="bfbfbf" w:space="0" w:sz="4" w:val="single"/>
-          <w:insideV w:color="bfbfbf" w:space="0" w:sz="4" w:val="single"/>
+          <w:top w:color="666666" w:space="0" w:sz="4" w:val="single"/>
+          <w:left w:color="666666" w:space="0" w:sz="4" w:val="single"/>
+          <w:bottom w:color="666666" w:space="0" w:sz="4" w:val="single"/>
+          <w:right w:color="666666" w:space="0" w:sz="4" w:val="single"/>
+          <w:insideH w:color="666666" w:space="0" w:sz="4" w:val="single"/>
+          <w:insideV w:color="666666" w:space="0" w:sz="4" w:val="single"/>
         </w:tblBorders>
         <w:tblLayout w:type="fixed"/>
         <w:tblLook w:val="0400"/>
       </w:tblPr>
       <w:tblGrid>
-        <w:gridCol w:w="1580"/>
-        <w:gridCol w:w="1580"/>
-        <w:gridCol w:w="1580"/>
-        <w:gridCol w:w="1580"/>
-        <w:gridCol w:w="1580"/>
-        <w:gridCol w:w="1580"/>
-        <w:gridCol w:w="1581"/>
+        <w:gridCol w:w="1515"/>
+        <w:gridCol w:w="1635"/>
+        <w:gridCol w:w="1575"/>
+        <w:gridCol w:w="1575"/>
+        <w:gridCol w:w="1575"/>
+        <w:gridCol w:w="1530"/>
+        <w:gridCol w:w="1620"/>
         <w:tblGridChange w:id="0">
           <w:tblGrid>
-            <w:gridCol w:w="1580"/>
-            <w:gridCol w:w="1580"/>
-            <w:gridCol w:w="1580"/>
-            <w:gridCol w:w="1580"/>
-            <w:gridCol w:w="1580"/>
-            <w:gridCol w:w="1580"/>
-            <w:gridCol w:w="1581"/>
+            <w:gridCol w:w="1515"/>
+            <w:gridCol w:w="1635"/>
+            <w:gridCol w:w="1575"/>
+            <w:gridCol w:w="1575"/>
+            <w:gridCol w:w="1575"/>
+            <w:gridCol w:w="1530"/>
+            <w:gridCol w:w="1620"/>
           </w:tblGrid>
         </w:tblGridChange>
       </w:tblGrid>
@@ -4718,7 +6405,7 @@
         <w:tc>
           <w:tcPr>
             <w:tcBorders>
-              <w:right w:color="ffffff" w:space="0" w:sz="4" w:val="single"/>
+              <w:right w:color="666666" w:space="0" w:sz="4" w:val="single"/>
             </w:tcBorders>
             <w:vAlign w:val="center"/>
           </w:tcPr>
@@ -4757,7 +6444,7 @@
         <w:tc>
           <w:tcPr>
             <w:tcBorders>
-              <w:left w:color="ffffff" w:space="0" w:sz="4" w:val="single"/>
+              <w:left w:color="666666" w:space="0" w:sz="4" w:val="single"/>
             </w:tcBorders>
             <w:shd w:fill="d9d9d9" w:val="clear"/>
             <w:vAlign w:val="center"/>
@@ -4812,6 +6499,210 @@
                 <w:rtl w:val="0"/>
               </w:rPr>
               <w:t xml:space="preserve">Observaciones</w:t>
+            </w:r>
+          </w:p>
+        </w:tc>
+      </w:tr>
+      <w:tr>
+        <w:trPr>
+          <w:cantSplit w:val="0"/>
+          <w:trHeight w:val="2565" w:hRule="atLeast"/>
+          <w:tblHeader w:val="0"/>
+        </w:trPr>
+        <w:tc>
+          <w:tcPr/>
+          <w:p>
+            <w:pPr>
+              <w:jc w:val="both"/>
+              <w:rPr>
+                <w:rFonts w:ascii="Calibri" w:cs="Calibri" w:eastAsia="Calibri" w:hAnsi="Calibri"/>
+                <w:i w:val="1"/>
+                <w:iCs w:val="1"/>
+                <w:color w:val="548dd4"/>
+                <w:sz w:val="18"/>
+                <w:szCs w:val="18"/>
+              </w:rPr>
+            </w:pPr>
+            <w:r>
+              <w:rPr>
+                <w:i w:val="1"/>
+                <w:iCs w:val="1"/>
+                <w:color w:val="548dd4"/>
+                <w:sz w:val="18"/>
+                <w:szCs w:val="18"/>
+                <w:rtl w:val="0"/>
+              </w:rPr>
+              <w:t xml:space="preserve">Evaluar y gestionar proyectos informáticos utilizando metodologías y herramientas de gestión.</w:t>
+            </w:r>
+            <w:r>
+              <w:rPr>
+                <w:rtl w:val="0"/>
+              </w:rPr>
+            </w:r>
+          </w:p>
+        </w:tc>
+        <w:tc>
+          <w:tcPr/>
+          <w:p>
+            <w:pPr>
+              <w:jc w:val="both"/>
+              <w:rPr>
+                <w:i w:val="1"/>
+                <w:iCs w:val="1"/>
+                <w:color w:val="548dd4"/>
+                <w:sz w:val="18"/>
+                <w:szCs w:val="18"/>
+              </w:rPr>
+            </w:pPr>
+            <w:r>
+              <w:rPr>
+                <w:i w:val="1"/>
+                <w:iCs w:val="1"/>
+                <w:color w:val="548dd4"/>
+                <w:sz w:val="18"/>
+                <w:szCs w:val="18"/>
+                <w:rtl w:val="0"/>
+              </w:rPr>
+              <w:t xml:space="preserve">Definición y planificación del proyecto</w:t>
+            </w:r>
+          </w:p>
+        </w:tc>
+        <w:tc>
+          <w:tcPr/>
+          <w:p>
+            <w:pPr>
+              <w:jc w:val="both"/>
+              <w:rPr>
+                <w:i w:val="1"/>
+                <w:iCs w:val="1"/>
+                <w:color w:val="548dd4"/>
+                <w:sz w:val="18"/>
+                <w:szCs w:val="18"/>
+              </w:rPr>
+            </w:pPr>
+            <w:r>
+              <w:rPr>
+                <w:i w:val="1"/>
+                <w:iCs w:val="1"/>
+                <w:color w:val="548dd4"/>
+                <w:sz w:val="18"/>
+                <w:szCs w:val="18"/>
+                <w:rtl w:val="0"/>
+              </w:rPr>
+              <w:t xml:space="preserve">Realizar Kick Off, definir alcance, requerimientos, ERS, casos de uso y planificación inicial del proyecto.</w:t>
+            </w:r>
+          </w:p>
+        </w:tc>
+        <w:tc>
+          <w:tcPr/>
+          <w:p>
+            <w:pPr>
+              <w:jc w:val="both"/>
+              <w:rPr>
+                <w:i w:val="1"/>
+                <w:iCs w:val="1"/>
+                <w:color w:val="548dd4"/>
+                <w:sz w:val="18"/>
+                <w:szCs w:val="18"/>
+              </w:rPr>
+            </w:pPr>
+            <w:r>
+              <w:rPr>
+                <w:i w:val="1"/>
+                <w:iCs w:val="1"/>
+                <w:color w:val="548dd4"/>
+                <w:sz w:val="18"/>
+                <w:szCs w:val="18"/>
+                <w:rtl w:val="0"/>
+              </w:rPr>
+              <w:t xml:space="preserve">Documentación APT, ERS, herramientas ofimáticas y de trabajo colaborativo.</w:t>
+            </w:r>
+          </w:p>
+        </w:tc>
+        <w:tc>
+          <w:tcPr>
+            <w:tcBorders>
+              <w:right w:color="666666" w:space="0" w:sz="4" w:val="single"/>
+            </w:tcBorders>
+          </w:tcPr>
+          <w:p>
+            <w:pPr>
+              <w:jc w:val="both"/>
+              <w:rPr>
+                <w:i w:val="1"/>
+                <w:iCs w:val="1"/>
+                <w:color w:val="548dd4"/>
+                <w:sz w:val="18"/>
+                <w:szCs w:val="18"/>
+              </w:rPr>
+            </w:pPr>
+            <w:r>
+              <w:rPr>
+                <w:i w:val="1"/>
+                <w:iCs w:val="1"/>
+                <w:color w:val="548dd4"/>
+                <w:sz w:val="18"/>
+                <w:szCs w:val="18"/>
+                <w:rtl w:val="0"/>
+              </w:rPr>
+              <w:t xml:space="preserve">19/08 al 30/08</w:t>
+            </w:r>
+          </w:p>
+        </w:tc>
+        <w:tc>
+          <w:tcPr>
+            <w:tcBorders>
+              <w:left w:color="666666" w:space="0" w:sz="4" w:val="single"/>
+            </w:tcBorders>
+            <w:shd w:fill="d9d9d9" w:val="clear"/>
+          </w:tcPr>
+          <w:p>
+            <w:pPr>
+              <w:jc w:val="both"/>
+              <w:rPr>
+                <w:i w:val="1"/>
+                <w:iCs w:val="1"/>
+                <w:color w:val="548dd4"/>
+                <w:sz w:val="18"/>
+                <w:szCs w:val="18"/>
+              </w:rPr>
+            </w:pPr>
+            <w:r>
+              <w:rPr>
+                <w:i w:val="1"/>
+                <w:iCs w:val="1"/>
+                <w:color w:val="548dd4"/>
+                <w:sz w:val="18"/>
+                <w:szCs w:val="18"/>
+                <w:rtl w:val="0"/>
+              </w:rPr>
+              <w:t xml:space="preserve">Katherine Muñoz / Darko Rivas</w:t>
+            </w:r>
+          </w:p>
+        </w:tc>
+        <w:tc>
+          <w:tcPr/>
+          <w:p>
+            <w:pPr>
+              <w:jc w:val="both"/>
+              <w:rPr>
+                <w:i w:val="1"/>
+                <w:iCs w:val="1"/>
+                <w:color w:val="548dd4"/>
+                <w:sz w:val="18"/>
+                <w:szCs w:val="18"/>
+              </w:rPr>
+            </w:pPr>
+            <w:r>
+              <w:rPr>
+                <w:i w:val="1"/>
+                <w:iCs w:val="1"/>
+                <w:color w:val="548dd4"/>
+                <w:sz w:val="18"/>
+                <w:szCs w:val="18"/>
+                <w:rtl w:val="0"/>
+              </w:rPr>
+              <w:t xml:space="preserve">Puede requerir ajustes de alcance o requerimientos. Se facilita mediante reuniones de seguimiento y coordinación del equipo.</w:t>
             </w:r>
           </w:p>
         </w:tc>
@@ -4827,172 +6718,138 @@
             <w:pPr>
               <w:jc w:val="both"/>
               <w:rPr>
-                <w:rFonts w:ascii="Calibri" w:cs="Calibri" w:eastAsia="Calibri" w:hAnsi="Calibri"/>
-                <w:i w:val="1"/>
-                <w:iCs w:val="1"/>
-                <w:color w:val="548dd4"/>
-                <w:sz w:val="18"/>
-                <w:szCs w:val="18"/>
-              </w:rPr>
-            </w:pPr>
-            <w:r>
-              <w:rPr>
-                <w:rFonts w:ascii="Calibri" w:cs="Calibri" w:eastAsia="Calibri" w:hAnsi="Calibri"/>
-                <w:i w:val="1"/>
-                <w:iCs w:val="1"/>
-                <w:color w:val="548dd4"/>
-                <w:sz w:val="18"/>
-                <w:szCs w:val="18"/>
-                <w:rtl w:val="0"/>
-              </w:rPr>
-              <w:t xml:space="preserve">Nombra las competencias o unidades de competencias que se relacionan con las diferentes actividades requeridas para el desarrollo de la actividad.</w:t>
-            </w:r>
-          </w:p>
-        </w:tc>
-        <w:tc>
-          <w:tcPr/>
-          <w:p>
-            <w:pPr>
-              <w:jc w:val="both"/>
-              <w:rPr>
-                <w:b w:val="1"/>
-                <w:bCs w:val="1"/>
-                <w:sz w:val="18"/>
-                <w:szCs w:val="18"/>
-              </w:rPr>
-            </w:pPr>
-            <w:r>
-              <w:rPr>
-                <w:rFonts w:ascii="Calibri" w:cs="Calibri" w:eastAsia="Calibri" w:hAnsi="Calibri"/>
-                <w:i w:val="1"/>
-                <w:iCs w:val="1"/>
-                <w:color w:val="548dd4"/>
-                <w:sz w:val="18"/>
-                <w:szCs w:val="18"/>
-                <w:rtl w:val="0"/>
-              </w:rPr>
-              <w:t xml:space="preserve">Señale el nombre de la tarea o actividad.</w:t>
-            </w:r>
-            <w:r>
-              <w:rPr>
-                <w:rtl w:val="0"/>
-              </w:rPr>
-            </w:r>
-          </w:p>
-        </w:tc>
-        <w:tc>
-          <w:tcPr/>
-          <w:p>
-            <w:pPr>
-              <w:jc w:val="both"/>
-              <w:rPr>
-                <w:b w:val="1"/>
-                <w:bCs w:val="1"/>
-                <w:sz w:val="18"/>
-                <w:szCs w:val="18"/>
-              </w:rPr>
-            </w:pPr>
-            <w:r>
-              <w:rPr>
-                <w:rFonts w:ascii="Calibri" w:cs="Calibri" w:eastAsia="Calibri" w:hAnsi="Calibri"/>
-                <w:i w:val="1"/>
-                <w:iCs w:val="1"/>
-                <w:color w:val="548dd4"/>
-                <w:sz w:val="18"/>
-                <w:szCs w:val="18"/>
-                <w:rtl w:val="0"/>
-              </w:rPr>
-              <w:t xml:space="preserve">Describe la tarea o actividad.</w:t>
-            </w:r>
-            <w:r>
-              <w:rPr>
-                <w:rtl w:val="0"/>
-              </w:rPr>
-            </w:r>
-          </w:p>
-        </w:tc>
-        <w:tc>
-          <w:tcPr/>
-          <w:p>
-            <w:pPr>
-              <w:jc w:val="both"/>
-              <w:rPr>
-                <w:rFonts w:ascii="Calibri" w:cs="Calibri" w:eastAsia="Calibri" w:hAnsi="Calibri"/>
-                <w:i w:val="1"/>
-                <w:iCs w:val="1"/>
-                <w:color w:val="548dd4"/>
-                <w:sz w:val="18"/>
-                <w:szCs w:val="18"/>
-              </w:rPr>
-            </w:pPr>
-            <w:r>
-              <w:rPr>
-                <w:rFonts w:ascii="Calibri" w:cs="Calibri" w:eastAsia="Calibri" w:hAnsi="Calibri"/>
-                <w:i w:val="1"/>
-                <w:iCs w:val="1"/>
-                <w:color w:val="548dd4"/>
-                <w:sz w:val="18"/>
-                <w:szCs w:val="18"/>
-                <w:rtl w:val="0"/>
-              </w:rPr>
-              <w:t xml:space="preserve">Nombra los recursos necesarios para llevar a cabo las actividades definidas.</w:t>
+                <w:i w:val="1"/>
+                <w:iCs w:val="1"/>
+                <w:color w:val="548dd4"/>
+                <w:sz w:val="18"/>
+                <w:szCs w:val="18"/>
+              </w:rPr>
+            </w:pPr>
+            <w:r>
+              <w:rPr>
+                <w:i w:val="1"/>
+                <w:iCs w:val="1"/>
+                <w:color w:val="548dd4"/>
+                <w:sz w:val="18"/>
+                <w:szCs w:val="18"/>
+                <w:rtl w:val="0"/>
+              </w:rPr>
+              <w:t xml:space="preserve">Evaluar y gestionar proyectos informáticos utilizando metodologías y herramientas de gestión.</w:t>
+            </w:r>
+          </w:p>
+        </w:tc>
+        <w:tc>
+          <w:tcPr/>
+          <w:p>
+            <w:pPr>
+              <w:jc w:val="both"/>
+              <w:rPr>
+                <w:i w:val="1"/>
+                <w:iCs w:val="1"/>
+                <w:color w:val="548dd4"/>
+                <w:sz w:val="18"/>
+                <w:szCs w:val="18"/>
+              </w:rPr>
+            </w:pPr>
+            <w:r>
+              <w:rPr>
+                <w:i w:val="1"/>
+                <w:iCs w:val="1"/>
+                <w:color w:val="548dd4"/>
+                <w:sz w:val="18"/>
+                <w:szCs w:val="18"/>
+                <w:rtl w:val="0"/>
+              </w:rPr>
+              <w:t xml:space="preserve">Planificación ágil y diseño inicial</w:t>
+            </w:r>
+          </w:p>
+        </w:tc>
+        <w:tc>
+          <w:tcPr/>
+          <w:p>
+            <w:pPr>
+              <w:jc w:val="both"/>
+              <w:rPr>
+                <w:i w:val="1"/>
+                <w:iCs w:val="1"/>
+                <w:color w:val="548dd4"/>
+                <w:sz w:val="18"/>
+                <w:szCs w:val="18"/>
+              </w:rPr>
+            </w:pPr>
+            <w:r>
+              <w:rPr>
+                <w:i w:val="1"/>
+                <w:iCs w:val="1"/>
+                <w:color w:val="548dd4"/>
+                <w:sz w:val="18"/>
+                <w:szCs w:val="18"/>
+                <w:rtl w:val="0"/>
+              </w:rPr>
+              <w:t xml:space="preserve">Elaborar mockups, Road Map, Product Backlog, EDT y estimación de costos.</w:t>
+            </w:r>
+          </w:p>
+        </w:tc>
+        <w:tc>
+          <w:tcPr/>
+          <w:p>
+            <w:pPr>
+              <w:jc w:val="both"/>
+              <w:rPr>
+                <w:i w:val="1"/>
+                <w:iCs w:val="1"/>
+                <w:color w:val="548dd4"/>
+                <w:sz w:val="18"/>
+                <w:szCs w:val="18"/>
+              </w:rPr>
+            </w:pPr>
+            <w:r>
+              <w:rPr>
+                <w:i w:val="1"/>
+                <w:iCs w:val="1"/>
+                <w:color w:val="548dd4"/>
+                <w:sz w:val="18"/>
+                <w:szCs w:val="18"/>
+                <w:rtl w:val="0"/>
+              </w:rPr>
+              <w:t xml:space="preserve">Herramienta de prototipado, hojas de cálculo, documentación y Road Map.</w:t>
             </w:r>
           </w:p>
         </w:tc>
         <w:tc>
           <w:tcPr>
             <w:tcBorders>
-              <w:right w:color="ffffff" w:space="0" w:sz="4" w:val="single"/>
+              <w:right w:color="666666" w:space="0" w:sz="4" w:val="single"/>
             </w:tcBorders>
           </w:tcPr>
           <w:p>
             <w:pPr>
               <w:jc w:val="both"/>
               <w:rPr>
-                <w:rFonts w:ascii="Calibri" w:cs="Calibri" w:eastAsia="Calibri" w:hAnsi="Calibri"/>
-                <w:i w:val="1"/>
-                <w:iCs w:val="1"/>
-                <w:color w:val="548dd4"/>
-                <w:sz w:val="18"/>
-                <w:szCs w:val="18"/>
-              </w:rPr>
-            </w:pPr>
-            <w:r>
-              <w:rPr>
-                <w:rFonts w:ascii="Calibri" w:cs="Calibri" w:eastAsia="Calibri" w:hAnsi="Calibri"/>
-                <w:i w:val="1"/>
-                <w:iCs w:val="1"/>
-                <w:color w:val="548dd4"/>
-                <w:sz w:val="18"/>
-                <w:szCs w:val="18"/>
-                <w:rtl w:val="0"/>
-              </w:rPr>
-              <w:t xml:space="preserve">Escribe la duración de actividades o tarea.</w:t>
-            </w:r>
-          </w:p>
-          <w:p>
-            <w:pPr>
-              <w:jc w:val="both"/>
-              <w:rPr>
-                <w:rFonts w:ascii="Calibri" w:cs="Calibri" w:eastAsia="Calibri" w:hAnsi="Calibri"/>
-                <w:i w:val="1"/>
-                <w:iCs w:val="1"/>
-                <w:color w:val="548dd4"/>
-                <w:sz w:val="18"/>
-                <w:szCs w:val="18"/>
-              </w:rPr>
-            </w:pPr>
-            <w:r>
-              <w:rPr>
-                <w:rtl w:val="0"/>
-              </w:rPr>
+                <w:i w:val="1"/>
+                <w:iCs w:val="1"/>
+                <w:color w:val="548dd4"/>
+                <w:sz w:val="18"/>
+                <w:szCs w:val="18"/>
+              </w:rPr>
+            </w:pPr>
+            <w:r>
+              <w:rPr>
+                <w:i w:val="1"/>
+                <w:iCs w:val="1"/>
+                <w:color w:val="548dd4"/>
+                <w:sz w:val="18"/>
+                <w:szCs w:val="18"/>
+                <w:rtl w:val="0"/>
+              </w:rPr>
+              <w:t xml:space="preserve">31/08 al 12/09</w:t>
             </w:r>
           </w:p>
         </w:tc>
         <w:tc>
           <w:tcPr>
             <w:tcBorders>
-              <w:left w:color="ffffff" w:space="0" w:sz="4" w:val="single"/>
+              <w:left w:color="666666" w:space="0" w:sz="4" w:val="single"/>
             </w:tcBorders>
             <w:shd w:fill="d9d9d9" w:val="clear"/>
           </w:tcPr>
@@ -5000,59 +6857,49 @@
             <w:pPr>
               <w:jc w:val="both"/>
               <w:rPr>
-                <w:b w:val="1"/>
-                <w:bCs w:val="1"/>
-                <w:sz w:val="18"/>
-                <w:szCs w:val="18"/>
-              </w:rPr>
-            </w:pPr>
-            <w:r>
-              <w:rPr>
-                <w:rFonts w:ascii="Calibri" w:cs="Calibri" w:eastAsia="Calibri" w:hAnsi="Calibri"/>
-                <w:i w:val="1"/>
-                <w:iCs w:val="1"/>
-                <w:color w:val="548dd4"/>
-                <w:sz w:val="18"/>
-                <w:szCs w:val="18"/>
-                <w:rtl w:val="0"/>
-              </w:rPr>
-              <w:t xml:space="preserve">Escribe el nombre del integrante del equipo responsable de la actividad y tareas asociadas.</w:t>
-            </w:r>
-            <w:r>
-              <w:rPr>
-                <w:rtl w:val="0"/>
-              </w:rPr>
-            </w:r>
-          </w:p>
-        </w:tc>
-        <w:tc>
-          <w:tcPr/>
-          <w:p>
-            <w:pPr>
-              <w:jc w:val="both"/>
-              <w:rPr>
-                <w:b w:val="1"/>
-                <w:bCs w:val="1"/>
-                <w:sz w:val="18"/>
-                <w:szCs w:val="18"/>
-              </w:rPr>
-            </w:pPr>
-            <w:r>
-              <w:rPr>
-                <w:rFonts w:ascii="Calibri" w:cs="Calibri" w:eastAsia="Calibri" w:hAnsi="Calibri"/>
-                <w:i w:val="1"/>
-                <w:iCs w:val="1"/>
-                <w:color w:val="548dd4"/>
-                <w:sz w:val="18"/>
-                <w:szCs w:val="18"/>
-                <w:rtl w:val="0"/>
-              </w:rPr>
-              <w:t xml:space="preserve">Escribe las dificultades o facilitadores que se podrían presentar durante la ejecución de cada una de las actividades propuestas para llevar a cabo el plan de trabajo.</w:t>
-            </w:r>
-            <w:r>
-              <w:rPr>
-                <w:rtl w:val="0"/>
-              </w:rPr>
+                <w:i w:val="1"/>
+                <w:iCs w:val="1"/>
+                <w:color w:val="548dd4"/>
+                <w:sz w:val="18"/>
+                <w:szCs w:val="18"/>
+              </w:rPr>
+            </w:pPr>
+            <w:r>
+              <w:rPr>
+                <w:i w:val="1"/>
+                <w:iCs w:val="1"/>
+                <w:color w:val="548dd4"/>
+                <w:sz w:val="18"/>
+                <w:szCs w:val="18"/>
+                <w:rtl w:val="0"/>
+              </w:rPr>
+              <w:t xml:space="preserve">Katherine Muñoz / Jurian Soto</w:t>
+            </w:r>
+          </w:p>
+        </w:tc>
+        <w:tc>
+          <w:tcPr/>
+          <w:p>
+            <w:pPr>
+              <w:jc w:val="both"/>
+              <w:rPr>
+                <w:i w:val="1"/>
+                <w:iCs w:val="1"/>
+                <w:color w:val="548dd4"/>
+                <w:sz w:val="18"/>
+                <w:szCs w:val="18"/>
+              </w:rPr>
+            </w:pPr>
+            <w:r>
+              <w:rPr>
+                <w:i w:val="1"/>
+                <w:iCs w:val="1"/>
+                <w:color w:val="548dd4"/>
+                <w:sz w:val="18"/>
+                <w:szCs w:val="18"/>
+                <w:rtl w:val="0"/>
+              </w:rPr>
+              <w:t xml:space="preserve">La correcta estimación de esfuerzo y priorización facilita el cumplimiento de los plazos.</w:t>
             </w:r>
           </w:p>
         </w:tc>
@@ -5068,113 +6915,138 @@
             <w:pPr>
               <w:jc w:val="both"/>
               <w:rPr>
-                <w:rFonts w:ascii="Calibri" w:cs="Calibri" w:eastAsia="Calibri" w:hAnsi="Calibri"/>
-                <w:i w:val="1"/>
-                <w:iCs w:val="1"/>
-                <w:color w:val="548dd4"/>
-                <w:sz w:val="18"/>
-                <w:szCs w:val="18"/>
-              </w:rPr>
-            </w:pPr>
-            <w:r>
-              <w:rPr>
-                <w:rtl w:val="0"/>
-              </w:rPr>
-            </w:r>
-          </w:p>
-        </w:tc>
-        <w:tc>
-          <w:tcPr/>
-          <w:p>
-            <w:pPr>
-              <w:jc w:val="both"/>
-              <w:rPr>
-                <w:rFonts w:ascii="Calibri" w:cs="Calibri" w:eastAsia="Calibri" w:hAnsi="Calibri"/>
-                <w:i w:val="1"/>
-                <w:iCs w:val="1"/>
-                <w:color w:val="548dd4"/>
-                <w:sz w:val="18"/>
-                <w:szCs w:val="18"/>
-              </w:rPr>
-            </w:pPr>
-            <w:r>
-              <w:rPr>
-                <w:rtl w:val="0"/>
-              </w:rPr>
-            </w:r>
-          </w:p>
-        </w:tc>
-        <w:tc>
-          <w:tcPr/>
-          <w:p>
-            <w:pPr>
-              <w:jc w:val="both"/>
-              <w:rPr>
-                <w:rFonts w:ascii="Calibri" w:cs="Calibri" w:eastAsia="Calibri" w:hAnsi="Calibri"/>
-                <w:i w:val="1"/>
-                <w:iCs w:val="1"/>
-                <w:color w:val="548dd4"/>
-                <w:sz w:val="18"/>
-                <w:szCs w:val="18"/>
-              </w:rPr>
-            </w:pPr>
-            <w:r>
-              <w:rPr>
-                <w:rtl w:val="0"/>
-              </w:rPr>
-            </w:r>
-          </w:p>
-        </w:tc>
-        <w:tc>
-          <w:tcPr/>
-          <w:p>
-            <w:pPr>
-              <w:jc w:val="both"/>
-              <w:rPr>
-                <w:rFonts w:ascii="Calibri" w:cs="Calibri" w:eastAsia="Calibri" w:hAnsi="Calibri"/>
-                <w:i w:val="1"/>
-                <w:iCs w:val="1"/>
-                <w:color w:val="548dd4"/>
-                <w:sz w:val="18"/>
-                <w:szCs w:val="18"/>
-              </w:rPr>
-            </w:pPr>
-            <w:r>
-              <w:rPr>
-                <w:rtl w:val="0"/>
-              </w:rPr>
+                <w:i w:val="1"/>
+                <w:iCs w:val="1"/>
+                <w:color w:val="548dd4"/>
+                <w:sz w:val="18"/>
+                <w:szCs w:val="18"/>
+              </w:rPr>
+            </w:pPr>
+            <w:r>
+              <w:rPr>
+                <w:i w:val="1"/>
+                <w:iCs w:val="1"/>
+                <w:color w:val="548dd4"/>
+                <w:sz w:val="18"/>
+                <w:szCs w:val="18"/>
+                <w:rtl w:val="0"/>
+              </w:rPr>
+              <w:t xml:space="preserve">Diseñar soluciones de software considerando estándares, seguridad, calidad y sostenibilidad. Diseñar soluciones mediante bases de datos.</w:t>
+            </w:r>
+          </w:p>
+        </w:tc>
+        <w:tc>
+          <w:tcPr/>
+          <w:p>
+            <w:pPr>
+              <w:jc w:val="both"/>
+              <w:rPr>
+                <w:i w:val="1"/>
+                <w:iCs w:val="1"/>
+                <w:color w:val="548dd4"/>
+                <w:sz w:val="18"/>
+                <w:szCs w:val="18"/>
+              </w:rPr>
+            </w:pPr>
+            <w:r>
+              <w:rPr>
+                <w:i w:val="1"/>
+                <w:iCs w:val="1"/>
+                <w:color w:val="548dd4"/>
+                <w:sz w:val="18"/>
+                <w:szCs w:val="18"/>
+                <w:rtl w:val="0"/>
+              </w:rPr>
+              <w:t xml:space="preserve">Diseño arquitectónico y modelo de datos</w:t>
+            </w:r>
+          </w:p>
+        </w:tc>
+        <w:tc>
+          <w:tcPr/>
+          <w:p>
+            <w:pPr>
+              <w:jc w:val="both"/>
+              <w:rPr>
+                <w:i w:val="1"/>
+                <w:iCs w:val="1"/>
+                <w:color w:val="548dd4"/>
+                <w:sz w:val="18"/>
+                <w:szCs w:val="18"/>
+              </w:rPr>
+            </w:pPr>
+            <w:r>
+              <w:rPr>
+                <w:i w:val="1"/>
+                <w:iCs w:val="1"/>
+                <w:color w:val="548dd4"/>
+                <w:sz w:val="18"/>
+                <w:szCs w:val="18"/>
+                <w:rtl w:val="0"/>
+              </w:rPr>
+              <w:t xml:space="preserve">Elaborar proceso TO-BE, definir arquitectura de la solución y diseñar el modelo de datos.</w:t>
+            </w:r>
+          </w:p>
+        </w:tc>
+        <w:tc>
+          <w:tcPr/>
+          <w:p>
+            <w:pPr>
+              <w:jc w:val="both"/>
+              <w:rPr>
+                <w:i w:val="1"/>
+                <w:iCs w:val="1"/>
+                <w:color w:val="548dd4"/>
+                <w:sz w:val="18"/>
+                <w:szCs w:val="18"/>
+              </w:rPr>
+            </w:pPr>
+            <w:r>
+              <w:rPr>
+                <w:i w:val="1"/>
+                <w:iCs w:val="1"/>
+                <w:color w:val="548dd4"/>
+                <w:sz w:val="18"/>
+                <w:szCs w:val="18"/>
+                <w:rtl w:val="0"/>
+              </w:rPr>
+              <w:t xml:space="preserve">ERS, requerimientos, herramienta de modelamiento, documentación técnica.</w:t>
             </w:r>
           </w:p>
         </w:tc>
         <w:tc>
           <w:tcPr>
             <w:tcBorders>
-              <w:right w:color="ffffff" w:space="0" w:sz="4" w:val="single"/>
+              <w:right w:color="666666" w:space="0" w:sz="4" w:val="single"/>
             </w:tcBorders>
           </w:tcPr>
           <w:p>
             <w:pPr>
               <w:jc w:val="both"/>
               <w:rPr>
-                <w:rFonts w:ascii="Calibri" w:cs="Calibri" w:eastAsia="Calibri" w:hAnsi="Calibri"/>
-                <w:i w:val="1"/>
-                <w:iCs w:val="1"/>
-                <w:color w:val="548dd4"/>
-                <w:sz w:val="18"/>
-                <w:szCs w:val="18"/>
-              </w:rPr>
-            </w:pPr>
-            <w:r>
-              <w:rPr>
-                <w:rtl w:val="0"/>
-              </w:rPr>
+                <w:i w:val="1"/>
+                <w:iCs w:val="1"/>
+                <w:color w:val="548dd4"/>
+                <w:sz w:val="18"/>
+                <w:szCs w:val="18"/>
+              </w:rPr>
+            </w:pPr>
+            <w:r>
+              <w:rPr>
+                <w:i w:val="1"/>
+                <w:iCs w:val="1"/>
+                <w:color w:val="548dd4"/>
+                <w:sz w:val="18"/>
+                <w:szCs w:val="18"/>
+                <w:rtl w:val="0"/>
+              </w:rPr>
+              <w:t xml:space="preserve">13/09 al 26/09</w:t>
             </w:r>
           </w:p>
         </w:tc>
         <w:tc>
           <w:tcPr>
             <w:tcBorders>
-              <w:left w:color="ffffff" w:space="0" w:sz="4" w:val="single"/>
+              <w:left w:color="666666" w:space="0" w:sz="4" w:val="single"/>
             </w:tcBorders>
             <w:shd w:fill="d9d9d9" w:val="clear"/>
           </w:tcPr>
@@ -5182,39 +7054,49 @@
             <w:pPr>
               <w:jc w:val="both"/>
               <w:rPr>
-                <w:rFonts w:ascii="Calibri" w:cs="Calibri" w:eastAsia="Calibri" w:hAnsi="Calibri"/>
-                <w:i w:val="1"/>
-                <w:iCs w:val="1"/>
-                <w:color w:val="548dd4"/>
-                <w:sz w:val="18"/>
-                <w:szCs w:val="18"/>
-              </w:rPr>
-            </w:pPr>
-            <w:r>
-              <w:rPr>
-                <w:rtl w:val="0"/>
-              </w:rPr>
-            </w:r>
-          </w:p>
-        </w:tc>
-        <w:tc>
-          <w:tcPr/>
-          <w:p>
-            <w:pPr>
-              <w:jc w:val="both"/>
-              <w:rPr>
-                <w:rFonts w:ascii="Calibri" w:cs="Calibri" w:eastAsia="Calibri" w:hAnsi="Calibri"/>
-                <w:i w:val="1"/>
-                <w:iCs w:val="1"/>
-                <w:color w:val="548dd4"/>
-                <w:sz w:val="18"/>
-                <w:szCs w:val="18"/>
-              </w:rPr>
-            </w:pPr>
-            <w:r>
-              <w:rPr>
-                <w:rtl w:val="0"/>
-              </w:rPr>
+                <w:i w:val="1"/>
+                <w:iCs w:val="1"/>
+                <w:color w:val="548dd4"/>
+                <w:sz w:val="18"/>
+                <w:szCs w:val="18"/>
+              </w:rPr>
+            </w:pPr>
+            <w:r>
+              <w:rPr>
+                <w:i w:val="1"/>
+                <w:iCs w:val="1"/>
+                <w:color w:val="548dd4"/>
+                <w:sz w:val="18"/>
+                <w:szCs w:val="18"/>
+                <w:rtl w:val="0"/>
+              </w:rPr>
+              <w:t xml:space="preserve">Katherine Muñoz / Jurian Soto</w:t>
+            </w:r>
+          </w:p>
+        </w:tc>
+        <w:tc>
+          <w:tcPr/>
+          <w:p>
+            <w:pPr>
+              <w:jc w:val="both"/>
+              <w:rPr>
+                <w:i w:val="1"/>
+                <w:iCs w:val="1"/>
+                <w:color w:val="548dd4"/>
+                <w:sz w:val="18"/>
+                <w:szCs w:val="18"/>
+              </w:rPr>
+            </w:pPr>
+            <w:r>
+              <w:rPr>
+                <w:i w:val="1"/>
+                <w:iCs w:val="1"/>
+                <w:color w:val="548dd4"/>
+                <w:sz w:val="18"/>
+                <w:szCs w:val="18"/>
+                <w:rtl w:val="0"/>
+              </w:rPr>
+              <w:t xml:space="preserve">Las decisiones de arquitectura y modelo de datos pueden requerir ajustes al validar las relaciones entre módulos.</w:t>
             </w:r>
           </w:p>
         </w:tc>
@@ -5230,113 +7112,138 @@
             <w:pPr>
               <w:jc w:val="both"/>
               <w:rPr>
-                <w:rFonts w:ascii="Calibri" w:cs="Calibri" w:eastAsia="Calibri" w:hAnsi="Calibri"/>
-                <w:i w:val="1"/>
-                <w:iCs w:val="1"/>
-                <w:color w:val="548dd4"/>
-                <w:sz w:val="18"/>
-                <w:szCs w:val="18"/>
-              </w:rPr>
-            </w:pPr>
-            <w:r>
-              <w:rPr>
-                <w:rtl w:val="0"/>
-              </w:rPr>
-            </w:r>
-          </w:p>
-        </w:tc>
-        <w:tc>
-          <w:tcPr/>
-          <w:p>
-            <w:pPr>
-              <w:jc w:val="both"/>
-              <w:rPr>
-                <w:rFonts w:ascii="Calibri" w:cs="Calibri" w:eastAsia="Calibri" w:hAnsi="Calibri"/>
-                <w:i w:val="1"/>
-                <w:iCs w:val="1"/>
-                <w:color w:val="548dd4"/>
-                <w:sz w:val="18"/>
-                <w:szCs w:val="18"/>
-              </w:rPr>
-            </w:pPr>
-            <w:r>
-              <w:rPr>
-                <w:rtl w:val="0"/>
-              </w:rPr>
-            </w:r>
-          </w:p>
-        </w:tc>
-        <w:tc>
-          <w:tcPr/>
-          <w:p>
-            <w:pPr>
-              <w:jc w:val="both"/>
-              <w:rPr>
-                <w:rFonts w:ascii="Calibri" w:cs="Calibri" w:eastAsia="Calibri" w:hAnsi="Calibri"/>
-                <w:i w:val="1"/>
-                <w:iCs w:val="1"/>
-                <w:color w:val="548dd4"/>
-                <w:sz w:val="18"/>
-                <w:szCs w:val="18"/>
-              </w:rPr>
-            </w:pPr>
-            <w:r>
-              <w:rPr>
-                <w:rtl w:val="0"/>
-              </w:rPr>
-            </w:r>
-          </w:p>
-        </w:tc>
-        <w:tc>
-          <w:tcPr/>
-          <w:p>
-            <w:pPr>
-              <w:jc w:val="both"/>
-              <w:rPr>
-                <w:rFonts w:ascii="Calibri" w:cs="Calibri" w:eastAsia="Calibri" w:hAnsi="Calibri"/>
-                <w:i w:val="1"/>
-                <w:iCs w:val="1"/>
-                <w:color w:val="548dd4"/>
-                <w:sz w:val="18"/>
-                <w:szCs w:val="18"/>
-              </w:rPr>
-            </w:pPr>
-            <w:r>
-              <w:rPr>
-                <w:rtl w:val="0"/>
-              </w:rPr>
+                <w:i w:val="1"/>
+                <w:iCs w:val="1"/>
+                <w:color w:val="548dd4"/>
+                <w:sz w:val="18"/>
+                <w:szCs w:val="18"/>
+              </w:rPr>
+            </w:pPr>
+            <w:r>
+              <w:rPr>
+                <w:i w:val="1"/>
+                <w:iCs w:val="1"/>
+                <w:color w:val="548dd4"/>
+                <w:sz w:val="18"/>
+                <w:szCs w:val="18"/>
+                <w:rtl w:val="0"/>
+              </w:rPr>
+              <w:t xml:space="preserve">Diseñar y desarrollar soluciones de software innovadoras y de calidad. Desarrollar soluciones para plataformas móviles.</w:t>
+            </w:r>
+          </w:p>
+        </w:tc>
+        <w:tc>
+          <w:tcPr/>
+          <w:p>
+            <w:pPr>
+              <w:jc w:val="both"/>
+              <w:rPr>
+                <w:i w:val="1"/>
+                <w:iCs w:val="1"/>
+                <w:color w:val="548dd4"/>
+                <w:sz w:val="18"/>
+                <w:szCs w:val="18"/>
+              </w:rPr>
+            </w:pPr>
+            <w:r>
+              <w:rPr>
+                <w:i w:val="1"/>
+                <w:iCs w:val="1"/>
+                <w:color w:val="548dd4"/>
+                <w:sz w:val="18"/>
+                <w:szCs w:val="18"/>
+                <w:rtl w:val="0"/>
+              </w:rPr>
+              <w:t xml:space="preserve">Gestión de usuarios y acceso</w:t>
+            </w:r>
+          </w:p>
+        </w:tc>
+        <w:tc>
+          <w:tcPr/>
+          <w:p>
+            <w:pPr>
+              <w:jc w:val="both"/>
+              <w:rPr>
+                <w:i w:val="1"/>
+                <w:iCs w:val="1"/>
+                <w:color w:val="548dd4"/>
+                <w:sz w:val="18"/>
+                <w:szCs w:val="18"/>
+              </w:rPr>
+            </w:pPr>
+            <w:r>
+              <w:rPr>
+                <w:i w:val="1"/>
+                <w:iCs w:val="1"/>
+                <w:color w:val="548dd4"/>
+                <w:sz w:val="18"/>
+                <w:szCs w:val="18"/>
+                <w:rtl w:val="0"/>
+              </w:rPr>
+              <w:t xml:space="preserve">Implementar registro, inicio y cierre de sesión, recuperación de contraseña, perfil y activación de módulos.</w:t>
+            </w:r>
+          </w:p>
+        </w:tc>
+        <w:tc>
+          <w:tcPr/>
+          <w:p>
+            <w:pPr>
+              <w:jc w:val="both"/>
+              <w:rPr>
+                <w:i w:val="1"/>
+                <w:iCs w:val="1"/>
+                <w:color w:val="548dd4"/>
+                <w:sz w:val="18"/>
+                <w:szCs w:val="18"/>
+              </w:rPr>
+            </w:pPr>
+            <w:r>
+              <w:rPr>
+                <w:i w:val="1"/>
+                <w:iCs w:val="1"/>
+                <w:color w:val="548dd4"/>
+                <w:sz w:val="18"/>
+                <w:szCs w:val="18"/>
+                <w:rtl w:val="0"/>
+              </w:rPr>
+              <w:t xml:space="preserve">React Native, JavaScript, Python, base de datos, API REST y GitHub.</w:t>
             </w:r>
           </w:p>
         </w:tc>
         <w:tc>
           <w:tcPr>
             <w:tcBorders>
-              <w:right w:color="ffffff" w:space="0" w:sz="4" w:val="single"/>
+              <w:right w:color="666666" w:space="0" w:sz="4" w:val="single"/>
             </w:tcBorders>
           </w:tcPr>
           <w:p>
             <w:pPr>
               <w:jc w:val="both"/>
               <w:rPr>
-                <w:rFonts w:ascii="Calibri" w:cs="Calibri" w:eastAsia="Calibri" w:hAnsi="Calibri"/>
-                <w:i w:val="1"/>
-                <w:iCs w:val="1"/>
-                <w:color w:val="548dd4"/>
-                <w:sz w:val="18"/>
-                <w:szCs w:val="18"/>
-              </w:rPr>
-            </w:pPr>
-            <w:r>
-              <w:rPr>
-                <w:rtl w:val="0"/>
-              </w:rPr>
+                <w:i w:val="1"/>
+                <w:iCs w:val="1"/>
+                <w:color w:val="548dd4"/>
+                <w:sz w:val="18"/>
+                <w:szCs w:val="18"/>
+              </w:rPr>
+            </w:pPr>
+            <w:r>
+              <w:rPr>
+                <w:i w:val="1"/>
+                <w:iCs w:val="1"/>
+                <w:color w:val="548dd4"/>
+                <w:sz w:val="18"/>
+                <w:szCs w:val="18"/>
+                <w:rtl w:val="0"/>
+              </w:rPr>
+              <w:t xml:space="preserve">27/09 al 10/10</w:t>
             </w:r>
           </w:p>
         </w:tc>
         <w:tc>
           <w:tcPr>
             <w:tcBorders>
-              <w:left w:color="ffffff" w:space="0" w:sz="4" w:val="single"/>
+              <w:left w:color="666666" w:space="0" w:sz="4" w:val="single"/>
             </w:tcBorders>
             <w:shd w:fill="d9d9d9" w:val="clear"/>
           </w:tcPr>
@@ -5344,39 +7251,1244 @@
             <w:pPr>
               <w:jc w:val="both"/>
               <w:rPr>
-                <w:rFonts w:ascii="Calibri" w:cs="Calibri" w:eastAsia="Calibri" w:hAnsi="Calibri"/>
-                <w:i w:val="1"/>
-                <w:iCs w:val="1"/>
-                <w:color w:val="548dd4"/>
-                <w:sz w:val="18"/>
-                <w:szCs w:val="18"/>
-              </w:rPr>
-            </w:pPr>
-            <w:r>
-              <w:rPr>
-                <w:rtl w:val="0"/>
-              </w:rPr>
-            </w:r>
-          </w:p>
-        </w:tc>
-        <w:tc>
-          <w:tcPr/>
-          <w:p>
-            <w:pPr>
-              <w:jc w:val="both"/>
-              <w:rPr>
-                <w:rFonts w:ascii="Calibri" w:cs="Calibri" w:eastAsia="Calibri" w:hAnsi="Calibri"/>
-                <w:i w:val="1"/>
-                <w:iCs w:val="1"/>
-                <w:color w:val="548dd4"/>
-                <w:sz w:val="18"/>
-                <w:szCs w:val="18"/>
-              </w:rPr>
-            </w:pPr>
-            <w:r>
-              <w:rPr>
-                <w:rtl w:val="0"/>
-              </w:rPr>
+                <w:i w:val="1"/>
+                <w:iCs w:val="1"/>
+                <w:color w:val="548dd4"/>
+                <w:sz w:val="18"/>
+                <w:szCs w:val="18"/>
+              </w:rPr>
+            </w:pPr>
+            <w:r>
+              <w:rPr>
+                <w:i w:val="1"/>
+                <w:iCs w:val="1"/>
+                <w:color w:val="548dd4"/>
+                <w:sz w:val="18"/>
+                <w:szCs w:val="18"/>
+                <w:rtl w:val="0"/>
+              </w:rPr>
+              <w:t xml:space="preserve">Jurian Soto</w:t>
+            </w:r>
+          </w:p>
+        </w:tc>
+        <w:tc>
+          <w:tcPr/>
+          <w:p>
+            <w:pPr>
+              <w:keepNext w:val="0"/>
+              <w:keepLines w:val="0"/>
+              <w:widowControl w:val="1"/>
+              <w:pBdr>
+                <w:top w:space="0" w:sz="0" w:val="nil"/>
+                <w:left w:space="0" w:sz="0" w:val="nil"/>
+                <w:bottom w:space="0" w:sz="0" w:val="nil"/>
+                <w:right w:space="0" w:sz="0" w:val="nil"/>
+                <w:between w:space="0" w:sz="0" w:val="nil"/>
+              </w:pBdr>
+              <w:shd w:fill="auto" w:val="clear"/>
+              <w:spacing w:after="160" w:before="0" w:line="259" w:lineRule="auto"/>
+              <w:ind w:left="0" w:right="0" w:firstLine="0"/>
+              <w:jc w:val="both"/>
+              <w:rPr>
+                <w:i w:val="1"/>
+                <w:iCs w:val="1"/>
+                <w:color w:val="548dd4"/>
+                <w:sz w:val="18"/>
+                <w:szCs w:val="18"/>
+              </w:rPr>
+            </w:pPr>
+            <w:r>
+              <w:rPr>
+                <w:i w:val="1"/>
+                <w:iCs w:val="1"/>
+                <w:color w:val="548dd4"/>
+                <w:sz w:val="18"/>
+                <w:szCs w:val="18"/>
+                <w:rtl w:val="0"/>
+              </w:rPr>
+              <w:t xml:space="preserve">Se deberán considerar validaciones, autenticación y protección de información del usuario.</w:t>
+            </w:r>
+          </w:p>
+        </w:tc>
+      </w:tr>
+      <w:tr>
+        <w:trPr>
+          <w:cantSplit w:val="0"/>
+          <w:tblHeader w:val="0"/>
+        </w:trPr>
+        <w:tc>
+          <w:tcPr/>
+          <w:p>
+            <w:pPr>
+              <w:jc w:val="both"/>
+              <w:rPr>
+                <w:i w:val="1"/>
+                <w:iCs w:val="1"/>
+                <w:color w:val="548dd4"/>
+                <w:sz w:val="18"/>
+                <w:szCs w:val="18"/>
+              </w:rPr>
+            </w:pPr>
+            <w:r>
+              <w:rPr>
+                <w:i w:val="1"/>
+                <w:iCs w:val="1"/>
+                <w:color w:val="548dd4"/>
+                <w:sz w:val="18"/>
+                <w:szCs w:val="18"/>
+                <w:rtl w:val="0"/>
+              </w:rPr>
+              <w:t xml:space="preserve">Desarrollar soluciones de software para plataformas y dispositivos móviles.</w:t>
+            </w:r>
+          </w:p>
+        </w:tc>
+        <w:tc>
+          <w:tcPr/>
+          <w:p>
+            <w:pPr>
+              <w:jc w:val="both"/>
+              <w:rPr>
+                <w:i w:val="1"/>
+                <w:iCs w:val="1"/>
+                <w:color w:val="548dd4"/>
+                <w:sz w:val="18"/>
+                <w:szCs w:val="18"/>
+              </w:rPr>
+            </w:pPr>
+            <w:r>
+              <w:rPr>
+                <w:i w:val="1"/>
+                <w:iCs w:val="1"/>
+                <w:color w:val="548dd4"/>
+                <w:sz w:val="18"/>
+                <w:szCs w:val="18"/>
+                <w:rtl w:val="0"/>
+              </w:rPr>
+              <w:t xml:space="preserve">Módulo Alimentación e Hidratación</w:t>
+            </w:r>
+          </w:p>
+        </w:tc>
+        <w:tc>
+          <w:tcPr/>
+          <w:p>
+            <w:pPr>
+              <w:jc w:val="both"/>
+              <w:rPr>
+                <w:i w:val="1"/>
+                <w:iCs w:val="1"/>
+                <w:color w:val="548dd4"/>
+                <w:sz w:val="18"/>
+                <w:szCs w:val="18"/>
+              </w:rPr>
+            </w:pPr>
+            <w:r>
+              <w:rPr>
+                <w:i w:val="1"/>
+                <w:iCs w:val="1"/>
+                <w:color w:val="548dd4"/>
+                <w:sz w:val="18"/>
+                <w:szCs w:val="18"/>
+                <w:rtl w:val="0"/>
+              </w:rPr>
+              <w:t xml:space="preserve">Implementar registro de comidas, porciones, hidratación, metas, historial y cálculo de progreso.</w:t>
+            </w:r>
+          </w:p>
+        </w:tc>
+        <w:tc>
+          <w:tcPr/>
+          <w:p>
+            <w:pPr>
+              <w:jc w:val="both"/>
+              <w:rPr>
+                <w:i w:val="1"/>
+                <w:iCs w:val="1"/>
+                <w:color w:val="548dd4"/>
+                <w:sz w:val="18"/>
+                <w:szCs w:val="18"/>
+              </w:rPr>
+            </w:pPr>
+            <w:r>
+              <w:rPr>
+                <w:i w:val="1"/>
+                <w:iCs w:val="1"/>
+                <w:color w:val="548dd4"/>
+                <w:sz w:val="18"/>
+                <w:szCs w:val="18"/>
+                <w:rtl w:val="0"/>
+              </w:rPr>
+              <w:t xml:space="preserve">React Native, JavaScript, Python, base de datos y API REST.</w:t>
+            </w:r>
+          </w:p>
+        </w:tc>
+        <w:tc>
+          <w:tcPr>
+            <w:tcBorders>
+              <w:right w:color="666666" w:space="0" w:sz="4" w:val="single"/>
+            </w:tcBorders>
+          </w:tcPr>
+          <w:p>
+            <w:pPr>
+              <w:jc w:val="both"/>
+              <w:rPr>
+                <w:i w:val="1"/>
+                <w:iCs w:val="1"/>
+                <w:color w:val="548dd4"/>
+                <w:sz w:val="18"/>
+                <w:szCs w:val="18"/>
+              </w:rPr>
+            </w:pPr>
+            <w:r>
+              <w:rPr>
+                <w:i w:val="1"/>
+                <w:iCs w:val="1"/>
+                <w:color w:val="548dd4"/>
+                <w:sz w:val="18"/>
+                <w:szCs w:val="18"/>
+                <w:rtl w:val="0"/>
+              </w:rPr>
+              <w:t xml:space="preserve">11/10 al 24/10</w:t>
+            </w:r>
+          </w:p>
+        </w:tc>
+        <w:tc>
+          <w:tcPr>
+            <w:tcBorders>
+              <w:left w:color="666666" w:space="0" w:sz="4" w:val="single"/>
+            </w:tcBorders>
+            <w:shd w:fill="d9d9d9" w:val="clear"/>
+          </w:tcPr>
+          <w:p>
+            <w:pPr>
+              <w:jc w:val="both"/>
+              <w:rPr>
+                <w:i w:val="1"/>
+                <w:iCs w:val="1"/>
+                <w:color w:val="548dd4"/>
+                <w:sz w:val="18"/>
+                <w:szCs w:val="18"/>
+              </w:rPr>
+            </w:pPr>
+            <w:r>
+              <w:rPr>
+                <w:i w:val="1"/>
+                <w:iCs w:val="1"/>
+                <w:color w:val="548dd4"/>
+                <w:sz w:val="18"/>
+                <w:szCs w:val="18"/>
+                <w:rtl w:val="0"/>
+              </w:rPr>
+              <w:t xml:space="preserve">Jurian Soto</w:t>
+            </w:r>
+          </w:p>
+        </w:tc>
+        <w:tc>
+          <w:tcPr/>
+          <w:p>
+            <w:pPr>
+              <w:jc w:val="both"/>
+              <w:rPr>
+                <w:i w:val="1"/>
+                <w:iCs w:val="1"/>
+                <w:color w:val="548dd4"/>
+                <w:sz w:val="18"/>
+                <w:szCs w:val="18"/>
+              </w:rPr>
+            </w:pPr>
+            <w:r>
+              <w:rPr>
+                <w:i w:val="1"/>
+                <w:iCs w:val="1"/>
+                <w:color w:val="548dd4"/>
+                <w:sz w:val="18"/>
+                <w:szCs w:val="18"/>
+                <w:rtl w:val="0"/>
+              </w:rPr>
+              <w:t xml:space="preserve">La integración entre interfaz, backend y base de datos será fundamental para mantener la consistencia de la información.</w:t>
+            </w:r>
+          </w:p>
+        </w:tc>
+      </w:tr>
+      <w:tr>
+        <w:trPr>
+          <w:cantSplit w:val="0"/>
+          <w:tblHeader w:val="0"/>
+        </w:trPr>
+        <w:tc>
+          <w:tcPr/>
+          <w:p>
+            <w:pPr>
+              <w:jc w:val="both"/>
+              <w:rPr>
+                <w:i w:val="1"/>
+                <w:iCs w:val="1"/>
+                <w:color w:val="548dd4"/>
+                <w:sz w:val="18"/>
+                <w:szCs w:val="18"/>
+              </w:rPr>
+            </w:pPr>
+            <w:r>
+              <w:rPr>
+                <w:i w:val="1"/>
+                <w:iCs w:val="1"/>
+                <w:color w:val="548dd4"/>
+                <w:sz w:val="18"/>
+                <w:szCs w:val="18"/>
+                <w:rtl w:val="0"/>
+              </w:rPr>
+              <w:t xml:space="preserve">Diseñar soluciones mediante bases de datos. Desarrollar soluciones de software innovadoras y de calidad.</w:t>
+            </w:r>
+          </w:p>
+        </w:tc>
+        <w:tc>
+          <w:tcPr/>
+          <w:p>
+            <w:pPr>
+              <w:jc w:val="both"/>
+              <w:rPr>
+                <w:i w:val="1"/>
+                <w:iCs w:val="1"/>
+                <w:color w:val="548dd4"/>
+                <w:sz w:val="18"/>
+                <w:szCs w:val="18"/>
+              </w:rPr>
+            </w:pPr>
+            <w:r>
+              <w:rPr>
+                <w:i w:val="1"/>
+                <w:iCs w:val="1"/>
+                <w:color w:val="548dd4"/>
+                <w:sz w:val="18"/>
+                <w:szCs w:val="18"/>
+                <w:rtl w:val="0"/>
+              </w:rPr>
+              <w:t xml:space="preserve">Módulos Finanzas y Dejar de Fumar</w:t>
+            </w:r>
+          </w:p>
+        </w:tc>
+        <w:tc>
+          <w:tcPr/>
+          <w:p>
+            <w:pPr>
+              <w:jc w:val="both"/>
+              <w:rPr>
+                <w:i w:val="1"/>
+                <w:iCs w:val="1"/>
+                <w:color w:val="548dd4"/>
+                <w:sz w:val="18"/>
+                <w:szCs w:val="18"/>
+              </w:rPr>
+            </w:pPr>
+            <w:r>
+              <w:rPr>
+                <w:i w:val="1"/>
+                <w:iCs w:val="1"/>
+                <w:color w:val="548dd4"/>
+                <w:sz w:val="18"/>
+                <w:szCs w:val="18"/>
+                <w:rtl w:val="0"/>
+              </w:rPr>
+              <w:t xml:space="preserve">Implementar ingresos, egresos, categorías, metas financieras, gastos hormiga, seguimiento del consumo, progreso y ahorro estimado.</w:t>
+            </w:r>
+          </w:p>
+        </w:tc>
+        <w:tc>
+          <w:tcPr/>
+          <w:p>
+            <w:pPr>
+              <w:jc w:val="both"/>
+              <w:rPr>
+                <w:i w:val="1"/>
+                <w:iCs w:val="1"/>
+                <w:color w:val="548dd4"/>
+                <w:sz w:val="18"/>
+                <w:szCs w:val="18"/>
+              </w:rPr>
+            </w:pPr>
+            <w:r>
+              <w:rPr>
+                <w:i w:val="1"/>
+                <w:iCs w:val="1"/>
+                <w:color w:val="548dd4"/>
+                <w:sz w:val="18"/>
+                <w:szCs w:val="18"/>
+                <w:rtl w:val="0"/>
+              </w:rPr>
+              <w:t xml:space="preserve">React Native, Python, JavaScript, base de datos y API REST.</w:t>
+            </w:r>
+          </w:p>
+        </w:tc>
+        <w:tc>
+          <w:tcPr>
+            <w:tcBorders>
+              <w:right w:color="666666" w:space="0" w:sz="4" w:val="single"/>
+            </w:tcBorders>
+          </w:tcPr>
+          <w:p>
+            <w:pPr>
+              <w:jc w:val="both"/>
+              <w:rPr>
+                <w:i w:val="1"/>
+                <w:iCs w:val="1"/>
+                <w:color w:val="548dd4"/>
+                <w:sz w:val="18"/>
+                <w:szCs w:val="18"/>
+              </w:rPr>
+            </w:pPr>
+            <w:r>
+              <w:rPr>
+                <w:i w:val="1"/>
+                <w:iCs w:val="1"/>
+                <w:color w:val="548dd4"/>
+                <w:sz w:val="18"/>
+                <w:szCs w:val="18"/>
+                <w:rtl w:val="0"/>
+              </w:rPr>
+              <w:t xml:space="preserve">25/10 al 07/11</w:t>
+            </w:r>
+          </w:p>
+        </w:tc>
+        <w:tc>
+          <w:tcPr>
+            <w:tcBorders>
+              <w:left w:color="666666" w:space="0" w:sz="4" w:val="single"/>
+            </w:tcBorders>
+            <w:shd w:fill="d9d9d9" w:val="clear"/>
+          </w:tcPr>
+          <w:p>
+            <w:pPr>
+              <w:jc w:val="both"/>
+              <w:rPr>
+                <w:i w:val="1"/>
+                <w:iCs w:val="1"/>
+                <w:color w:val="548dd4"/>
+                <w:sz w:val="18"/>
+                <w:szCs w:val="18"/>
+              </w:rPr>
+            </w:pPr>
+            <w:r>
+              <w:rPr>
+                <w:i w:val="1"/>
+                <w:iCs w:val="1"/>
+                <w:color w:val="548dd4"/>
+                <w:sz w:val="18"/>
+                <w:szCs w:val="18"/>
+                <w:rtl w:val="0"/>
+              </w:rPr>
+              <w:t xml:space="preserve">Jurian Sotoz / Katherine Muñoz</w:t>
+            </w:r>
+          </w:p>
+        </w:tc>
+        <w:tc>
+          <w:tcPr/>
+          <w:p>
+            <w:pPr>
+              <w:jc w:val="both"/>
+              <w:rPr>
+                <w:i w:val="1"/>
+                <w:iCs w:val="1"/>
+                <w:color w:val="548dd4"/>
+                <w:sz w:val="18"/>
+                <w:szCs w:val="18"/>
+              </w:rPr>
+            </w:pPr>
+            <w:r>
+              <w:rPr>
+                <w:i w:val="1"/>
+                <w:iCs w:val="1"/>
+                <w:color w:val="548dd4"/>
+                <w:sz w:val="18"/>
+                <w:szCs w:val="18"/>
+                <w:rtl w:val="0"/>
+              </w:rPr>
+              <w:t xml:space="preserve">Los cálculos e indicadores deberán ser validados para asegurar resultados correctos y coherentes.</w:t>
+            </w:r>
+          </w:p>
+        </w:tc>
+      </w:tr>
+      <w:tr>
+        <w:trPr>
+          <w:cantSplit w:val="0"/>
+          <w:tblHeader w:val="0"/>
+        </w:trPr>
+        <w:tc>
+          <w:tcPr/>
+          <w:p>
+            <w:pPr>
+              <w:jc w:val="both"/>
+              <w:rPr>
+                <w:i w:val="1"/>
+                <w:iCs w:val="1"/>
+                <w:color w:val="548dd4"/>
+                <w:sz w:val="18"/>
+                <w:szCs w:val="18"/>
+              </w:rPr>
+            </w:pPr>
+            <w:r>
+              <w:rPr>
+                <w:i w:val="1"/>
+                <w:iCs w:val="1"/>
+                <w:color w:val="548dd4"/>
+                <w:sz w:val="18"/>
+                <w:szCs w:val="18"/>
+                <w:rtl w:val="0"/>
+              </w:rPr>
+              <w:t xml:space="preserve">Diseñar y desarrollar soluciones de software innovadoras y de calidad.</w:t>
+            </w:r>
+          </w:p>
+        </w:tc>
+        <w:tc>
+          <w:tcPr/>
+          <w:p>
+            <w:pPr>
+              <w:jc w:val="both"/>
+              <w:rPr>
+                <w:i w:val="1"/>
+                <w:iCs w:val="1"/>
+                <w:color w:val="548dd4"/>
+                <w:sz w:val="18"/>
+                <w:szCs w:val="18"/>
+              </w:rPr>
+            </w:pPr>
+            <w:r>
+              <w:rPr>
+                <w:i w:val="1"/>
+                <w:iCs w:val="1"/>
+                <w:color w:val="548dd4"/>
+                <w:sz w:val="18"/>
+                <w:szCs w:val="18"/>
+                <w:rtl w:val="0"/>
+              </w:rPr>
+              <w:t xml:space="preserve">Dashboard y gamificación</w:t>
+            </w:r>
+          </w:p>
+        </w:tc>
+        <w:tc>
+          <w:tcPr/>
+          <w:p>
+            <w:pPr>
+              <w:jc w:val="both"/>
+              <w:rPr>
+                <w:i w:val="1"/>
+                <w:iCs w:val="1"/>
+                <w:color w:val="548dd4"/>
+                <w:sz w:val="18"/>
+                <w:szCs w:val="18"/>
+              </w:rPr>
+            </w:pPr>
+            <w:r>
+              <w:rPr>
+                <w:i w:val="1"/>
+                <w:iCs w:val="1"/>
+                <w:color w:val="548dd4"/>
+                <w:sz w:val="18"/>
+                <w:szCs w:val="18"/>
+                <w:rtl w:val="0"/>
+              </w:rPr>
+              <w:t xml:space="preserve">Desarrollar dashboard general, indicadores, notificaciones, recordatorios, puntos, logros, recompensas, tienda y mascota virtual.</w:t>
+            </w:r>
+          </w:p>
+        </w:tc>
+        <w:tc>
+          <w:tcPr/>
+          <w:p>
+            <w:pPr>
+              <w:jc w:val="both"/>
+              <w:rPr>
+                <w:i w:val="1"/>
+                <w:iCs w:val="1"/>
+                <w:color w:val="548dd4"/>
+                <w:sz w:val="18"/>
+                <w:szCs w:val="18"/>
+              </w:rPr>
+            </w:pPr>
+            <w:r>
+              <w:rPr>
+                <w:i w:val="1"/>
+                <w:iCs w:val="1"/>
+                <w:color w:val="548dd4"/>
+                <w:sz w:val="18"/>
+                <w:szCs w:val="18"/>
+                <w:rtl w:val="0"/>
+              </w:rPr>
+              <w:t xml:space="preserve">React Native, JavaScript, Python, API REST y base de datos.</w:t>
+            </w:r>
+          </w:p>
+        </w:tc>
+        <w:tc>
+          <w:tcPr>
+            <w:tcBorders>
+              <w:right w:color="666666" w:space="0" w:sz="4" w:val="single"/>
+            </w:tcBorders>
+          </w:tcPr>
+          <w:p>
+            <w:pPr>
+              <w:jc w:val="both"/>
+              <w:rPr>
+                <w:i w:val="1"/>
+                <w:iCs w:val="1"/>
+                <w:color w:val="548dd4"/>
+                <w:sz w:val="18"/>
+                <w:szCs w:val="18"/>
+              </w:rPr>
+            </w:pPr>
+            <w:r>
+              <w:rPr>
+                <w:i w:val="1"/>
+                <w:iCs w:val="1"/>
+                <w:color w:val="548dd4"/>
+                <w:sz w:val="18"/>
+                <w:szCs w:val="18"/>
+                <w:rtl w:val="0"/>
+              </w:rPr>
+              <w:t xml:space="preserve">08/11 al 21/11</w:t>
+            </w:r>
+          </w:p>
+        </w:tc>
+        <w:tc>
+          <w:tcPr>
+            <w:tcBorders>
+              <w:left w:color="666666" w:space="0" w:sz="4" w:val="single"/>
+            </w:tcBorders>
+            <w:shd w:fill="d9d9d9" w:val="clear"/>
+          </w:tcPr>
+          <w:p>
+            <w:pPr>
+              <w:jc w:val="both"/>
+              <w:rPr>
+                <w:i w:val="1"/>
+                <w:iCs w:val="1"/>
+                <w:color w:val="548dd4"/>
+                <w:sz w:val="18"/>
+                <w:szCs w:val="18"/>
+              </w:rPr>
+            </w:pPr>
+            <w:r>
+              <w:rPr>
+                <w:i w:val="1"/>
+                <w:iCs w:val="1"/>
+                <w:color w:val="548dd4"/>
+                <w:sz w:val="18"/>
+                <w:szCs w:val="18"/>
+                <w:rtl w:val="0"/>
+              </w:rPr>
+              <w:t xml:space="preserve">Jurian Soto / Darko Rivas</w:t>
+            </w:r>
+          </w:p>
+        </w:tc>
+        <w:tc>
+          <w:tcPr/>
+          <w:p>
+            <w:pPr>
+              <w:jc w:val="both"/>
+              <w:rPr>
+                <w:i w:val="1"/>
+                <w:iCs w:val="1"/>
+                <w:color w:val="548dd4"/>
+                <w:sz w:val="18"/>
+                <w:szCs w:val="18"/>
+              </w:rPr>
+            </w:pPr>
+            <w:r>
+              <w:rPr>
+                <w:i w:val="1"/>
+                <w:iCs w:val="1"/>
+                <w:color w:val="548dd4"/>
+                <w:sz w:val="18"/>
+                <w:szCs w:val="18"/>
+                <w:rtl w:val="0"/>
+              </w:rPr>
+              <w:t xml:space="preserve">La cantidad de funcionalidades puede requerir priorización según el avance alcanzado.</w:t>
+            </w:r>
+          </w:p>
+        </w:tc>
+      </w:tr>
+      <w:tr>
+        <w:trPr>
+          <w:cantSplit w:val="0"/>
+          <w:tblHeader w:val="0"/>
+        </w:trPr>
+        <w:tc>
+          <w:tcPr/>
+          <w:p>
+            <w:pPr>
+              <w:jc w:val="both"/>
+              <w:rPr>
+                <w:i w:val="1"/>
+                <w:iCs w:val="1"/>
+                <w:color w:val="548dd4"/>
+                <w:sz w:val="18"/>
+                <w:szCs w:val="18"/>
+              </w:rPr>
+            </w:pPr>
+            <w:r>
+              <w:rPr>
+                <w:i w:val="1"/>
+                <w:iCs w:val="1"/>
+                <w:color w:val="548dd4"/>
+                <w:sz w:val="18"/>
+                <w:szCs w:val="18"/>
+                <w:rtl w:val="0"/>
+              </w:rPr>
+              <w:t xml:space="preserve">Diseñar soluciones de software considerando estándares, seguridad y calidad.</w:t>
+            </w:r>
+          </w:p>
+        </w:tc>
+        <w:tc>
+          <w:tcPr/>
+          <w:p>
+            <w:pPr>
+              <w:jc w:val="both"/>
+              <w:rPr>
+                <w:i w:val="1"/>
+                <w:iCs w:val="1"/>
+                <w:color w:val="548dd4"/>
+                <w:sz w:val="18"/>
+                <w:szCs w:val="18"/>
+              </w:rPr>
+            </w:pPr>
+            <w:r>
+              <w:rPr>
+                <w:i w:val="1"/>
+                <w:iCs w:val="1"/>
+                <w:color w:val="548dd4"/>
+                <w:sz w:val="18"/>
+                <w:szCs w:val="18"/>
+                <w:rtl w:val="0"/>
+              </w:rPr>
+              <w:t xml:space="preserve">Administración e integración</w:t>
+            </w:r>
+          </w:p>
+        </w:tc>
+        <w:tc>
+          <w:tcPr/>
+          <w:p>
+            <w:pPr>
+              <w:jc w:val="both"/>
+              <w:rPr>
+                <w:i w:val="1"/>
+                <w:iCs w:val="1"/>
+                <w:color w:val="548dd4"/>
+                <w:sz w:val="18"/>
+                <w:szCs w:val="18"/>
+              </w:rPr>
+            </w:pPr>
+            <w:r>
+              <w:rPr>
+                <w:i w:val="1"/>
+                <w:iCs w:val="1"/>
+                <w:color w:val="548dd4"/>
+                <w:sz w:val="18"/>
+                <w:szCs w:val="18"/>
+                <w:rtl w:val="0"/>
+              </w:rPr>
+              <w:t xml:space="preserve">Implementar mantenedores, parámetros, funcionalidades administrativas e integración con servicio externo.</w:t>
+            </w:r>
+          </w:p>
+        </w:tc>
+        <w:tc>
+          <w:tcPr/>
+          <w:p>
+            <w:pPr>
+              <w:jc w:val="both"/>
+              <w:rPr>
+                <w:i w:val="1"/>
+                <w:iCs w:val="1"/>
+                <w:color w:val="548dd4"/>
+                <w:sz w:val="18"/>
+                <w:szCs w:val="18"/>
+              </w:rPr>
+            </w:pPr>
+            <w:r>
+              <w:rPr>
+                <w:i w:val="1"/>
+                <w:iCs w:val="1"/>
+                <w:color w:val="548dd4"/>
+                <w:sz w:val="18"/>
+                <w:szCs w:val="18"/>
+                <w:rtl w:val="0"/>
+              </w:rPr>
+              <w:t xml:space="preserve">Python, API REST, base de datos, GitHub y documentación técnica.</w:t>
+            </w:r>
+          </w:p>
+        </w:tc>
+        <w:tc>
+          <w:tcPr>
+            <w:tcBorders>
+              <w:right w:color="666666" w:space="0" w:sz="4" w:val="single"/>
+            </w:tcBorders>
+          </w:tcPr>
+          <w:p>
+            <w:pPr>
+              <w:jc w:val="both"/>
+              <w:rPr>
+                <w:i w:val="1"/>
+                <w:iCs w:val="1"/>
+                <w:color w:val="548dd4"/>
+                <w:sz w:val="18"/>
+                <w:szCs w:val="18"/>
+              </w:rPr>
+            </w:pPr>
+            <w:r>
+              <w:rPr>
+                <w:i w:val="1"/>
+                <w:iCs w:val="1"/>
+                <w:color w:val="548dd4"/>
+                <w:sz w:val="18"/>
+                <w:szCs w:val="18"/>
+                <w:rtl w:val="0"/>
+              </w:rPr>
+              <w:t xml:space="preserve">22/11 al 28/11</w:t>
+            </w:r>
+          </w:p>
+        </w:tc>
+        <w:tc>
+          <w:tcPr>
+            <w:tcBorders>
+              <w:left w:color="666666" w:space="0" w:sz="4" w:val="single"/>
+            </w:tcBorders>
+            <w:shd w:fill="d9d9d9" w:val="clear"/>
+          </w:tcPr>
+          <w:p>
+            <w:pPr>
+              <w:jc w:val="both"/>
+              <w:rPr>
+                <w:i w:val="1"/>
+                <w:iCs w:val="1"/>
+                <w:color w:val="548dd4"/>
+                <w:sz w:val="18"/>
+                <w:szCs w:val="18"/>
+              </w:rPr>
+            </w:pPr>
+            <w:r>
+              <w:rPr>
+                <w:i w:val="1"/>
+                <w:iCs w:val="1"/>
+                <w:color w:val="548dd4"/>
+                <w:sz w:val="18"/>
+                <w:szCs w:val="18"/>
+                <w:rtl w:val="0"/>
+              </w:rPr>
+              <w:t xml:space="preserve">Jurian Soto / Katherine Muñoz</w:t>
+            </w:r>
+          </w:p>
+        </w:tc>
+        <w:tc>
+          <w:tcPr/>
+          <w:p>
+            <w:pPr>
+              <w:jc w:val="both"/>
+              <w:rPr>
+                <w:i w:val="1"/>
+                <w:iCs w:val="1"/>
+                <w:color w:val="548dd4"/>
+                <w:sz w:val="18"/>
+                <w:szCs w:val="18"/>
+              </w:rPr>
+            </w:pPr>
+            <w:r>
+              <w:rPr>
+                <w:i w:val="1"/>
+                <w:iCs w:val="1"/>
+                <w:color w:val="548dd4"/>
+                <w:sz w:val="18"/>
+                <w:szCs w:val="18"/>
+                <w:rtl w:val="0"/>
+              </w:rPr>
+              <w:t xml:space="preserve">La disponibilidad o comportamiento del servicio externo puede afectar la integración.</w:t>
+            </w:r>
+          </w:p>
+        </w:tc>
+      </w:tr>
+      <w:tr>
+        <w:trPr>
+          <w:cantSplit w:val="0"/>
+          <w:tblHeader w:val="0"/>
+        </w:trPr>
+        <w:tc>
+          <w:tcPr/>
+          <w:p>
+            <w:pPr>
+              <w:jc w:val="both"/>
+              <w:rPr>
+                <w:i w:val="1"/>
+                <w:iCs w:val="1"/>
+                <w:color w:val="548dd4"/>
+                <w:sz w:val="18"/>
+                <w:szCs w:val="18"/>
+              </w:rPr>
+            </w:pPr>
+            <w:r>
+              <w:rPr>
+                <w:i w:val="1"/>
+                <w:iCs w:val="1"/>
+                <w:color w:val="548dd4"/>
+                <w:sz w:val="18"/>
+                <w:szCs w:val="18"/>
+                <w:rtl w:val="0"/>
+              </w:rPr>
+              <w:t xml:space="preserve">Diseñar y desarrollar soluciones de software de calidad aplicando buenas prácticas del ciclo de vida.</w:t>
+            </w:r>
+          </w:p>
+        </w:tc>
+        <w:tc>
+          <w:tcPr/>
+          <w:p>
+            <w:pPr>
+              <w:jc w:val="both"/>
+              <w:rPr>
+                <w:i w:val="1"/>
+                <w:iCs w:val="1"/>
+                <w:color w:val="548dd4"/>
+                <w:sz w:val="18"/>
+                <w:szCs w:val="18"/>
+              </w:rPr>
+            </w:pPr>
+            <w:r>
+              <w:rPr>
+                <w:i w:val="1"/>
+                <w:iCs w:val="1"/>
+                <w:color w:val="548dd4"/>
+                <w:sz w:val="18"/>
+                <w:szCs w:val="18"/>
+                <w:rtl w:val="0"/>
+              </w:rPr>
+              <w:t xml:space="preserve">Pruebas y corrección de defectos</w:t>
+            </w:r>
+          </w:p>
+        </w:tc>
+        <w:tc>
+          <w:tcPr/>
+          <w:p>
+            <w:pPr>
+              <w:jc w:val="both"/>
+              <w:rPr>
+                <w:i w:val="1"/>
+                <w:iCs w:val="1"/>
+                <w:color w:val="548dd4"/>
+                <w:sz w:val="18"/>
+                <w:szCs w:val="18"/>
+              </w:rPr>
+            </w:pPr>
+            <w:r>
+              <w:rPr>
+                <w:i w:val="1"/>
+                <w:iCs w:val="1"/>
+                <w:color w:val="548dd4"/>
+                <w:sz w:val="18"/>
+                <w:szCs w:val="18"/>
+                <w:rtl w:val="0"/>
+              </w:rPr>
+              <w:t xml:space="preserve">Ejecutar pruebas funcionales, de integración y base de datos, registrar defectos y realizar correcciones.</w:t>
+            </w:r>
+          </w:p>
+        </w:tc>
+        <w:tc>
+          <w:tcPr/>
+          <w:p>
+            <w:pPr>
+              <w:jc w:val="both"/>
+              <w:rPr>
+                <w:i w:val="1"/>
+                <w:iCs w:val="1"/>
+                <w:color w:val="548dd4"/>
+                <w:sz w:val="18"/>
+                <w:szCs w:val="18"/>
+              </w:rPr>
+            </w:pPr>
+            <w:r>
+              <w:rPr>
+                <w:i w:val="1"/>
+                <w:iCs w:val="1"/>
+                <w:color w:val="548dd4"/>
+                <w:sz w:val="18"/>
+                <w:szCs w:val="18"/>
+                <w:rtl w:val="0"/>
+              </w:rPr>
+              <w:t xml:space="preserve">Plan de pruebas, matriz de pruebas, aplicación desarrollada, base de datos y registro de defectos.</w:t>
+            </w:r>
+          </w:p>
+        </w:tc>
+        <w:tc>
+          <w:tcPr>
+            <w:tcBorders>
+              <w:right w:color="666666" w:space="0" w:sz="4" w:val="single"/>
+            </w:tcBorders>
+          </w:tcPr>
+          <w:p>
+            <w:pPr>
+              <w:jc w:val="both"/>
+              <w:rPr>
+                <w:i w:val="1"/>
+                <w:iCs w:val="1"/>
+                <w:color w:val="548dd4"/>
+                <w:sz w:val="18"/>
+                <w:szCs w:val="18"/>
+              </w:rPr>
+            </w:pPr>
+            <w:r>
+              <w:rPr>
+                <w:i w:val="1"/>
+                <w:iCs w:val="1"/>
+                <w:color w:val="548dd4"/>
+                <w:sz w:val="18"/>
+                <w:szCs w:val="18"/>
+                <w:rtl w:val="0"/>
+              </w:rPr>
+              <w:t xml:space="preserve">29/11 al 05/12</w:t>
+            </w:r>
+          </w:p>
+        </w:tc>
+        <w:tc>
+          <w:tcPr>
+            <w:tcBorders>
+              <w:left w:color="666666" w:space="0" w:sz="4" w:val="single"/>
+            </w:tcBorders>
+            <w:shd w:fill="d9d9d9" w:val="clear"/>
+          </w:tcPr>
+          <w:p>
+            <w:pPr>
+              <w:jc w:val="both"/>
+              <w:rPr>
+                <w:i w:val="1"/>
+                <w:iCs w:val="1"/>
+                <w:color w:val="548dd4"/>
+                <w:sz w:val="18"/>
+                <w:szCs w:val="18"/>
+              </w:rPr>
+            </w:pPr>
+            <w:r>
+              <w:rPr>
+                <w:i w:val="1"/>
+                <w:iCs w:val="1"/>
+                <w:color w:val="548dd4"/>
+                <w:sz w:val="18"/>
+                <w:szCs w:val="18"/>
+                <w:rtl w:val="0"/>
+              </w:rPr>
+              <w:t xml:space="preserve">Darko Rivas</w:t>
+            </w:r>
+          </w:p>
+        </w:tc>
+        <w:tc>
+          <w:tcPr/>
+          <w:p>
+            <w:pPr>
+              <w:jc w:val="both"/>
+              <w:rPr>
+                <w:i w:val="1"/>
+                <w:iCs w:val="1"/>
+                <w:color w:val="548dd4"/>
+                <w:sz w:val="18"/>
+                <w:szCs w:val="18"/>
+              </w:rPr>
+            </w:pPr>
+            <w:r>
+              <w:rPr>
+                <w:i w:val="1"/>
+                <w:iCs w:val="1"/>
+                <w:color w:val="548dd4"/>
+                <w:sz w:val="18"/>
+                <w:szCs w:val="18"/>
+                <w:rtl w:val="0"/>
+              </w:rPr>
+              <w:t xml:space="preserve">La detección tardía de defectos puede generar retrabajo; las pruebas progresivas ayudan a disminuir este riesgo.</w:t>
+            </w:r>
+          </w:p>
+        </w:tc>
+      </w:tr>
+      <w:tr>
+        <w:trPr>
+          <w:cantSplit w:val="0"/>
+          <w:tblHeader w:val="0"/>
+        </w:trPr>
+        <w:tc>
+          <w:tcPr/>
+          <w:p>
+            <w:pPr>
+              <w:jc w:val="both"/>
+              <w:rPr>
+                <w:i w:val="1"/>
+                <w:iCs w:val="1"/>
+                <w:color w:val="548dd4"/>
+                <w:sz w:val="18"/>
+                <w:szCs w:val="18"/>
+              </w:rPr>
+            </w:pPr>
+            <w:r>
+              <w:rPr>
+                <w:i w:val="1"/>
+                <w:iCs w:val="1"/>
+                <w:color w:val="548dd4"/>
+                <w:sz w:val="18"/>
+                <w:szCs w:val="18"/>
+                <w:rtl w:val="0"/>
+              </w:rPr>
+              <w:t xml:space="preserve">Evaluar y gestionar proyectos informáticos utilizando metodologías y herramientas de gestión.</w:t>
+            </w:r>
+          </w:p>
+        </w:tc>
+        <w:tc>
+          <w:tcPr/>
+          <w:p>
+            <w:pPr>
+              <w:jc w:val="both"/>
+              <w:rPr>
+                <w:i w:val="1"/>
+                <w:iCs w:val="1"/>
+                <w:color w:val="548dd4"/>
+                <w:sz w:val="18"/>
+                <w:szCs w:val="18"/>
+              </w:rPr>
+            </w:pPr>
+            <w:r>
+              <w:rPr>
+                <w:i w:val="1"/>
+                <w:iCs w:val="1"/>
+                <w:color w:val="548dd4"/>
+                <w:sz w:val="18"/>
+                <w:szCs w:val="18"/>
+                <w:rtl w:val="0"/>
+              </w:rPr>
+              <w:t xml:space="preserve">Validación y cierre del proyecto</w:t>
+            </w:r>
+          </w:p>
+        </w:tc>
+        <w:tc>
+          <w:tcPr/>
+          <w:p>
+            <w:pPr>
+              <w:jc w:val="both"/>
+              <w:rPr>
+                <w:i w:val="1"/>
+                <w:iCs w:val="1"/>
+                <w:color w:val="548dd4"/>
+                <w:sz w:val="18"/>
+                <w:szCs w:val="18"/>
+              </w:rPr>
+            </w:pPr>
+            <w:r>
+              <w:rPr>
+                <w:i w:val="1"/>
+                <w:iCs w:val="1"/>
+                <w:color w:val="548dd4"/>
+                <w:sz w:val="18"/>
+                <w:szCs w:val="18"/>
+                <w:rtl w:val="0"/>
+              </w:rPr>
+              <w:t xml:space="preserve">Verificar cumplimiento del alcance, completar documentación final, informe de cierre y entrega del sistema.</w:t>
+            </w:r>
+          </w:p>
+        </w:tc>
+        <w:tc>
+          <w:tcPr/>
+          <w:p>
+            <w:pPr>
+              <w:jc w:val="both"/>
+              <w:rPr>
+                <w:i w:val="1"/>
+                <w:iCs w:val="1"/>
+                <w:color w:val="548dd4"/>
+                <w:sz w:val="18"/>
+                <w:szCs w:val="18"/>
+              </w:rPr>
+            </w:pPr>
+            <w:r>
+              <w:rPr>
+                <w:i w:val="1"/>
+                <w:iCs w:val="1"/>
+                <w:color w:val="548dd4"/>
+                <w:sz w:val="18"/>
+                <w:szCs w:val="18"/>
+                <w:rtl w:val="0"/>
+              </w:rPr>
+              <w:t xml:space="preserve">ERS, requerimientos, control de cambios, evidencias de pruebas y documentación final.</w:t>
+            </w:r>
+          </w:p>
+        </w:tc>
+        <w:tc>
+          <w:tcPr>
+            <w:tcBorders>
+              <w:right w:color="666666" w:space="0" w:sz="4" w:val="single"/>
+            </w:tcBorders>
+          </w:tcPr>
+          <w:p>
+            <w:pPr>
+              <w:jc w:val="both"/>
+              <w:rPr>
+                <w:i w:val="1"/>
+                <w:iCs w:val="1"/>
+                <w:color w:val="548dd4"/>
+                <w:sz w:val="18"/>
+                <w:szCs w:val="18"/>
+              </w:rPr>
+            </w:pPr>
+            <w:r>
+              <w:rPr>
+                <w:i w:val="1"/>
+                <w:iCs w:val="1"/>
+                <w:color w:val="548dd4"/>
+                <w:sz w:val="18"/>
+                <w:szCs w:val="18"/>
+                <w:rtl w:val="0"/>
+              </w:rPr>
+              <w:t xml:space="preserve">06/12 al 09/12</w:t>
+            </w:r>
+          </w:p>
+        </w:tc>
+        <w:tc>
+          <w:tcPr>
+            <w:tcBorders>
+              <w:left w:color="666666" w:space="0" w:sz="4" w:val="single"/>
+            </w:tcBorders>
+            <w:shd w:fill="d9d9d9" w:val="clear"/>
+          </w:tcPr>
+          <w:p>
+            <w:pPr>
+              <w:jc w:val="both"/>
+              <w:rPr>
+                <w:i w:val="1"/>
+                <w:iCs w:val="1"/>
+                <w:color w:val="548dd4"/>
+                <w:sz w:val="18"/>
+                <w:szCs w:val="18"/>
+              </w:rPr>
+            </w:pPr>
+            <w:r>
+              <w:rPr>
+                <w:i w:val="1"/>
+                <w:iCs w:val="1"/>
+                <w:color w:val="548dd4"/>
+                <w:sz w:val="18"/>
+                <w:szCs w:val="18"/>
+                <w:rtl w:val="0"/>
+              </w:rPr>
+              <w:t xml:space="preserve">Katherine Muñoz / Equipo</w:t>
+            </w:r>
+          </w:p>
+        </w:tc>
+        <w:tc>
+          <w:tcPr/>
+          <w:p>
+            <w:pPr>
+              <w:jc w:val="both"/>
+              <w:rPr>
+                <w:i w:val="1"/>
+                <w:iCs w:val="1"/>
+                <w:color w:val="548dd4"/>
+                <w:sz w:val="18"/>
+                <w:szCs w:val="18"/>
+              </w:rPr>
+            </w:pPr>
+            <w:r>
+              <w:rPr>
+                <w:i w:val="1"/>
+                <w:iCs w:val="1"/>
+                <w:color w:val="548dd4"/>
+                <w:sz w:val="18"/>
+                <w:szCs w:val="18"/>
+                <w:rtl w:val="0"/>
+              </w:rPr>
+              <w:t xml:space="preserve">El cierre dependerá de que los requerimientos comprometidos estén implementados, validados y documentados.</w:t>
             </w:r>
           </w:p>
         </w:tc>
@@ -5562,1863 +8674,131 @@
         </w:rPr>
       </w:r>
     </w:p>
-    <w:tbl>
-      <w:tblPr>
-        <w:tblStyle w:val="Table16"/>
-        <w:tblW w:w="10801.999999999998" w:type="dxa"/>
-        <w:jc w:val="left"/>
-        <w:tblInd w:w="-1160.0" w:type="dxa"/>
-        <w:tblBorders>
-          <w:top w:color="bfbfbf" w:space="0" w:sz="4" w:val="single"/>
-          <w:left w:color="bfbfbf" w:space="0" w:sz="4" w:val="single"/>
-          <w:bottom w:color="bfbfbf" w:space="0" w:sz="4" w:val="single"/>
-          <w:right w:color="bfbfbf" w:space="0" w:sz="4" w:val="single"/>
-          <w:insideH w:color="bfbfbf" w:space="0" w:sz="4" w:val="single"/>
-          <w:insideV w:color="bfbfbf" w:space="0" w:sz="4" w:val="single"/>
-        </w:tblBorders>
-        <w:tblLayout w:type="fixed"/>
-        <w:tblLook w:val="0400"/>
-      </w:tblPr>
-      <w:tblGrid>
-        <w:gridCol w:w="1351"/>
-        <w:gridCol w:w="536"/>
-        <w:gridCol w:w="522"/>
-        <w:gridCol w:w="523"/>
-        <w:gridCol w:w="526"/>
-        <w:gridCol w:w="523"/>
-        <w:gridCol w:w="523"/>
-        <w:gridCol w:w="523"/>
-        <w:gridCol w:w="523"/>
-        <w:gridCol w:w="523"/>
-        <w:gridCol w:w="523"/>
-        <w:gridCol w:w="523"/>
-        <w:gridCol w:w="523"/>
-        <w:gridCol w:w="525"/>
-        <w:gridCol w:w="525"/>
-        <w:gridCol w:w="525"/>
-        <w:gridCol w:w="7"/>
-        <w:gridCol w:w="518"/>
-        <w:gridCol w:w="525"/>
-        <w:gridCol w:w="525"/>
-        <w:gridCol w:w="10"/>
-        <w:tblGridChange w:id="0">
-          <w:tblGrid>
-            <w:gridCol w:w="1351"/>
-            <w:gridCol w:w="536"/>
-            <w:gridCol w:w="522"/>
-            <w:gridCol w:w="523"/>
-            <w:gridCol w:w="526"/>
-            <w:gridCol w:w="523"/>
-            <w:gridCol w:w="523"/>
-            <w:gridCol w:w="523"/>
-            <w:gridCol w:w="523"/>
-            <w:gridCol w:w="523"/>
-            <w:gridCol w:w="523"/>
-            <w:gridCol w:w="523"/>
-            <w:gridCol w:w="523"/>
-            <w:gridCol w:w="525"/>
-            <w:gridCol w:w="525"/>
-            <w:gridCol w:w="525"/>
-            <w:gridCol w:w="7"/>
-            <w:gridCol w:w="518"/>
-            <w:gridCol w:w="525"/>
-            <w:gridCol w:w="525"/>
-            <w:gridCol w:w="10"/>
-          </w:tblGrid>
-        </w:tblGridChange>
-      </w:tblGrid>
-      <w:tr>
-        <w:trPr>
-          <w:cantSplit w:val="0"/>
-          <w:trHeight w:val="294" w:hRule="atLeast"/>
-          <w:tblHeader w:val="0"/>
-        </w:trPr>
-        <w:tc>
-          <w:tcPr>
-            <w:vMerge w:val="restart"/>
-          </w:tcPr>
-          <w:p>
-            <w:pPr>
-              <w:spacing w:line="360" w:lineRule="auto"/>
-              <w:jc w:val="both"/>
-              <w:rPr>
-                <w:b w:val="1"/>
-                <w:bCs w:val="1"/>
-                <w:sz w:val="16"/>
-                <w:szCs w:val="16"/>
-              </w:rPr>
-            </w:pPr>
-            <w:r>
-              <w:rPr>
-                <w:b w:val="1"/>
-                <w:bCs w:val="1"/>
-                <w:sz w:val="16"/>
-                <w:szCs w:val="16"/>
-                <w:rtl w:val="0"/>
-              </w:rPr>
-              <w:t xml:space="preserve">Actividad</w:t>
-            </w:r>
-          </w:p>
-        </w:tc>
-        <w:tc>
-          <w:tcPr>
-            <w:gridSpan w:val="4"/>
-            <w:shd w:fill="e2efd9" w:val="clear"/>
-          </w:tcPr>
-          <w:p>
-            <w:pPr>
-              <w:spacing w:line="360" w:lineRule="auto"/>
-              <w:jc w:val="center"/>
-              <w:rPr>
-                <w:b w:val="1"/>
-                <w:bCs w:val="1"/>
-                <w:sz w:val="16"/>
-                <w:szCs w:val="16"/>
-              </w:rPr>
-            </w:pPr>
-            <w:r>
-              <w:rPr>
-                <w:b w:val="1"/>
-                <w:bCs w:val="1"/>
-                <w:sz w:val="16"/>
-                <w:szCs w:val="16"/>
-                <w:rtl w:val="0"/>
-              </w:rPr>
-              <w:t xml:space="preserve">Fase 1</w:t>
-            </w:r>
-          </w:p>
-        </w:tc>
-        <w:tc>
-          <w:tcPr>
-            <w:gridSpan w:val="12"/>
-            <w:shd w:fill="fff2cb" w:val="clear"/>
-          </w:tcPr>
-          <w:p>
-            <w:pPr>
-              <w:spacing w:line="360" w:lineRule="auto"/>
-              <w:jc w:val="center"/>
-              <w:rPr>
-                <w:b w:val="1"/>
-                <w:bCs w:val="1"/>
-                <w:sz w:val="16"/>
-                <w:szCs w:val="16"/>
-              </w:rPr>
-            </w:pPr>
-            <w:r>
-              <w:rPr>
-                <w:b w:val="1"/>
-                <w:bCs w:val="1"/>
-                <w:sz w:val="16"/>
-                <w:szCs w:val="16"/>
-                <w:rtl w:val="0"/>
-              </w:rPr>
-              <w:t xml:space="preserve">Fase 2</w:t>
-            </w:r>
-          </w:p>
-        </w:tc>
-        <w:tc>
-          <w:tcPr>
-            <w:gridSpan w:val="4"/>
-            <w:shd w:fill="fbe4d5" w:val="clear"/>
-          </w:tcPr>
-          <w:p>
-            <w:pPr>
-              <w:spacing w:line="360" w:lineRule="auto"/>
-              <w:jc w:val="center"/>
-              <w:rPr>
-                <w:b w:val="1"/>
-                <w:bCs w:val="1"/>
-                <w:sz w:val="16"/>
-                <w:szCs w:val="16"/>
-              </w:rPr>
-            </w:pPr>
-            <w:r>
-              <w:rPr>
-                <w:b w:val="1"/>
-                <w:bCs w:val="1"/>
-                <w:sz w:val="16"/>
-                <w:szCs w:val="16"/>
-                <w:rtl w:val="0"/>
-              </w:rPr>
-              <w:t xml:space="preserve">Fase 3</w:t>
-            </w:r>
-          </w:p>
-        </w:tc>
-      </w:tr>
-      <w:tr>
-        <w:trPr>
-          <w:cantSplit w:val="0"/>
-          <w:trHeight w:val="303" w:hRule="atLeast"/>
-          <w:tblHeader w:val="0"/>
-        </w:trPr>
-        <w:tc>
-          <w:tcPr>
-            <w:vMerge w:val="continue"/>
-          </w:tcPr>
-          <w:p>
-            <w:pPr>
-              <w:keepNext w:val="0"/>
-              <w:keepLines w:val="0"/>
-              <w:pageBreakBefore w:val="0"/>
-              <w:widowControl w:val="0"/>
-              <w:pBdr>
-                <w:top w:space="0" w:sz="0" w:val="nil"/>
-                <w:left w:space="0" w:sz="0" w:val="nil"/>
-                <w:bottom w:space="0" w:sz="0" w:val="nil"/>
-                <w:right w:space="0" w:sz="0" w:val="nil"/>
-                <w:between w:space="0" w:sz="0" w:val="nil"/>
-              </w:pBdr>
-              <w:shd w:fill="auto" w:val="clear"/>
-              <w:spacing w:after="0" w:before="0" w:line="276" w:lineRule="auto"/>
-              <w:ind w:left="0" w:right="0" w:firstLine="0"/>
-              <w:jc w:val="left"/>
-              <w:rPr>
-                <w:b w:val="1"/>
-                <w:bCs w:val="1"/>
-                <w:sz w:val="16"/>
-                <w:szCs w:val="16"/>
-              </w:rPr>
-            </w:pPr>
-            <w:r>
-              <w:rPr>
-                <w:rtl w:val="0"/>
-              </w:rPr>
-            </w:r>
-          </w:p>
-        </w:tc>
-        <w:tc>
-          <w:tcPr/>
-          <w:p>
-            <w:pPr>
-              <w:spacing w:line="360" w:lineRule="auto"/>
-              <w:jc w:val="center"/>
-              <w:rPr>
-                <w:b w:val="1"/>
-                <w:bCs w:val="1"/>
-                <w:sz w:val="16"/>
-                <w:szCs w:val="16"/>
-              </w:rPr>
-            </w:pPr>
-            <w:r>
-              <w:rPr>
-                <w:b w:val="1"/>
-                <w:bCs w:val="1"/>
-                <w:sz w:val="16"/>
-                <w:szCs w:val="16"/>
-                <w:rtl w:val="0"/>
-              </w:rPr>
-              <w:t xml:space="preserve">S 1</w:t>
-            </w:r>
-          </w:p>
-        </w:tc>
-        <w:tc>
-          <w:tcPr/>
-          <w:p>
-            <w:pPr>
-              <w:spacing w:line="360" w:lineRule="auto"/>
-              <w:jc w:val="center"/>
-              <w:rPr>
-                <w:b w:val="1"/>
-                <w:bCs w:val="1"/>
-                <w:sz w:val="16"/>
-                <w:szCs w:val="16"/>
-              </w:rPr>
-            </w:pPr>
-            <w:r>
-              <w:rPr>
-                <w:b w:val="1"/>
-                <w:bCs w:val="1"/>
-                <w:sz w:val="16"/>
-                <w:szCs w:val="16"/>
-                <w:rtl w:val="0"/>
-              </w:rPr>
-              <w:t xml:space="preserve">S 2</w:t>
-            </w:r>
-          </w:p>
-        </w:tc>
-        <w:tc>
-          <w:tcPr/>
-          <w:p>
-            <w:pPr>
-              <w:spacing w:line="360" w:lineRule="auto"/>
-              <w:jc w:val="center"/>
-              <w:rPr>
-                <w:b w:val="1"/>
-                <w:bCs w:val="1"/>
-                <w:sz w:val="16"/>
-                <w:szCs w:val="16"/>
-              </w:rPr>
-            </w:pPr>
-            <w:r>
-              <w:rPr>
-                <w:b w:val="1"/>
-                <w:bCs w:val="1"/>
-                <w:sz w:val="16"/>
-                <w:szCs w:val="16"/>
-                <w:rtl w:val="0"/>
-              </w:rPr>
-              <w:t xml:space="preserve">S 3</w:t>
-            </w:r>
-          </w:p>
-        </w:tc>
-        <w:tc>
-          <w:tcPr/>
-          <w:p>
-            <w:pPr>
-              <w:spacing w:line="360" w:lineRule="auto"/>
-              <w:jc w:val="center"/>
-              <w:rPr>
-                <w:b w:val="1"/>
-                <w:bCs w:val="1"/>
-                <w:sz w:val="16"/>
-                <w:szCs w:val="16"/>
-              </w:rPr>
-            </w:pPr>
-            <w:r>
-              <w:rPr>
-                <w:b w:val="1"/>
-                <w:bCs w:val="1"/>
-                <w:sz w:val="16"/>
-                <w:szCs w:val="16"/>
-                <w:rtl w:val="0"/>
-              </w:rPr>
-              <w:t xml:space="preserve">S 4</w:t>
-            </w:r>
-          </w:p>
-        </w:tc>
-        <w:tc>
-          <w:tcPr/>
-          <w:p>
-            <w:pPr>
-              <w:spacing w:line="360" w:lineRule="auto"/>
-              <w:jc w:val="center"/>
-              <w:rPr>
-                <w:b w:val="1"/>
-                <w:bCs w:val="1"/>
-                <w:sz w:val="16"/>
-                <w:szCs w:val="16"/>
-              </w:rPr>
-            </w:pPr>
-            <w:r>
-              <w:rPr>
-                <w:b w:val="1"/>
-                <w:bCs w:val="1"/>
-                <w:sz w:val="16"/>
-                <w:szCs w:val="16"/>
-                <w:rtl w:val="0"/>
-              </w:rPr>
-              <w:t xml:space="preserve">S 5</w:t>
-            </w:r>
-          </w:p>
-        </w:tc>
-        <w:tc>
-          <w:tcPr/>
-          <w:p>
-            <w:pPr>
-              <w:spacing w:line="360" w:lineRule="auto"/>
-              <w:jc w:val="center"/>
-              <w:rPr>
-                <w:b w:val="1"/>
-                <w:bCs w:val="1"/>
-                <w:sz w:val="16"/>
-                <w:szCs w:val="16"/>
-              </w:rPr>
-            </w:pPr>
-            <w:r>
-              <w:rPr>
-                <w:b w:val="1"/>
-                <w:bCs w:val="1"/>
-                <w:sz w:val="16"/>
-                <w:szCs w:val="16"/>
-                <w:rtl w:val="0"/>
-              </w:rPr>
-              <w:t xml:space="preserve">S 6</w:t>
-            </w:r>
-          </w:p>
-        </w:tc>
-        <w:tc>
-          <w:tcPr/>
-          <w:p>
-            <w:pPr>
-              <w:spacing w:line="360" w:lineRule="auto"/>
-              <w:jc w:val="center"/>
-              <w:rPr>
-                <w:b w:val="1"/>
-                <w:bCs w:val="1"/>
-                <w:sz w:val="16"/>
-                <w:szCs w:val="16"/>
-              </w:rPr>
-            </w:pPr>
-            <w:r>
-              <w:rPr>
-                <w:b w:val="1"/>
-                <w:bCs w:val="1"/>
-                <w:sz w:val="16"/>
-                <w:szCs w:val="16"/>
-                <w:rtl w:val="0"/>
-              </w:rPr>
-              <w:t xml:space="preserve">S 7</w:t>
-            </w:r>
-          </w:p>
-        </w:tc>
-        <w:tc>
-          <w:tcPr/>
-          <w:p>
-            <w:pPr>
-              <w:spacing w:line="360" w:lineRule="auto"/>
-              <w:jc w:val="center"/>
-              <w:rPr>
-                <w:b w:val="1"/>
-                <w:bCs w:val="1"/>
-                <w:sz w:val="16"/>
-                <w:szCs w:val="16"/>
-              </w:rPr>
-            </w:pPr>
-            <w:r>
-              <w:rPr>
-                <w:b w:val="1"/>
-                <w:bCs w:val="1"/>
-                <w:sz w:val="16"/>
-                <w:szCs w:val="16"/>
-                <w:rtl w:val="0"/>
-              </w:rPr>
-              <w:t xml:space="preserve">S 8</w:t>
-            </w:r>
-          </w:p>
-        </w:tc>
-        <w:tc>
-          <w:tcPr/>
-          <w:p>
-            <w:pPr>
-              <w:spacing w:line="360" w:lineRule="auto"/>
-              <w:jc w:val="center"/>
-              <w:rPr>
-                <w:b w:val="1"/>
-                <w:bCs w:val="1"/>
-                <w:sz w:val="16"/>
-                <w:szCs w:val="16"/>
-              </w:rPr>
-            </w:pPr>
-            <w:r>
-              <w:rPr>
-                <w:b w:val="1"/>
-                <w:bCs w:val="1"/>
-                <w:sz w:val="16"/>
-                <w:szCs w:val="16"/>
-                <w:rtl w:val="0"/>
-              </w:rPr>
-              <w:t xml:space="preserve">S 9</w:t>
-            </w:r>
-          </w:p>
-        </w:tc>
-        <w:tc>
-          <w:tcPr/>
-          <w:p>
-            <w:pPr>
-              <w:spacing w:line="360" w:lineRule="auto"/>
-              <w:jc w:val="center"/>
-              <w:rPr>
-                <w:b w:val="1"/>
-                <w:bCs w:val="1"/>
-                <w:sz w:val="16"/>
-                <w:szCs w:val="16"/>
-              </w:rPr>
-            </w:pPr>
-            <w:r>
-              <w:rPr>
-                <w:b w:val="1"/>
-                <w:bCs w:val="1"/>
-                <w:sz w:val="16"/>
-                <w:szCs w:val="16"/>
-                <w:rtl w:val="0"/>
-              </w:rPr>
-              <w:t xml:space="preserve">S 10</w:t>
-            </w:r>
-          </w:p>
-        </w:tc>
-        <w:tc>
-          <w:tcPr/>
-          <w:p>
-            <w:pPr>
-              <w:spacing w:line="360" w:lineRule="auto"/>
-              <w:jc w:val="center"/>
-              <w:rPr>
-                <w:b w:val="1"/>
-                <w:bCs w:val="1"/>
-                <w:sz w:val="16"/>
-                <w:szCs w:val="16"/>
-              </w:rPr>
-            </w:pPr>
-            <w:r>
-              <w:rPr>
-                <w:b w:val="1"/>
-                <w:bCs w:val="1"/>
-                <w:sz w:val="16"/>
-                <w:szCs w:val="16"/>
-                <w:rtl w:val="0"/>
-              </w:rPr>
-              <w:t xml:space="preserve">S 11</w:t>
-            </w:r>
-          </w:p>
-        </w:tc>
-        <w:tc>
-          <w:tcPr/>
-          <w:p>
-            <w:pPr>
-              <w:spacing w:line="360" w:lineRule="auto"/>
-              <w:jc w:val="center"/>
-              <w:rPr>
-                <w:b w:val="1"/>
-                <w:bCs w:val="1"/>
-                <w:sz w:val="16"/>
-                <w:szCs w:val="16"/>
-              </w:rPr>
-            </w:pPr>
-            <w:r>
-              <w:rPr>
-                <w:b w:val="1"/>
-                <w:bCs w:val="1"/>
-                <w:sz w:val="16"/>
-                <w:szCs w:val="16"/>
-                <w:rtl w:val="0"/>
-              </w:rPr>
-              <w:t xml:space="preserve">S 12</w:t>
-            </w:r>
-          </w:p>
-        </w:tc>
-        <w:tc>
-          <w:tcPr/>
-          <w:p>
-            <w:pPr>
-              <w:spacing w:line="360" w:lineRule="auto"/>
-              <w:jc w:val="center"/>
-              <w:rPr>
-                <w:b w:val="1"/>
-                <w:bCs w:val="1"/>
-                <w:sz w:val="16"/>
-                <w:szCs w:val="16"/>
-              </w:rPr>
-            </w:pPr>
-            <w:r>
-              <w:rPr>
-                <w:b w:val="1"/>
-                <w:bCs w:val="1"/>
-                <w:sz w:val="16"/>
-                <w:szCs w:val="16"/>
-                <w:rtl w:val="0"/>
-              </w:rPr>
-              <w:t xml:space="preserve">S 13</w:t>
-            </w:r>
-          </w:p>
-        </w:tc>
-        <w:tc>
-          <w:tcPr/>
-          <w:p>
-            <w:pPr>
-              <w:spacing w:line="360" w:lineRule="auto"/>
-              <w:jc w:val="center"/>
-              <w:rPr>
-                <w:b w:val="1"/>
-                <w:bCs w:val="1"/>
-                <w:sz w:val="16"/>
-                <w:szCs w:val="16"/>
-              </w:rPr>
-            </w:pPr>
-            <w:r>
-              <w:rPr>
-                <w:b w:val="1"/>
-                <w:bCs w:val="1"/>
-                <w:sz w:val="16"/>
-                <w:szCs w:val="16"/>
-                <w:rtl w:val="0"/>
-              </w:rPr>
-              <w:t xml:space="preserve">S 14</w:t>
-            </w:r>
-          </w:p>
-        </w:tc>
-        <w:tc>
-          <w:tcPr/>
-          <w:p>
-            <w:pPr>
-              <w:spacing w:line="360" w:lineRule="auto"/>
-              <w:jc w:val="center"/>
-              <w:rPr>
-                <w:b w:val="1"/>
-                <w:bCs w:val="1"/>
-                <w:sz w:val="16"/>
-                <w:szCs w:val="16"/>
-              </w:rPr>
-            </w:pPr>
-            <w:r>
-              <w:rPr>
-                <w:b w:val="1"/>
-                <w:bCs w:val="1"/>
-                <w:sz w:val="16"/>
-                <w:szCs w:val="16"/>
-                <w:rtl w:val="0"/>
-              </w:rPr>
-              <w:t xml:space="preserve">S 15</w:t>
-            </w:r>
-          </w:p>
-        </w:tc>
-        <w:tc>
-          <w:tcPr>
-            <w:gridSpan w:val="2"/>
-          </w:tcPr>
-          <w:p>
-            <w:pPr>
-              <w:spacing w:line="360" w:lineRule="auto"/>
-              <w:jc w:val="center"/>
-              <w:rPr>
-                <w:b w:val="1"/>
-                <w:bCs w:val="1"/>
-                <w:sz w:val="16"/>
-                <w:szCs w:val="16"/>
-              </w:rPr>
-            </w:pPr>
-            <w:r>
-              <w:rPr>
-                <w:b w:val="1"/>
-                <w:bCs w:val="1"/>
-                <w:sz w:val="16"/>
-                <w:szCs w:val="16"/>
-                <w:rtl w:val="0"/>
-              </w:rPr>
-              <w:t xml:space="preserve">S 16</w:t>
-            </w:r>
-          </w:p>
-        </w:tc>
-        <w:tc>
-          <w:tcPr/>
-          <w:p>
-            <w:pPr>
-              <w:spacing w:line="360" w:lineRule="auto"/>
-              <w:jc w:val="center"/>
-              <w:rPr>
-                <w:b w:val="1"/>
-                <w:bCs w:val="1"/>
-                <w:sz w:val="16"/>
-                <w:szCs w:val="16"/>
-              </w:rPr>
-            </w:pPr>
-            <w:r>
-              <w:rPr>
-                <w:b w:val="1"/>
-                <w:bCs w:val="1"/>
-                <w:sz w:val="16"/>
-                <w:szCs w:val="16"/>
-                <w:rtl w:val="0"/>
-              </w:rPr>
-              <w:t xml:space="preserve">S 17</w:t>
-            </w:r>
-          </w:p>
-        </w:tc>
-        <w:tc>
-          <w:tcPr/>
-          <w:p>
-            <w:pPr>
-              <w:spacing w:line="360" w:lineRule="auto"/>
-              <w:jc w:val="center"/>
-              <w:rPr>
-                <w:b w:val="1"/>
-                <w:bCs w:val="1"/>
-                <w:sz w:val="16"/>
-                <w:szCs w:val="16"/>
-              </w:rPr>
-            </w:pPr>
-            <w:r>
-              <w:rPr>
-                <w:b w:val="1"/>
-                <w:bCs w:val="1"/>
-                <w:sz w:val="16"/>
-                <w:szCs w:val="16"/>
-                <w:rtl w:val="0"/>
-              </w:rPr>
-              <w:t xml:space="preserve">S 18</w:t>
-            </w:r>
-          </w:p>
-        </w:tc>
-      </w:tr>
-      <w:tr>
-        <w:trPr>
-          <w:cantSplit w:val="0"/>
-          <w:trHeight w:val="294" w:hRule="atLeast"/>
-          <w:tblHeader w:val="0"/>
-        </w:trPr>
-        <w:tc>
-          <w:tcPr/>
-          <w:p>
-            <w:pPr>
-              <w:spacing w:line="360" w:lineRule="auto"/>
-              <w:jc w:val="both"/>
-              <w:rPr>
-                <w:b w:val="1"/>
-                <w:bCs w:val="1"/>
-                <w:sz w:val="16"/>
-                <w:szCs w:val="16"/>
-              </w:rPr>
-            </w:pPr>
-            <w:r>
-              <w:rPr>
-                <w:rFonts w:ascii="Calibri" w:cs="Calibri" w:eastAsia="Calibri" w:hAnsi="Calibri"/>
-                <w:i w:val="1"/>
-                <w:iCs w:val="1"/>
-                <w:color w:val="548dd4"/>
-                <w:sz w:val="16"/>
-                <w:szCs w:val="16"/>
-                <w:rtl w:val="0"/>
-              </w:rPr>
-              <w:t xml:space="preserve">Describe actividades del punto anterior</w:t>
-            </w:r>
-            <w:r>
-              <w:rPr>
-                <w:rtl w:val="0"/>
-              </w:rPr>
-            </w:r>
-          </w:p>
-        </w:tc>
-        <w:tc>
-          <w:tcPr/>
-          <w:p>
-            <w:pPr>
-              <w:spacing w:line="360" w:lineRule="auto"/>
-              <w:jc w:val="both"/>
-              <w:rPr>
-                <w:b w:val="1"/>
-                <w:bCs w:val="1"/>
-                <w:sz w:val="16"/>
-                <w:szCs w:val="16"/>
-              </w:rPr>
-            </w:pPr>
-            <w:r>
-              <w:rPr>
-                <w:rtl w:val="0"/>
-              </w:rPr>
-            </w:r>
-          </w:p>
-        </w:tc>
-        <w:tc>
-          <w:tcPr/>
-          <w:p>
-            <w:pPr>
-              <w:spacing w:line="360" w:lineRule="auto"/>
-              <w:jc w:val="both"/>
-              <w:rPr>
-                <w:b w:val="1"/>
-                <w:bCs w:val="1"/>
-                <w:sz w:val="16"/>
-                <w:szCs w:val="16"/>
-              </w:rPr>
-            </w:pPr>
-            <w:r>
-              <w:rPr>
-                <w:rtl w:val="0"/>
-              </w:rPr>
-            </w:r>
-          </w:p>
-        </w:tc>
-        <w:tc>
-          <w:tcPr/>
-          <w:p>
-            <w:pPr>
-              <w:spacing w:line="360" w:lineRule="auto"/>
-              <w:jc w:val="both"/>
-              <w:rPr>
-                <w:b w:val="1"/>
-                <w:bCs w:val="1"/>
-                <w:sz w:val="16"/>
-                <w:szCs w:val="16"/>
-              </w:rPr>
-            </w:pPr>
-            <w:r>
-              <w:rPr>
-                <w:rtl w:val="0"/>
-              </w:rPr>
-            </w:r>
-          </w:p>
-        </w:tc>
-        <w:tc>
-          <w:tcPr/>
-          <w:p>
-            <w:pPr>
-              <w:spacing w:line="360" w:lineRule="auto"/>
-              <w:jc w:val="both"/>
-              <w:rPr>
-                <w:b w:val="1"/>
-                <w:bCs w:val="1"/>
-                <w:sz w:val="16"/>
-                <w:szCs w:val="16"/>
-              </w:rPr>
-            </w:pPr>
-            <w:r>
-              <w:rPr>
-                <w:rtl w:val="0"/>
-              </w:rPr>
-            </w:r>
-          </w:p>
-        </w:tc>
-        <w:tc>
-          <w:tcPr/>
-          <w:p>
-            <w:pPr>
-              <w:spacing w:line="360" w:lineRule="auto"/>
-              <w:jc w:val="both"/>
-              <w:rPr>
-                <w:b w:val="1"/>
-                <w:bCs w:val="1"/>
-                <w:sz w:val="16"/>
-                <w:szCs w:val="16"/>
-              </w:rPr>
-            </w:pPr>
-            <w:r>
-              <w:rPr>
-                <w:rtl w:val="0"/>
-              </w:rPr>
-            </w:r>
-          </w:p>
-        </w:tc>
-        <w:tc>
-          <w:tcPr/>
-          <w:p>
-            <w:pPr>
-              <w:spacing w:line="360" w:lineRule="auto"/>
-              <w:jc w:val="both"/>
-              <w:rPr>
-                <w:b w:val="1"/>
-                <w:bCs w:val="1"/>
-                <w:sz w:val="16"/>
-                <w:szCs w:val="16"/>
-              </w:rPr>
-            </w:pPr>
-            <w:r>
-              <w:rPr>
-                <w:rtl w:val="0"/>
-              </w:rPr>
-            </w:r>
-          </w:p>
-        </w:tc>
-        <w:tc>
-          <w:tcPr/>
-          <w:p>
-            <w:pPr>
-              <w:spacing w:line="360" w:lineRule="auto"/>
-              <w:jc w:val="both"/>
-              <w:rPr>
-                <w:b w:val="1"/>
-                <w:bCs w:val="1"/>
-                <w:sz w:val="16"/>
-                <w:szCs w:val="16"/>
-              </w:rPr>
-            </w:pPr>
-            <w:r>
-              <w:rPr>
-                <w:rtl w:val="0"/>
-              </w:rPr>
-            </w:r>
-          </w:p>
-        </w:tc>
-        <w:tc>
-          <w:tcPr/>
-          <w:p>
-            <w:pPr>
-              <w:spacing w:line="360" w:lineRule="auto"/>
-              <w:jc w:val="both"/>
-              <w:rPr>
-                <w:b w:val="1"/>
-                <w:bCs w:val="1"/>
-                <w:sz w:val="16"/>
-                <w:szCs w:val="16"/>
-              </w:rPr>
-            </w:pPr>
-            <w:r>
-              <w:rPr>
-                <w:rtl w:val="0"/>
-              </w:rPr>
-            </w:r>
-          </w:p>
-        </w:tc>
-        <w:tc>
-          <w:tcPr/>
-          <w:p>
-            <w:pPr>
-              <w:spacing w:line="360" w:lineRule="auto"/>
-              <w:jc w:val="both"/>
-              <w:rPr>
-                <w:b w:val="1"/>
-                <w:bCs w:val="1"/>
-                <w:sz w:val="16"/>
-                <w:szCs w:val="16"/>
-              </w:rPr>
-            </w:pPr>
-            <w:r>
-              <w:rPr>
-                <w:rtl w:val="0"/>
-              </w:rPr>
-            </w:r>
-          </w:p>
-        </w:tc>
-        <w:tc>
-          <w:tcPr/>
-          <w:p>
-            <w:pPr>
-              <w:spacing w:line="360" w:lineRule="auto"/>
-              <w:jc w:val="both"/>
-              <w:rPr>
-                <w:b w:val="1"/>
-                <w:bCs w:val="1"/>
-                <w:sz w:val="16"/>
-                <w:szCs w:val="16"/>
-              </w:rPr>
-            </w:pPr>
-            <w:r>
-              <w:rPr>
-                <w:rtl w:val="0"/>
-              </w:rPr>
-            </w:r>
-          </w:p>
-        </w:tc>
-        <w:tc>
-          <w:tcPr/>
-          <w:p>
-            <w:pPr>
-              <w:spacing w:line="360" w:lineRule="auto"/>
-              <w:jc w:val="both"/>
-              <w:rPr>
-                <w:b w:val="1"/>
-                <w:bCs w:val="1"/>
-                <w:sz w:val="16"/>
-                <w:szCs w:val="16"/>
-              </w:rPr>
-            </w:pPr>
-            <w:r>
-              <w:rPr>
-                <w:rtl w:val="0"/>
-              </w:rPr>
-            </w:r>
-          </w:p>
-        </w:tc>
-        <w:tc>
-          <w:tcPr/>
-          <w:p>
-            <w:pPr>
-              <w:spacing w:line="360" w:lineRule="auto"/>
-              <w:jc w:val="both"/>
-              <w:rPr>
-                <w:b w:val="1"/>
-                <w:bCs w:val="1"/>
-                <w:sz w:val="16"/>
-                <w:szCs w:val="16"/>
-              </w:rPr>
-            </w:pPr>
-            <w:r>
-              <w:rPr>
-                <w:rtl w:val="0"/>
-              </w:rPr>
-            </w:r>
-          </w:p>
-        </w:tc>
-        <w:tc>
-          <w:tcPr/>
-          <w:p>
-            <w:pPr>
-              <w:spacing w:line="360" w:lineRule="auto"/>
-              <w:jc w:val="both"/>
-              <w:rPr>
-                <w:b w:val="1"/>
-                <w:bCs w:val="1"/>
-                <w:sz w:val="16"/>
-                <w:szCs w:val="16"/>
-              </w:rPr>
-            </w:pPr>
-            <w:r>
-              <w:rPr>
-                <w:rtl w:val="0"/>
-              </w:rPr>
-            </w:r>
-          </w:p>
-        </w:tc>
-        <w:tc>
-          <w:tcPr/>
-          <w:p>
-            <w:pPr>
-              <w:spacing w:line="360" w:lineRule="auto"/>
-              <w:jc w:val="both"/>
-              <w:rPr>
-                <w:b w:val="1"/>
-                <w:bCs w:val="1"/>
-                <w:sz w:val="16"/>
-                <w:szCs w:val="16"/>
-              </w:rPr>
-            </w:pPr>
-            <w:r>
-              <w:rPr>
-                <w:rtl w:val="0"/>
-              </w:rPr>
-            </w:r>
-          </w:p>
-        </w:tc>
-        <w:tc>
-          <w:tcPr/>
-          <w:p>
-            <w:pPr>
-              <w:spacing w:line="360" w:lineRule="auto"/>
-              <w:jc w:val="both"/>
-              <w:rPr>
-                <w:b w:val="1"/>
-                <w:bCs w:val="1"/>
-                <w:sz w:val="16"/>
-                <w:szCs w:val="16"/>
-              </w:rPr>
-            </w:pPr>
-            <w:r>
-              <w:rPr>
-                <w:rtl w:val="0"/>
-              </w:rPr>
-            </w:r>
-          </w:p>
-        </w:tc>
-        <w:tc>
-          <w:tcPr>
-            <w:gridSpan w:val="2"/>
-          </w:tcPr>
-          <w:p>
-            <w:pPr>
-              <w:spacing w:line="360" w:lineRule="auto"/>
-              <w:jc w:val="both"/>
-              <w:rPr>
-                <w:b w:val="1"/>
-                <w:bCs w:val="1"/>
-                <w:sz w:val="16"/>
-                <w:szCs w:val="16"/>
-              </w:rPr>
-            </w:pPr>
-            <w:r>
-              <w:rPr>
-                <w:rtl w:val="0"/>
-              </w:rPr>
-            </w:r>
-          </w:p>
-        </w:tc>
-        <w:tc>
-          <w:tcPr/>
-          <w:p>
-            <w:pPr>
-              <w:spacing w:line="360" w:lineRule="auto"/>
-              <w:jc w:val="both"/>
-              <w:rPr>
-                <w:b w:val="1"/>
-                <w:bCs w:val="1"/>
-                <w:sz w:val="16"/>
-                <w:szCs w:val="16"/>
-              </w:rPr>
-            </w:pPr>
-            <w:r>
-              <w:rPr>
-                <w:rtl w:val="0"/>
-              </w:rPr>
-            </w:r>
-          </w:p>
-        </w:tc>
-        <w:tc>
-          <w:tcPr/>
-          <w:p>
-            <w:pPr>
-              <w:spacing w:line="360" w:lineRule="auto"/>
-              <w:jc w:val="both"/>
-              <w:rPr>
-                <w:b w:val="1"/>
-                <w:bCs w:val="1"/>
-                <w:sz w:val="16"/>
-                <w:szCs w:val="16"/>
-              </w:rPr>
-            </w:pPr>
-            <w:r>
-              <w:rPr>
-                <w:rtl w:val="0"/>
-              </w:rPr>
-            </w:r>
-          </w:p>
-        </w:tc>
-      </w:tr>
-      <w:tr>
-        <w:trPr>
-          <w:cantSplit w:val="0"/>
-          <w:trHeight w:val="303" w:hRule="atLeast"/>
-          <w:tblHeader w:val="0"/>
-        </w:trPr>
-        <w:tc>
-          <w:tcPr/>
-          <w:p>
-            <w:pPr>
-              <w:spacing w:line="360" w:lineRule="auto"/>
-              <w:jc w:val="both"/>
-              <w:rPr>
-                <w:b w:val="1"/>
-                <w:bCs w:val="1"/>
-                <w:sz w:val="16"/>
-                <w:szCs w:val="16"/>
-              </w:rPr>
-            </w:pPr>
-            <w:r>
-              <w:rPr>
-                <w:rtl w:val="0"/>
-              </w:rPr>
-            </w:r>
-          </w:p>
-        </w:tc>
-        <w:tc>
-          <w:tcPr/>
-          <w:p>
-            <w:pPr>
-              <w:spacing w:line="360" w:lineRule="auto"/>
-              <w:jc w:val="both"/>
-              <w:rPr>
-                <w:b w:val="1"/>
-                <w:bCs w:val="1"/>
-                <w:sz w:val="16"/>
-                <w:szCs w:val="16"/>
-              </w:rPr>
-            </w:pPr>
-            <w:r>
-              <w:rPr>
-                <w:rtl w:val="0"/>
-              </w:rPr>
-            </w:r>
-          </w:p>
-        </w:tc>
-        <w:tc>
-          <w:tcPr/>
-          <w:p>
-            <w:pPr>
-              <w:spacing w:line="360" w:lineRule="auto"/>
-              <w:jc w:val="both"/>
-              <w:rPr>
-                <w:b w:val="1"/>
-                <w:bCs w:val="1"/>
-                <w:sz w:val="16"/>
-                <w:szCs w:val="16"/>
-              </w:rPr>
-            </w:pPr>
-            <w:r>
-              <w:rPr>
-                <w:rtl w:val="0"/>
-              </w:rPr>
-            </w:r>
-          </w:p>
-        </w:tc>
-        <w:tc>
-          <w:tcPr/>
-          <w:p>
-            <w:pPr>
-              <w:spacing w:line="360" w:lineRule="auto"/>
-              <w:jc w:val="both"/>
-              <w:rPr>
-                <w:b w:val="1"/>
-                <w:bCs w:val="1"/>
-                <w:sz w:val="16"/>
-                <w:szCs w:val="16"/>
-              </w:rPr>
-            </w:pPr>
-            <w:r>
-              <w:rPr>
-                <w:rtl w:val="0"/>
-              </w:rPr>
-            </w:r>
-          </w:p>
-        </w:tc>
-        <w:tc>
-          <w:tcPr/>
-          <w:p>
-            <w:pPr>
-              <w:spacing w:line="360" w:lineRule="auto"/>
-              <w:jc w:val="both"/>
-              <w:rPr>
-                <w:b w:val="1"/>
-                <w:bCs w:val="1"/>
-                <w:sz w:val="16"/>
-                <w:szCs w:val="16"/>
-              </w:rPr>
-            </w:pPr>
-            <w:r>
-              <w:rPr>
-                <w:rtl w:val="0"/>
-              </w:rPr>
-            </w:r>
-          </w:p>
-        </w:tc>
-        <w:tc>
-          <w:tcPr/>
-          <w:p>
-            <w:pPr>
-              <w:spacing w:line="360" w:lineRule="auto"/>
-              <w:jc w:val="both"/>
-              <w:rPr>
-                <w:b w:val="1"/>
-                <w:bCs w:val="1"/>
-                <w:sz w:val="16"/>
-                <w:szCs w:val="16"/>
-              </w:rPr>
-            </w:pPr>
-            <w:r>
-              <w:rPr>
-                <w:rtl w:val="0"/>
-              </w:rPr>
-            </w:r>
-          </w:p>
-        </w:tc>
-        <w:tc>
-          <w:tcPr/>
-          <w:p>
-            <w:pPr>
-              <w:spacing w:line="360" w:lineRule="auto"/>
-              <w:jc w:val="both"/>
-              <w:rPr>
-                <w:b w:val="1"/>
-                <w:bCs w:val="1"/>
-                <w:sz w:val="16"/>
-                <w:szCs w:val="16"/>
-              </w:rPr>
-            </w:pPr>
-            <w:r>
-              <w:rPr>
-                <w:rtl w:val="0"/>
-              </w:rPr>
-            </w:r>
-          </w:p>
-        </w:tc>
-        <w:tc>
-          <w:tcPr/>
-          <w:p>
-            <w:pPr>
-              <w:spacing w:line="360" w:lineRule="auto"/>
-              <w:jc w:val="both"/>
-              <w:rPr>
-                <w:b w:val="1"/>
-                <w:bCs w:val="1"/>
-                <w:sz w:val="16"/>
-                <w:szCs w:val="16"/>
-              </w:rPr>
-            </w:pPr>
-            <w:r>
-              <w:rPr>
-                <w:rtl w:val="0"/>
-              </w:rPr>
-            </w:r>
-          </w:p>
-        </w:tc>
-        <w:tc>
-          <w:tcPr/>
-          <w:p>
-            <w:pPr>
-              <w:spacing w:line="360" w:lineRule="auto"/>
-              <w:jc w:val="both"/>
-              <w:rPr>
-                <w:b w:val="1"/>
-                <w:bCs w:val="1"/>
-                <w:sz w:val="16"/>
-                <w:szCs w:val="16"/>
-              </w:rPr>
-            </w:pPr>
-            <w:r>
-              <w:rPr>
-                <w:rtl w:val="0"/>
-              </w:rPr>
-            </w:r>
-          </w:p>
-        </w:tc>
-        <w:tc>
-          <w:tcPr/>
-          <w:p>
-            <w:pPr>
-              <w:spacing w:line="360" w:lineRule="auto"/>
-              <w:jc w:val="both"/>
-              <w:rPr>
-                <w:b w:val="1"/>
-                <w:bCs w:val="1"/>
-                <w:sz w:val="16"/>
-                <w:szCs w:val="16"/>
-              </w:rPr>
-            </w:pPr>
-            <w:r>
-              <w:rPr>
-                <w:rtl w:val="0"/>
-              </w:rPr>
-            </w:r>
-          </w:p>
-        </w:tc>
-        <w:tc>
-          <w:tcPr/>
-          <w:p>
-            <w:pPr>
-              <w:spacing w:line="360" w:lineRule="auto"/>
-              <w:jc w:val="both"/>
-              <w:rPr>
-                <w:b w:val="1"/>
-                <w:bCs w:val="1"/>
-                <w:sz w:val="16"/>
-                <w:szCs w:val="16"/>
-              </w:rPr>
-            </w:pPr>
-            <w:r>
-              <w:rPr>
-                <w:rtl w:val="0"/>
-              </w:rPr>
-            </w:r>
-          </w:p>
-        </w:tc>
-        <w:tc>
-          <w:tcPr/>
-          <w:p>
-            <w:pPr>
-              <w:spacing w:line="360" w:lineRule="auto"/>
-              <w:jc w:val="both"/>
-              <w:rPr>
-                <w:b w:val="1"/>
-                <w:bCs w:val="1"/>
-                <w:sz w:val="16"/>
-                <w:szCs w:val="16"/>
-              </w:rPr>
-            </w:pPr>
-            <w:r>
-              <w:rPr>
-                <w:rtl w:val="0"/>
-              </w:rPr>
-            </w:r>
-          </w:p>
-        </w:tc>
-        <w:tc>
-          <w:tcPr/>
-          <w:p>
-            <w:pPr>
-              <w:spacing w:line="360" w:lineRule="auto"/>
-              <w:jc w:val="both"/>
-              <w:rPr>
-                <w:b w:val="1"/>
-                <w:bCs w:val="1"/>
-                <w:sz w:val="16"/>
-                <w:szCs w:val="16"/>
-              </w:rPr>
-            </w:pPr>
-            <w:r>
-              <w:rPr>
-                <w:rtl w:val="0"/>
-              </w:rPr>
-            </w:r>
-          </w:p>
-        </w:tc>
-        <w:tc>
-          <w:tcPr/>
-          <w:p>
-            <w:pPr>
-              <w:spacing w:line="360" w:lineRule="auto"/>
-              <w:jc w:val="both"/>
-              <w:rPr>
-                <w:b w:val="1"/>
-                <w:bCs w:val="1"/>
-                <w:sz w:val="16"/>
-                <w:szCs w:val="16"/>
-              </w:rPr>
-            </w:pPr>
-            <w:r>
-              <w:rPr>
-                <w:rtl w:val="0"/>
-              </w:rPr>
-            </w:r>
-          </w:p>
-        </w:tc>
-        <w:tc>
-          <w:tcPr/>
-          <w:p>
-            <w:pPr>
-              <w:spacing w:line="360" w:lineRule="auto"/>
-              <w:jc w:val="both"/>
-              <w:rPr>
-                <w:b w:val="1"/>
-                <w:bCs w:val="1"/>
-                <w:sz w:val="16"/>
-                <w:szCs w:val="16"/>
-              </w:rPr>
-            </w:pPr>
-            <w:r>
-              <w:rPr>
-                <w:rtl w:val="0"/>
-              </w:rPr>
-            </w:r>
-          </w:p>
-        </w:tc>
-        <w:tc>
-          <w:tcPr/>
-          <w:p>
-            <w:pPr>
-              <w:spacing w:line="360" w:lineRule="auto"/>
-              <w:jc w:val="both"/>
-              <w:rPr>
-                <w:b w:val="1"/>
-                <w:bCs w:val="1"/>
-                <w:sz w:val="16"/>
-                <w:szCs w:val="16"/>
-              </w:rPr>
-            </w:pPr>
-            <w:r>
-              <w:rPr>
-                <w:rtl w:val="0"/>
-              </w:rPr>
-            </w:r>
-          </w:p>
-        </w:tc>
-        <w:tc>
-          <w:tcPr>
-            <w:gridSpan w:val="2"/>
-          </w:tcPr>
-          <w:p>
-            <w:pPr>
-              <w:spacing w:line="360" w:lineRule="auto"/>
-              <w:jc w:val="both"/>
-              <w:rPr>
-                <w:b w:val="1"/>
-                <w:bCs w:val="1"/>
-                <w:sz w:val="16"/>
-                <w:szCs w:val="16"/>
-              </w:rPr>
-            </w:pPr>
-            <w:r>
-              <w:rPr>
-                <w:rtl w:val="0"/>
-              </w:rPr>
-            </w:r>
-          </w:p>
-        </w:tc>
-        <w:tc>
-          <w:tcPr/>
-          <w:p>
-            <w:pPr>
-              <w:spacing w:line="360" w:lineRule="auto"/>
-              <w:jc w:val="both"/>
-              <w:rPr>
-                <w:b w:val="1"/>
-                <w:bCs w:val="1"/>
-                <w:sz w:val="16"/>
-                <w:szCs w:val="16"/>
-              </w:rPr>
-            </w:pPr>
-            <w:r>
-              <w:rPr>
-                <w:rtl w:val="0"/>
-              </w:rPr>
-            </w:r>
-          </w:p>
-        </w:tc>
-        <w:tc>
-          <w:tcPr/>
-          <w:p>
-            <w:pPr>
-              <w:spacing w:line="360" w:lineRule="auto"/>
-              <w:jc w:val="both"/>
-              <w:rPr>
-                <w:b w:val="1"/>
-                <w:bCs w:val="1"/>
-                <w:sz w:val="16"/>
-                <w:szCs w:val="16"/>
-              </w:rPr>
-            </w:pPr>
-            <w:r>
-              <w:rPr>
-                <w:rtl w:val="0"/>
-              </w:rPr>
-            </w:r>
-          </w:p>
-        </w:tc>
-      </w:tr>
-      <w:tr>
-        <w:trPr>
-          <w:cantSplit w:val="0"/>
-          <w:trHeight w:val="294" w:hRule="atLeast"/>
-          <w:tblHeader w:val="0"/>
-        </w:trPr>
-        <w:tc>
-          <w:tcPr/>
-          <w:p>
-            <w:pPr>
-              <w:spacing w:line="360" w:lineRule="auto"/>
-              <w:jc w:val="both"/>
-              <w:rPr>
-                <w:b w:val="1"/>
-                <w:bCs w:val="1"/>
-                <w:sz w:val="16"/>
-                <w:szCs w:val="16"/>
-              </w:rPr>
-            </w:pPr>
-            <w:r>
-              <w:rPr>
-                <w:rtl w:val="0"/>
-              </w:rPr>
-            </w:r>
-          </w:p>
-        </w:tc>
-        <w:tc>
-          <w:tcPr/>
-          <w:p>
-            <w:pPr>
-              <w:spacing w:line="360" w:lineRule="auto"/>
-              <w:jc w:val="both"/>
-              <w:rPr>
-                <w:b w:val="1"/>
-                <w:bCs w:val="1"/>
-                <w:sz w:val="16"/>
-                <w:szCs w:val="16"/>
-              </w:rPr>
-            </w:pPr>
-            <w:r>
-              <w:rPr>
-                <w:rtl w:val="0"/>
-              </w:rPr>
-            </w:r>
-          </w:p>
-        </w:tc>
-        <w:tc>
-          <w:tcPr/>
-          <w:p>
-            <w:pPr>
-              <w:spacing w:line="360" w:lineRule="auto"/>
-              <w:jc w:val="both"/>
-              <w:rPr>
-                <w:b w:val="1"/>
-                <w:bCs w:val="1"/>
-                <w:sz w:val="16"/>
-                <w:szCs w:val="16"/>
-              </w:rPr>
-            </w:pPr>
-            <w:r>
-              <w:rPr>
-                <w:rtl w:val="0"/>
-              </w:rPr>
-            </w:r>
-          </w:p>
-        </w:tc>
-        <w:tc>
-          <w:tcPr/>
-          <w:p>
-            <w:pPr>
-              <w:spacing w:line="360" w:lineRule="auto"/>
-              <w:jc w:val="both"/>
-              <w:rPr>
-                <w:b w:val="1"/>
-                <w:bCs w:val="1"/>
-                <w:sz w:val="16"/>
-                <w:szCs w:val="16"/>
-              </w:rPr>
-            </w:pPr>
-            <w:r>
-              <w:rPr>
-                <w:rtl w:val="0"/>
-              </w:rPr>
-            </w:r>
-          </w:p>
-        </w:tc>
-        <w:tc>
-          <w:tcPr/>
-          <w:p>
-            <w:pPr>
-              <w:spacing w:line="360" w:lineRule="auto"/>
-              <w:jc w:val="both"/>
-              <w:rPr>
-                <w:b w:val="1"/>
-                <w:bCs w:val="1"/>
-                <w:sz w:val="16"/>
-                <w:szCs w:val="16"/>
-              </w:rPr>
-            </w:pPr>
-            <w:r>
-              <w:rPr>
-                <w:rtl w:val="0"/>
-              </w:rPr>
-            </w:r>
-          </w:p>
-        </w:tc>
-        <w:tc>
-          <w:tcPr/>
-          <w:p>
-            <w:pPr>
-              <w:spacing w:line="360" w:lineRule="auto"/>
-              <w:jc w:val="both"/>
-              <w:rPr>
-                <w:b w:val="1"/>
-                <w:bCs w:val="1"/>
-                <w:sz w:val="16"/>
-                <w:szCs w:val="16"/>
-              </w:rPr>
-            </w:pPr>
-            <w:r>
-              <w:rPr>
-                <w:rtl w:val="0"/>
-              </w:rPr>
-            </w:r>
-          </w:p>
-        </w:tc>
-        <w:tc>
-          <w:tcPr/>
-          <w:p>
-            <w:pPr>
-              <w:spacing w:line="360" w:lineRule="auto"/>
-              <w:jc w:val="both"/>
-              <w:rPr>
-                <w:b w:val="1"/>
-                <w:bCs w:val="1"/>
-                <w:sz w:val="16"/>
-                <w:szCs w:val="16"/>
-              </w:rPr>
-            </w:pPr>
-            <w:r>
-              <w:rPr>
-                <w:rtl w:val="0"/>
-              </w:rPr>
-            </w:r>
-          </w:p>
-        </w:tc>
-        <w:tc>
-          <w:tcPr/>
-          <w:p>
-            <w:pPr>
-              <w:spacing w:line="360" w:lineRule="auto"/>
-              <w:jc w:val="both"/>
-              <w:rPr>
-                <w:b w:val="1"/>
-                <w:bCs w:val="1"/>
-                <w:sz w:val="16"/>
-                <w:szCs w:val="16"/>
-              </w:rPr>
-            </w:pPr>
-            <w:r>
-              <w:rPr>
-                <w:rtl w:val="0"/>
-              </w:rPr>
-            </w:r>
-          </w:p>
-        </w:tc>
-        <w:tc>
-          <w:tcPr/>
-          <w:p>
-            <w:pPr>
-              <w:spacing w:line="360" w:lineRule="auto"/>
-              <w:jc w:val="both"/>
-              <w:rPr>
-                <w:b w:val="1"/>
-                <w:bCs w:val="1"/>
-                <w:sz w:val="16"/>
-                <w:szCs w:val="16"/>
-              </w:rPr>
-            </w:pPr>
-            <w:r>
-              <w:rPr>
-                <w:rtl w:val="0"/>
-              </w:rPr>
-            </w:r>
-          </w:p>
-        </w:tc>
-        <w:tc>
-          <w:tcPr/>
-          <w:p>
-            <w:pPr>
-              <w:spacing w:line="360" w:lineRule="auto"/>
-              <w:jc w:val="both"/>
-              <w:rPr>
-                <w:b w:val="1"/>
-                <w:bCs w:val="1"/>
-                <w:sz w:val="16"/>
-                <w:szCs w:val="16"/>
-              </w:rPr>
-            </w:pPr>
-            <w:r>
-              <w:rPr>
-                <w:rtl w:val="0"/>
-              </w:rPr>
-            </w:r>
-          </w:p>
-        </w:tc>
-        <w:tc>
-          <w:tcPr/>
-          <w:p>
-            <w:pPr>
-              <w:spacing w:line="360" w:lineRule="auto"/>
-              <w:jc w:val="both"/>
-              <w:rPr>
-                <w:b w:val="1"/>
-                <w:bCs w:val="1"/>
-                <w:sz w:val="16"/>
-                <w:szCs w:val="16"/>
-              </w:rPr>
-            </w:pPr>
-            <w:r>
-              <w:rPr>
-                <w:rtl w:val="0"/>
-              </w:rPr>
-            </w:r>
-          </w:p>
-        </w:tc>
-        <w:tc>
-          <w:tcPr/>
-          <w:p>
-            <w:pPr>
-              <w:spacing w:line="360" w:lineRule="auto"/>
-              <w:jc w:val="both"/>
-              <w:rPr>
-                <w:b w:val="1"/>
-                <w:bCs w:val="1"/>
-                <w:sz w:val="16"/>
-                <w:szCs w:val="16"/>
-              </w:rPr>
-            </w:pPr>
-            <w:r>
-              <w:rPr>
-                <w:rtl w:val="0"/>
-              </w:rPr>
-            </w:r>
-          </w:p>
-        </w:tc>
-        <w:tc>
-          <w:tcPr/>
-          <w:p>
-            <w:pPr>
-              <w:spacing w:line="360" w:lineRule="auto"/>
-              <w:jc w:val="both"/>
-              <w:rPr>
-                <w:b w:val="1"/>
-                <w:bCs w:val="1"/>
-                <w:sz w:val="16"/>
-                <w:szCs w:val="16"/>
-              </w:rPr>
-            </w:pPr>
-            <w:r>
-              <w:rPr>
-                <w:rtl w:val="0"/>
-              </w:rPr>
-            </w:r>
-          </w:p>
-        </w:tc>
-        <w:tc>
-          <w:tcPr/>
-          <w:p>
-            <w:pPr>
-              <w:spacing w:line="360" w:lineRule="auto"/>
-              <w:jc w:val="both"/>
-              <w:rPr>
-                <w:b w:val="1"/>
-                <w:bCs w:val="1"/>
-                <w:sz w:val="16"/>
-                <w:szCs w:val="16"/>
-              </w:rPr>
-            </w:pPr>
-            <w:r>
-              <w:rPr>
-                <w:rtl w:val="0"/>
-              </w:rPr>
-            </w:r>
-          </w:p>
-        </w:tc>
-        <w:tc>
-          <w:tcPr/>
-          <w:p>
-            <w:pPr>
-              <w:spacing w:line="360" w:lineRule="auto"/>
-              <w:jc w:val="both"/>
-              <w:rPr>
-                <w:b w:val="1"/>
-                <w:bCs w:val="1"/>
-                <w:sz w:val="16"/>
-                <w:szCs w:val="16"/>
-              </w:rPr>
-            </w:pPr>
-            <w:r>
-              <w:rPr>
-                <w:rtl w:val="0"/>
-              </w:rPr>
-            </w:r>
-          </w:p>
-        </w:tc>
-        <w:tc>
-          <w:tcPr/>
-          <w:p>
-            <w:pPr>
-              <w:spacing w:line="360" w:lineRule="auto"/>
-              <w:jc w:val="both"/>
-              <w:rPr>
-                <w:b w:val="1"/>
-                <w:bCs w:val="1"/>
-                <w:sz w:val="16"/>
-                <w:szCs w:val="16"/>
-              </w:rPr>
-            </w:pPr>
-            <w:r>
-              <w:rPr>
-                <w:rtl w:val="0"/>
-              </w:rPr>
-            </w:r>
-          </w:p>
-        </w:tc>
-        <w:tc>
-          <w:tcPr>
-            <w:gridSpan w:val="2"/>
-          </w:tcPr>
-          <w:p>
-            <w:pPr>
-              <w:spacing w:line="360" w:lineRule="auto"/>
-              <w:jc w:val="both"/>
-              <w:rPr>
-                <w:b w:val="1"/>
-                <w:bCs w:val="1"/>
-                <w:sz w:val="16"/>
-                <w:szCs w:val="16"/>
-              </w:rPr>
-            </w:pPr>
-            <w:r>
-              <w:rPr>
-                <w:rtl w:val="0"/>
-              </w:rPr>
-            </w:r>
-          </w:p>
-        </w:tc>
-        <w:tc>
-          <w:tcPr/>
-          <w:p>
-            <w:pPr>
-              <w:spacing w:line="360" w:lineRule="auto"/>
-              <w:jc w:val="both"/>
-              <w:rPr>
-                <w:b w:val="1"/>
-                <w:bCs w:val="1"/>
-                <w:sz w:val="16"/>
-                <w:szCs w:val="16"/>
-              </w:rPr>
-            </w:pPr>
-            <w:r>
-              <w:rPr>
-                <w:rtl w:val="0"/>
-              </w:rPr>
-            </w:r>
-          </w:p>
-        </w:tc>
-        <w:tc>
-          <w:tcPr/>
-          <w:p>
-            <w:pPr>
-              <w:spacing w:line="360" w:lineRule="auto"/>
-              <w:jc w:val="both"/>
-              <w:rPr>
-                <w:b w:val="1"/>
-                <w:bCs w:val="1"/>
-                <w:sz w:val="16"/>
-                <w:szCs w:val="16"/>
-              </w:rPr>
-            </w:pPr>
-            <w:r>
-              <w:rPr>
-                <w:rtl w:val="0"/>
-              </w:rPr>
-            </w:r>
-          </w:p>
-        </w:tc>
-      </w:tr>
-    </w:tbl>
+    <w:p>
+      <w:pPr>
+        <w:spacing w:after="0" w:line="360" w:lineRule="auto"/>
+        <w:jc w:val="both"/>
+        <w:rPr>
+          <w:b w:val="1"/>
+          <w:bCs w:val="1"/>
+          <w:sz w:val="24"/>
+          <w:szCs w:val="24"/>
+        </w:rPr>
+      </w:pPr>
+      <w:r>
+        <w:rPr>
+          <w:b w:val="1"/>
+          <w:bCs w:val="1"/>
+          <w:sz w:val="24"/>
+          <w:szCs w:val="24"/>
+        </w:rPr>
+        <w:drawing>
+          <wp:inline distB="114300" distT="114300" distL="114300" distR="114300">
+            <wp:extent cx="5824487" cy="3174191"/>
+            <wp:effectExtent b="0" l="0" r="0" t="0"/>
+            <wp:docPr id="54" name="image2.png"/>
+            <a:graphic>
+              <a:graphicData uri="http://schemas.openxmlformats.org/drawingml/2006/picture">
+                <pic:pic>
+                  <pic:nvPicPr>
+                    <pic:cNvPr id="0" name="image2.png"/>
+                    <pic:cNvPicPr preferRelativeResize="0"/>
+                  </pic:nvPicPr>
+                  <pic:blipFill>
+                    <a:blip r:embed="rId9"/>
+                    <a:srcRect b="0" l="0" r="0" t="0"/>
+                    <a:stretch>
+                      <a:fillRect/>
+                    </a:stretch>
+                  </pic:blipFill>
+                  <pic:spPr>
+                    <a:xfrm>
+                      <a:off x="0" y="0"/>
+                      <a:ext cx="5824487" cy="3174191"/>
+                    </a:xfrm>
+                    <a:prstGeom prst="rect"/>
+                    <a:ln/>
+                  </pic:spPr>
+                </pic:pic>
+              </a:graphicData>
+            </a:graphic>
+          </wp:inline>
+        </w:drawing>
+      </w:r>
+      <w:r>
+        <w:rPr>
+          <w:rtl w:val="0"/>
+        </w:rPr>
+      </w:r>
+    </w:p>
+    <w:p>
+      <w:pPr>
+        <w:spacing w:after="0" w:line="360" w:lineRule="auto"/>
+        <w:jc w:val="both"/>
+        <w:rPr>
+          <w:b w:val="1"/>
+          <w:bCs w:val="1"/>
+          <w:sz w:val="24"/>
+          <w:szCs w:val="24"/>
+        </w:rPr>
+      </w:pPr>
+      <w:r>
+        <w:rPr>
+          <w:rtl w:val="0"/>
+        </w:rPr>
+      </w:r>
+    </w:p>
+    <w:p>
+      <w:pPr>
+        <w:spacing w:after="0" w:line="360" w:lineRule="auto"/>
+        <w:jc w:val="both"/>
+        <w:rPr>
+          <w:b w:val="1"/>
+          <w:bCs w:val="1"/>
+          <w:sz w:val="24"/>
+          <w:szCs w:val="24"/>
+        </w:rPr>
+      </w:pPr>
+      <w:r>
+        <w:rPr>
+          <w:rtl w:val="0"/>
+        </w:rPr>
+      </w:r>
+    </w:p>
+    <w:p>
+      <w:pPr>
+        <w:spacing w:after="0" w:line="360" w:lineRule="auto"/>
+        <w:jc w:val="both"/>
+        <w:rPr>
+          <w:b w:val="1"/>
+          <w:bCs w:val="1"/>
+          <w:sz w:val="24"/>
+          <w:szCs w:val="24"/>
+        </w:rPr>
+      </w:pPr>
+      <w:r>
+        <w:rPr>
+          <w:rtl w:val="0"/>
+        </w:rPr>
+      </w:r>
+    </w:p>
+    <w:p>
+      <w:pPr>
+        <w:spacing w:after="0" w:line="360" w:lineRule="auto"/>
+        <w:jc w:val="both"/>
+        <w:rPr>
+          <w:b w:val="1"/>
+          <w:bCs w:val="1"/>
+          <w:sz w:val="24"/>
+          <w:szCs w:val="24"/>
+        </w:rPr>
+      </w:pPr>
+      <w:r>
+        <w:rPr>
+          <w:rtl w:val="0"/>
+        </w:rPr>
+      </w:r>
+    </w:p>
     <w:p>
       <w:pPr>
         <w:rPr/>
@@ -7430,13 +8810,29 @@
       </w:r>
     </w:p>
     <w:sectPr>
-      <w:headerReference r:id="rId9" w:type="default"/>
+      <w:headerReference r:id="rId10" w:type="default"/>
+      <w:footerReference r:id="rId11" w:type="default"/>
       <w:pgSz w:h="16838" w:w="11906" w:orient="portrait"/>
       <w:pgMar w:bottom="1417" w:top="1417" w:left="1701" w:right="1701" w:header="708" w:footer="708"/>
       <w:pgNumType w:start="1"/>
     </w:sectPr>
   </w:body>
 </w:document>
+</file>
+
+<file path=word/footer1.xml><?xml version="1.0" encoding="utf-8"?>
+<w:ftr xmlns:mc="http://schemas.openxmlformats.org/markup-compatibility/2006" xmlns:o="urn:schemas-microsoft-com:office:office" xmlns:r="http://schemas.openxmlformats.org/officeDocument/2006/relationships" xmlns:m="http://schemas.openxmlformats.org/officeDocument/2006/math" xmlns:v="urn:schemas-microsoft-com:vml" xmlns:wp="http://schemas.openxmlformats.org/drawingml/2006/wordprocessingDrawing" xmlns:w10="urn:schemas-microsoft-com:office:word" xmlns:w="http://schemas.openxmlformats.org/wordprocessingml/2006/main" xmlns:wne="http://schemas.microsoft.com/office/word/2006/wordml" xmlns:sl="http://schemas.openxmlformats.org/schemaLibrary/2006/main" xmlns:a="http://schemas.openxmlformats.org/drawingml/2006/main" xmlns:pic="http://schemas.openxmlformats.org/drawingml/2006/picture" xmlns:c="http://schemas.openxmlformats.org/drawingml/2006/chart" xmlns:lc="http://schemas.openxmlformats.org/drawingml/2006/lockedCanvas" xmlns:dgm="http://schemas.openxmlformats.org/drawingml/2006/diagram" xmlns:wps="http://schemas.microsoft.com/office/word/2010/wordprocessingShape" xmlns:wpg="http://schemas.microsoft.com/office/word/2010/wordprocessingGroup" xmlns:w14="http://schemas.microsoft.com/office/word/2010/wordml" xmlns:w15="http://schemas.microsoft.com/office/word/2012/wordml" xmlns:w16="http://schemas.microsoft.com/office/word/2018/wordml" xmlns:w16cex="http://schemas.microsoft.com/office/word/2018/wordml/cex" xmlns:w16cid="http://schemas.microsoft.com/office/word/2016/wordml/cid" xmlns="http://schemas.microsoft.com/office/tasks/2019/documenttasks" xmlns:cr="http://schemas.microsoft.com/office/comments/2020/reactions">
+  <w:p>
+    <w:pPr>
+      <w:rPr/>
+    </w:pPr>
+    <w:r>
+      <w:rPr>
+        <w:rtl w:val="0"/>
+      </w:rPr>
+    </w:r>
+  </w:p>
+</w:ftr>
 </file>
 
 <file path=word/footnotes.xml><?xml version="1.0" encoding="utf-8"?>
@@ -7566,7 +8962,7 @@
   </w:p>
   <w:tbl>
     <w:tblPr>
-      <w:tblStyle w:val="Table17"/>
+      <w:tblStyle w:val="Table16"/>
       <w:tblW w:w="9923.0" w:type="dxa"/>
       <w:jc w:val="left"/>
       <w:tblInd w:w="-709.0" w:type="dxa"/>
@@ -7594,7 +8990,7 @@
     <w:tr>
       <w:trPr>
         <w:cantSplit w:val="0"/>
-        <w:trHeight w:val="697" w:hRule="atLeast"/>
+        <w:trHeight w:val="956.2605794270833" w:hRule="atLeast"/>
         <w:tblHeader w:val="0"/>
       </w:trPr>
       <w:tc>
@@ -7683,7 +9079,7 @@
               <wp:inline distB="0" distT="0" distL="0" distR="0">
                 <wp:extent cx="1996440" cy="428625"/>
                 <wp:effectExtent b="0" l="0" r="0" t="0"/>
-                <wp:docPr descr="http://www.duoc.cl/normasgraficas/normasgraficas/marca-duoc/6logo-fondo-transparente/fondo-transparente.png" id="53" name="image1.png"/>
+                <wp:docPr descr="http://www.duoc.cl/normasgraficas/normasgraficas/marca-duoc/6logo-fondo-transparente/fondo-transparente.png" id="55" name="image1.png"/>
                 <a:graphic>
                   <a:graphicData uri="http://schemas.openxmlformats.org/drawingml/2006/picture">
                     <pic:pic>
@@ -7769,6 +9165,116 @@
 <file path=word/numbering.xml><?xml version="1.0" encoding="utf-8"?>
 <w:numbering xmlns:mc="http://schemas.openxmlformats.org/markup-compatibility/2006" xmlns:o="urn:schemas-microsoft-com:office:office" xmlns:r="http://schemas.openxmlformats.org/officeDocument/2006/relationships" xmlns:m="http://schemas.openxmlformats.org/officeDocument/2006/math" xmlns:v="urn:schemas-microsoft-com:vml" xmlns:wp="http://schemas.openxmlformats.org/drawingml/2006/wordprocessingDrawing" xmlns:w10="urn:schemas-microsoft-com:office:word" xmlns:w="http://schemas.openxmlformats.org/wordprocessingml/2006/main" xmlns:wne="http://schemas.microsoft.com/office/word/2006/wordml" xmlns:sl="http://schemas.openxmlformats.org/schemaLibrary/2006/main" xmlns:a="http://schemas.openxmlformats.org/drawingml/2006/main" xmlns:pic="http://schemas.openxmlformats.org/drawingml/2006/picture" xmlns:c="http://schemas.openxmlformats.org/drawingml/2006/chart" xmlns:lc="http://schemas.openxmlformats.org/drawingml/2006/lockedCanvas" xmlns:dgm="http://schemas.openxmlformats.org/drawingml/2006/diagram" xmlns:wps="http://schemas.microsoft.com/office/word/2010/wordprocessingShape" xmlns:wpg="http://schemas.microsoft.com/office/word/2010/wordprocessingGroup" xmlns:w14="http://schemas.microsoft.com/office/word/2010/wordml" xmlns:w15="http://schemas.microsoft.com/office/word/2012/wordml" xmlns:w16="http://schemas.microsoft.com/office/word/2018/wordml" xmlns:w16cex="http://schemas.microsoft.com/office/word/2018/wordml/cex" xmlns:w16cid="http://schemas.microsoft.com/office/word/2016/wordml/cid" xmlns="http://schemas.microsoft.com/office/tasks/2019/documenttasks" xmlns:cr="http://schemas.microsoft.com/office/comments/2020/reactions">
   <w:abstractNum w:abstractNumId="1">
+    <w:lvl w:ilvl="0">
+      <w:start w:val="1"/>
+      <w:numFmt w:val="bullet"/>
+      <w:lvlText w:val="●"/>
+      <w:lvlJc w:val="left"/>
+      <w:pPr>
+        <w:ind w:left="720" w:hanging="360"/>
+      </w:pPr>
+      <w:rPr>
+        <w:u w:val="none"/>
+      </w:rPr>
+    </w:lvl>
+    <w:lvl w:ilvl="1">
+      <w:start w:val="1"/>
+      <w:numFmt w:val="bullet"/>
+      <w:lvlText w:val="○"/>
+      <w:lvlJc w:val="left"/>
+      <w:pPr>
+        <w:ind w:left="1440" w:hanging="360"/>
+      </w:pPr>
+      <w:rPr>
+        <w:u w:val="none"/>
+      </w:rPr>
+    </w:lvl>
+    <w:lvl w:ilvl="2">
+      <w:start w:val="1"/>
+      <w:numFmt w:val="bullet"/>
+      <w:lvlText w:val="■"/>
+      <w:lvlJc w:val="left"/>
+      <w:pPr>
+        <w:ind w:left="2160" w:hanging="360"/>
+      </w:pPr>
+      <w:rPr>
+        <w:u w:val="none"/>
+      </w:rPr>
+    </w:lvl>
+    <w:lvl w:ilvl="3">
+      <w:start w:val="1"/>
+      <w:numFmt w:val="bullet"/>
+      <w:lvlText w:val="●"/>
+      <w:lvlJc w:val="left"/>
+      <w:pPr>
+        <w:ind w:left="2880" w:hanging="360"/>
+      </w:pPr>
+      <w:rPr>
+        <w:u w:val="none"/>
+      </w:rPr>
+    </w:lvl>
+    <w:lvl w:ilvl="4">
+      <w:start w:val="1"/>
+      <w:numFmt w:val="bullet"/>
+      <w:lvlText w:val="○"/>
+      <w:lvlJc w:val="left"/>
+      <w:pPr>
+        <w:ind w:left="3600" w:hanging="360"/>
+      </w:pPr>
+      <w:rPr>
+        <w:u w:val="none"/>
+      </w:rPr>
+    </w:lvl>
+    <w:lvl w:ilvl="5">
+      <w:start w:val="1"/>
+      <w:numFmt w:val="bullet"/>
+      <w:lvlText w:val="■"/>
+      <w:lvlJc w:val="left"/>
+      <w:pPr>
+        <w:ind w:left="4320" w:hanging="360"/>
+      </w:pPr>
+      <w:rPr>
+        <w:u w:val="none"/>
+      </w:rPr>
+    </w:lvl>
+    <w:lvl w:ilvl="6">
+      <w:start w:val="1"/>
+      <w:numFmt w:val="bullet"/>
+      <w:lvlText w:val="●"/>
+      <w:lvlJc w:val="left"/>
+      <w:pPr>
+        <w:ind w:left="5040" w:hanging="360"/>
+      </w:pPr>
+      <w:rPr>
+        <w:u w:val="none"/>
+      </w:rPr>
+    </w:lvl>
+    <w:lvl w:ilvl="7">
+      <w:start w:val="1"/>
+      <w:numFmt w:val="bullet"/>
+      <w:lvlText w:val="○"/>
+      <w:lvlJc w:val="left"/>
+      <w:pPr>
+        <w:ind w:left="5760" w:hanging="360"/>
+      </w:pPr>
+      <w:rPr>
+        <w:u w:val="none"/>
+      </w:rPr>
+    </w:lvl>
+    <w:lvl w:ilvl="8">
+      <w:start w:val="1"/>
+      <w:numFmt w:val="bullet"/>
+      <w:lvlText w:val="■"/>
+      <w:lvlJc w:val="left"/>
+      <w:pPr>
+        <w:ind w:left="6480" w:hanging="360"/>
+      </w:pPr>
+      <w:rPr>
+        <w:u w:val="none"/>
+      </w:rPr>
+    </w:lvl>
+  </w:abstractNum>
+  <w:abstractNum w:abstractNumId="2">
     <w:lvl w:ilvl="0">
       <w:start w:val="1"/>
       <w:numFmt w:val="upperLetter"/>
@@ -7862,200 +9368,11 @@
       <w:rPr/>
     </w:lvl>
   </w:abstractNum>
-  <w:abstractNum w:abstractNumId="2">
-    <w:lvl w:ilvl="0">
-      <w:start w:val="1"/>
-      <w:numFmt w:val="decimal"/>
-      <w:lvlText w:val="(%1)"/>
-      <w:lvlJc w:val="left"/>
-      <w:pPr>
-        <w:ind w:left="720" w:hanging="360"/>
-      </w:pPr>
-      <w:rPr/>
-    </w:lvl>
-    <w:lvl w:ilvl="1">
-      <w:start w:val="1"/>
-      <w:numFmt w:val="lowerLetter"/>
-      <w:lvlText w:val="%2."/>
-      <w:lvlJc w:val="left"/>
-      <w:pPr>
-        <w:ind w:left="1440" w:hanging="360"/>
-      </w:pPr>
-      <w:rPr/>
-    </w:lvl>
-    <w:lvl w:ilvl="2">
-      <w:start w:val="1"/>
-      <w:numFmt w:val="lowerRoman"/>
-      <w:lvlText w:val="%3."/>
-      <w:lvlJc w:val="right"/>
-      <w:pPr>
-        <w:ind w:left="2160" w:hanging="180"/>
-      </w:pPr>
-      <w:rPr/>
-    </w:lvl>
-    <w:lvl w:ilvl="3">
-      <w:start w:val="1"/>
-      <w:numFmt w:val="decimal"/>
-      <w:lvlText w:val="%4."/>
-      <w:lvlJc w:val="left"/>
-      <w:pPr>
-        <w:ind w:left="2880" w:hanging="360"/>
-      </w:pPr>
-      <w:rPr/>
-    </w:lvl>
-    <w:lvl w:ilvl="4">
-      <w:start w:val="1"/>
-      <w:numFmt w:val="lowerLetter"/>
-      <w:lvlText w:val="%5."/>
-      <w:lvlJc w:val="left"/>
-      <w:pPr>
-        <w:ind w:left="3600" w:hanging="360"/>
-      </w:pPr>
-      <w:rPr/>
-    </w:lvl>
-    <w:lvl w:ilvl="5">
-      <w:start w:val="1"/>
-      <w:numFmt w:val="lowerRoman"/>
-      <w:lvlText w:val="%6."/>
-      <w:lvlJc w:val="right"/>
-      <w:pPr>
-        <w:ind w:left="4320" w:hanging="180"/>
-      </w:pPr>
-      <w:rPr/>
-    </w:lvl>
-    <w:lvl w:ilvl="6">
-      <w:start w:val="1"/>
-      <w:numFmt w:val="decimal"/>
-      <w:lvlText w:val="%7."/>
-      <w:lvlJc w:val="left"/>
-      <w:pPr>
-        <w:ind w:left="5040" w:hanging="360"/>
-      </w:pPr>
-      <w:rPr/>
-    </w:lvl>
-    <w:lvl w:ilvl="7">
-      <w:start w:val="1"/>
-      <w:numFmt w:val="lowerLetter"/>
-      <w:lvlText w:val="%8."/>
-      <w:lvlJc w:val="left"/>
-      <w:pPr>
-        <w:ind w:left="5760" w:hanging="360"/>
-      </w:pPr>
-      <w:rPr/>
-    </w:lvl>
-    <w:lvl w:ilvl="8">
-      <w:start w:val="1"/>
-      <w:numFmt w:val="lowerRoman"/>
-      <w:lvlText w:val="%9."/>
-      <w:lvlJc w:val="right"/>
-      <w:pPr>
-        <w:ind w:left="6480" w:hanging="180"/>
-      </w:pPr>
-      <w:rPr/>
-    </w:lvl>
-  </w:abstractNum>
-  <w:abstractNum w:abstractNumId="3">
-    <w:lvl w:ilvl="0">
-      <w:start w:val="1"/>
-      <w:numFmt w:val="bullet"/>
-      <w:lvlText w:val="●"/>
-      <w:lvlJc w:val="left"/>
-      <w:pPr>
-        <w:ind w:left="1080" w:hanging="360"/>
-      </w:pPr>
-      <w:rPr>
-        <w:rFonts w:ascii="Noto Sans Symbols" w:cs="Noto Sans Symbols" w:eastAsia="Noto Sans Symbols" w:hAnsi="Noto Sans Symbols"/>
-      </w:rPr>
-    </w:lvl>
-    <w:lvl w:ilvl="1">
-      <w:start w:val="1"/>
-      <w:numFmt w:val="lowerLetter"/>
-      <w:lvlText w:val="%2."/>
-      <w:lvlJc w:val="left"/>
-      <w:pPr>
-        <w:ind w:left="1800" w:hanging="360"/>
-      </w:pPr>
-      <w:rPr/>
-    </w:lvl>
-    <w:lvl w:ilvl="2">
-      <w:start w:val="1"/>
-      <w:numFmt w:val="lowerRoman"/>
-      <w:lvlText w:val="%3."/>
-      <w:lvlJc w:val="right"/>
-      <w:pPr>
-        <w:ind w:left="2520" w:hanging="180"/>
-      </w:pPr>
-      <w:rPr/>
-    </w:lvl>
-    <w:lvl w:ilvl="3">
-      <w:start w:val="1"/>
-      <w:numFmt w:val="decimal"/>
-      <w:lvlText w:val="%4."/>
-      <w:lvlJc w:val="left"/>
-      <w:pPr>
-        <w:ind w:left="3240" w:hanging="360"/>
-      </w:pPr>
-      <w:rPr/>
-    </w:lvl>
-    <w:lvl w:ilvl="4">
-      <w:start w:val="1"/>
-      <w:numFmt w:val="lowerLetter"/>
-      <w:lvlText w:val="%5."/>
-      <w:lvlJc w:val="left"/>
-      <w:pPr>
-        <w:ind w:left="3960" w:hanging="360"/>
-      </w:pPr>
-      <w:rPr/>
-    </w:lvl>
-    <w:lvl w:ilvl="5">
-      <w:start w:val="1"/>
-      <w:numFmt w:val="lowerRoman"/>
-      <w:lvlText w:val="%6."/>
-      <w:lvlJc w:val="right"/>
-      <w:pPr>
-        <w:ind w:left="4680" w:hanging="180"/>
-      </w:pPr>
-      <w:rPr/>
-    </w:lvl>
-    <w:lvl w:ilvl="6">
-      <w:start w:val="1"/>
-      <w:numFmt w:val="decimal"/>
-      <w:lvlText w:val="%7."/>
-      <w:lvlJc w:val="left"/>
-      <w:pPr>
-        <w:ind w:left="5400" w:hanging="360"/>
-      </w:pPr>
-      <w:rPr/>
-    </w:lvl>
-    <w:lvl w:ilvl="7">
-      <w:start w:val="1"/>
-      <w:numFmt w:val="lowerLetter"/>
-      <w:lvlText w:val="%8."/>
-      <w:lvlJc w:val="left"/>
-      <w:pPr>
-        <w:ind w:left="6120" w:hanging="360"/>
-      </w:pPr>
-      <w:rPr/>
-    </w:lvl>
-    <w:lvl w:ilvl="8">
-      <w:start w:val="1"/>
-      <w:numFmt w:val="lowerRoman"/>
-      <w:lvlText w:val="%9."/>
-      <w:lvlJc w:val="right"/>
-      <w:pPr>
-        <w:ind w:left="6840" w:hanging="180"/>
-      </w:pPr>
-      <w:rPr/>
-    </w:lvl>
-  </w:abstractNum>
   <w:num w:numId="1">
     <w:abstractNumId w:val="1"/>
   </w:num>
   <w:num w:numId="2">
     <w:abstractNumId w:val="2"/>
-  </w:num>
-  <w:num w:numId="3">
-    <w:abstractNumId w:val="3"/>
   </w:num>
 </w:numbering>
 </file>
@@ -9051,6 +10368,42 @@
         <w:right w:w="108.0" w:type="dxa"/>
       </w:tblCellMar>
     </w:tblPr>
+    <w:tblStylePr w:type="band1Horz">
+      <w:tcPr/>
+    </w:tblStylePr>
+    <w:tblStylePr w:type="band1Vert">
+      <w:tcPr/>
+    </w:tblStylePr>
+    <w:tblStylePr w:type="band2Horz">
+      <w:tcPr/>
+    </w:tblStylePr>
+    <w:tblStylePr w:type="band2Vert">
+      <w:tcPr/>
+    </w:tblStylePr>
+    <w:tblStylePr w:type="firstCol">
+      <w:tcPr/>
+    </w:tblStylePr>
+    <w:tblStylePr w:type="firstRow">
+      <w:tcPr/>
+    </w:tblStylePr>
+    <w:tblStylePr w:type="lastCol">
+      <w:tcPr/>
+    </w:tblStylePr>
+    <w:tblStylePr w:type="lastRow">
+      <w:tcPr/>
+    </w:tblStylePr>
+    <w:tblStylePr w:type="neCell">
+      <w:tcPr/>
+    </w:tblStylePr>
+    <w:tblStylePr w:type="nwCell">
+      <w:tcPr/>
+    </w:tblStylePr>
+    <w:tblStylePr w:type="seCell">
+      <w:tcPr/>
+    </w:tblStylePr>
+    <w:tblStylePr w:type="swCell">
+      <w:tcPr/>
+    </w:tblStylePr>
   </w:style>
   <w:style w:type="table" w:styleId="Table15">
     <w:basedOn w:val="TableNormal"/>
@@ -9070,23 +10423,6 @@
     </w:tblPr>
   </w:style>
   <w:style w:type="table" w:styleId="Table16">
-    <w:basedOn w:val="TableNormal"/>
-    <w:rPr>
-      <w:sz w:val="22"/>
-      <w:szCs w:val="22"/>
-    </w:rPr>
-    <w:tblPr>
-      <w:tblStyleRowBandSize w:val="1"/>
-      <w:tblStyleColBandSize w:val="1"/>
-      <w:tblCellMar>
-        <w:top w:w="0.0" w:type="dxa"/>
-        <w:left w:w="108.0" w:type="dxa"/>
-        <w:bottom w:w="0.0" w:type="dxa"/>
-        <w:right w:w="108.0" w:type="dxa"/>
-      </w:tblCellMar>
-    </w:tblPr>
-  </w:style>
-  <w:style w:type="table" w:styleId="Table17">
     <w:basedOn w:val="TableNormal"/>
     <w:rPr>
       <w:sz w:val="22"/>
@@ -9378,23 +10714,6 @@
     </w:tblPr>
   </w:style>
   <w:style w:type="table" w:styleId="Table16">
-    <w:basedOn w:val="TableNormal"/>
-    <w:rPr>
-      <w:sz w:val="22"/>
-      <w:szCs w:val="22"/>
-    </w:rPr>
-    <w:tblPr>
-      <w:tblStyleRowBandSize w:val="1"/>
-      <w:tblStyleColBandSize w:val="1"/>
-      <w:tblCellMar>
-        <w:top w:w="0.0" w:type="dxa"/>
-        <w:left w:w="108.0" w:type="dxa"/>
-        <w:bottom w:w="0.0" w:type="dxa"/>
-        <w:right w:w="108.0" w:type="dxa"/>
-      </w:tblCellMar>
-    </w:tblPr>
-  </w:style>
-  <w:style w:type="table" w:styleId="Table17">
     <w:basedOn w:val="TableNormal"/>
     <w:rPr>
       <w:sz w:val="22"/>
@@ -9711,7 +11030,7 @@
 
 <file path=customXML/item1.xml><?xml version="1.0" encoding="utf-8"?>
 <go:gDocsCustomXmlDataStorage xmlns:go="http://customooxmlschemas.google.com/" xmlns:r="http://schemas.openxmlformats.org/officeDocument/2006/relationships" uri="GoogleDocsCustomDataVersion2">
-  <go:docsCustomData xmlns:go="http://customooxmlschemas.google.com/" roundtripDataSignature="AMtx7mjDN4dN51m6TEy7Wl3WB5q7bez2rA==">CgMxLjA4AHIhMUYwSnhZZVlVVGpXbzdvQU1pX2NNT28yVklUZmxmUldi</go:docsCustomData>
+  <go:docsCustomData xmlns:go="http://customooxmlschemas.google.com/" roundtripDataSignature="AMtx7mgy4/jeVBVh7F7bo6xzARFMUtPDhg==">CgMxLjA4AHIhMS1YYVBiRGRNb0szNjRpTlFRdXVfbGFpOE1HSmhZdmE2</go:docsCustomData>
 </go:gDocsCustomXmlDataStorage>
 </file>
 
